--- a/output/paper/Team_17_IEEE_Conference_Paper.docx
+++ b/output/paper/Team_17_IEEE_Conference_Paper.docx
@@ -7,7 +7,7 @@
         <w:pStyle w:val="Title"/>
       </w:pPr>
       <w:r>
-        <w:t>An Auditable Grammar Assisted Hybrid for Aspect Sentiment Analysis of Hotel Reviews</w:t>
+        <w:t>Auditable Aspect Sentiment Analysis of Hotel Reviews with Selective Deep Learning Reanalysis</w:t>
       </w:r>
     </w:p>
     <w:p>
@@ -47,7 +47,7 @@
           <w:color w:val="000000"/>
           <w:sz w:val="18"/>
         </w:rPr>
-        <w:t>Abstract—Hotel reviews often contain different opinions about rooms, staff, food, and services, making a single polarity label insufficient for operational interpretation. This paper presents a compiler-inspired comparison of a controlled SentiWordNet pipeline and an independent grammar-assisted VADER-TextBlob hybrid. The hybrid preserves source text, attaches opinions to six hotel categories using shallow grammatical evidence, and combines lexical scores with explicit contextual rules. A reviewed vocabulary layer supplies guarded canonical scoring copies while retaining original library evidence. Experiments use 100 curated and 200 randomly sampled hotel reviews, a declared SemEval-2015 hotel adaptation, and 3,102 nonblank Booking Italy review bodies for vocabulary development. On 148 eligible sentence-category cases, the expanded hybrid correctly predicts 85 cases against 42 for the baseline: all-case accuracy increases from 28.38% to 57.43%, and macro-F1 from 0.2260 to 0.3999. Category-polarity tuple recall increases while precision decreases. On random reviews, 70/200 hybrid results satisfy heuristic completeness checks. Booking Italy bodies with any scored aspect increase from 84.24% to 87.07%, but only 7.87% are complete. These are development measurements, not unseen-test accuracy. Neutral sentiment and complex attachment remain limitations. The contribution is an auditable integration and evaluation framework rather than a new pretrained model.</w:t>
+        <w:t>Abstract—Hotel reviews contain aspect-specific opinions that lexical rules can leave unresolved. We integrate a SentiWordNet compiler baseline, an independent VADER-TextBlob hybrid, and selective deep learning (DL) reanalysis. Only Partial or Unsupported hybrid reviews enter a category-conditioned MiniLM classifier; Complete results are retained. Both encoder and neural head are fine-tuned using human-labelled hotel sentences. On a declared SemEval-2015 hotel adaptation with 148 eligible sentence-category cases, SentiWordNet and Hybrid achieve 48.65% and 57.43% polarity accuracy and 0.5912 and 0.6450 pair-F1. In a separate mapped Trip-MA experiment, DL routing raises category-polarity micro-F1 from 0.4184 to 0.4993 across 1,474 test segments and from 0.3261 to 0.4813 on 1,113 unresolved segments. Four mapped categories improve, while Facilities declines. Of 456 routed reviews in a 500-review real Booking demonstration, 383 receive accepted categories; these unlabelled counts measure coverage. The applied contribution is independent, evidence-preserving reanalysis with measured recovery and explicit abstentions. Previously inspected benchmarks, approximate category mappings and merged Neutral/Mixed supervision limit generalization; results remain exploratory.</w:t>
       </w:r>
     </w:p>
     <w:p>
@@ -63,7 +63,7 @@
           <w:color w:val="000000"/>
           <w:sz w:val="18"/>
         </w:rPr>
-        <w:t>Index Terms— aspect-based sentiment analysis; hotel reviews; compiler pipeline; SentiWordNet; VADER; TextBlob; reproducible evaluation.</w:t>
+        <w:t>Index Terms— aspect sentiment; hotel reviews; SentiWordNet; VADER; TextBlob; MiniLM; selective deep learning.</w:t>
       </w:r>
     </w:p>
     <w:p>
@@ -80,7 +80,7 @@
           <w:rFonts w:ascii="Times New Roman" w:hAnsi="Times New Roman" w:eastAsia="Times New Roman"/>
           <w:color w:val="000000"/>
         </w:rPr>
-        <w:t>Hotel administrators need to understand which part of a guest experience prompted an opinion. Feature-oriented review summarization addresses this need by associating evaluations with product or service attributes [1]. Document sentiment classification provides a useful overall signal [2], but it can conceal conflicting experiences within a review. A guest may appreciate the room while criticizing staff behavior. Preserving both opinions is more useful than allowing their numerical average to erase the disagreement.</w:t>
+        <w:t>Aspect-based sentiment analysis links opinions to services or attributes [1]; document polarity [2] can conceal conflicting room and staff experiences. Operational systems must also identify language they cannot reliably interpret.</w:t>
       </w:r>
     </w:p>
     <w:p>
@@ -89,7 +89,7 @@
           <w:rFonts w:ascii="Times New Roman" w:hAnsi="Times New Roman" w:eastAsia="Times New Roman"/>
           <w:color w:val="000000"/>
         </w:rPr>
-        <w:t>Our earlier implementation represents hotel-review analysis as a sequence of compiler stages: preprocessing, lexical analysis, syntax analysis, semantic interpretation, lexical scoring, adjustments, and result generation. Its SentiWordNet component uses synset-level sentiment evidence [3]. The controlled grammar makes intermediate decisions inspectable, but also restricts the language that reaches the scorer. Replacing only that scorer cannot recover an opinion that the front end already rejected.</w:t>
+        <w:t>We compare SentiWordNet compiler processing [3] with an independent VADER-TextBlob hybrid [4], [5] across six hotel categories. Both retain source spans, scoring evidence and diagnostics. Different dictionaries, grammars and aspect mappings make this a pipeline comparison. Adapted SemEval annotations [6] supply category/polarity gold.</w:t>
       </w:r>
     </w:p>
     <w:p>
@@ -98,16 +98,7 @@
           <w:rFonts w:ascii="Times New Roman" w:hAnsi="Times New Roman" w:eastAsia="Times New Roman"/>
           <w:color w:val="000000"/>
         </w:rPr>
-        <w:t>This work therefore constructs a second, independent pipeline. VADER supplies valence-sensitive lexical sentiment rules [4], while TextBlob's Pattern-based language facilities provide grammatical evidence [5]. Both pipelines retain the same six project categories: Room, Staff, Service, Food, Cleanliness, and Facilities. They receive the same review text but may produce different aspect records. Evaluation uses a documented mapping of SemEval hotel annotations [6], without substituting whole-review sentiment for a missing aspect prediction.</w:t>
-      </w:r>
-    </w:p>
-    <w:p>
-      <w:r>
-        <w:rPr>
-          <w:rFonts w:ascii="Times New Roman" w:hAnsi="Times New Roman" w:eastAsia="Times New Roman"/>
-          <w:color w:val="000000"/>
-        </w:rPr>
-        <w:t>The engineering contributions are an independent grammatical attachment stage, evidence-aware VADER-TextBlob integration, a reviewed vocabulary layer with retained original evidence, and a source-preserving experimental interface. The expanded hybrid recognizes 671 aspect phrases and 497 reviewed lexical forms without changing the native sentiment dictionaries or the baseline. The framework separates unavailable predictions from neutral sentiment, retains conflicting polarity as Mixed, and provides one tabular result per submitted review. This comparison evaluates complete pipelines; it does not establish that tool recency or averaging alone improves sentiment analysis. All benchmark results are development measurements rather than a claim of unseen generalization.</w:t>
+        <w:t>For unresolved reviews, a fine-tuned transformer independently reads the original text and replaces the selected Hybrid result. Complete results and original lexical evidence are retained. Our applied contribution is source-preserving integration with measured recovery and regression; sentence-pair classification and fallback routing are established techniques.</w:t>
       </w:r>
     </w:p>
     <w:p>
@@ -132,34 +123,7 @@
           <w:rFonts w:ascii="Times New Roman" w:hAnsi="Times New Roman" w:eastAsia="Times New Roman"/>
           <w:color w:val="000000"/>
         </w:rPr>
-        <w:t>Early work demonstrated that adjective orientation can be inferred using conjunction constraints. Hatzivassiloglou and McKeown [7] modeled relationships between coordinated adjectives, motivating attention to grammatical context rather than isolated word counts. Turney [8] estimated review orientation from adjective- and adverb-containing phrases using an unsupervised association method. These studies establish complementary roles for lexical orientation and phrase selection; the present implementation uses fixed dictionaries and shallow grammatical attachment rather than reproducing their learning procedures.</w:t>
-      </w:r>
-    </w:p>
-    <w:p>
-      <w:r>
-        <w:rPr>
-          <w:rFonts w:ascii="Times New Roman" w:hAnsi="Times New Roman" w:eastAsia="Times New Roman"/>
-          <w:color w:val="000000"/>
-        </w:rPr>
-        <w:t>Wilson, Wiebe, and Hoffmann [9] distinguished prior word polarity from polarity in context, including the distinction between neutral and polar expressions. Taboada et al. [10] described SO-CAL, which combines lexical orientation with intensification and negation. These findings motivate retaining modifiers and explicit uncertainty in our intermediate records. Esuli and Sebastiani [11] introduced SentiWordNet's positive, negative, and objective synset evidence; its later release [3] refined automatic annotation of WordNet senses. A synset resource nevertheless requires a sense-selection policy when incorporated into a domain application.</w:t>
-      </w:r>
-    </w:p>
-    <w:p>
-      <w:r>
-        <w:rPr>
-          <w:rFonts w:ascii="Times New Roman" w:hAnsi="Times New Roman" w:eastAsia="Times New Roman"/>
-          <w:color w:val="000000"/>
-        </w:rPr>
-        <w:t>VADER [4] combines a human-rated sentiment lexicon with rules for text cues such as negation, emphasis, and degree modifiers. It is relevant to informal feedback, but it is not itself a hotel-aspect extractor. The NRC-Canada system [12] illustrates another use of lexical features within supervised tweet classification. Its architecture should not be conflated with our rule-based fusion. Pattern [5] offers a practical language-processing toolkit from which TextBlob exposes grammatical and sentiment components.</w:t>
-      </w:r>
-    </w:p>
-    <w:p>
-      <w:r>
-        <w:rPr>
-          <w:rFonts w:ascii="Times New Roman" w:hAnsi="Times New Roman" w:eastAsia="Times New Roman"/>
-          <w:color w:val="000000"/>
-        </w:rPr>
-        <w:t>Polarity and intensity also require different evaluation targets. Kiritchenko et al. [13] studied phrase-level sentiment intensity across language and domain settings, while Sharma et al. [14] investigated adjective-intensity ranking using sentiment-bearing embeddings. Their work motivates reporting intensity separately from polarity. Our five score bands are descriptive intervals; without independently annotated strength labels, they cannot be reported as validated five-class accuracy.</w:t>
+        <w:t>Hatzivassiloglou and McKeown [7] used conjunction constraints for adjective orientation; Turney [8] used phrase-level semantic association. Wilson et al. [9] separated prior and contextual polarity. SO-CAL [10] models negation and intensification. SentiWordNet [11], [3] supplies synset sentiment but requires sense selection. VADER [4] adds valence rules; Pattern [5] supplies TextBlob's grammatical and sentiment facilities. NRC-Canada [12] uses lexical features in supervised classification. Intensity evaluation [13] and adjective ranking [14] motivate distinguishing descriptive score bands from validated strength classes.</w:t>
       </w:r>
     </w:p>
     <w:p>
@@ -176,7 +140,7 @@
           <w:rFonts w:ascii="Times New Roman" w:hAnsi="Times New Roman" w:eastAsia="Times New Roman"/>
           <w:color w:val="000000"/>
         </w:rPr>
-        <w:t>Qiu et al. [15] used syntactic relationships to expand opinion words and extract targets through double propagation. Riloff and Wiebe [16] learned subjective extraction patterns through bootstrapping. These studies support the general importance of linguistic relationships, although our implementation neither trains their models nor performs iterative dependency-based lexicon expansion. Instead, it attaches open adjective and lexical opinion candidates to an explicit hotel-aspect dictionary using shallow phrase information.</w:t>
+        <w:t>Double propagation [15] and subjective-pattern bootstrapping [16] recover targets or opinions through linguistic relations. SemEval-2014/2015/2016 [17], [6], [18] formalize categories, targets and polarity. Target-dependent LSTMs [19], attention [20], recursive models [21], gated convolutions [22] and graph convolutions [23] provide learned alternatives. Auxiliary-sentence BERT [24] motivates our category-conditioned pairs; review post-training [25] supplies adaptation context. We use these ideas for selective local reanalysis, without reproducing their benchmark claims.</w:t>
       </w:r>
     </w:p>
     <w:p>
@@ -185,25 +149,7 @@
           <w:rFonts w:ascii="Times New Roman" w:hAnsi="Times New Roman" w:eastAsia="Times New Roman"/>
           <w:color w:val="000000"/>
         </w:rPr>
-        <w:t>The SemEval-2014 task [17], its 2015 continuation [6], and the multilingual 2016 task [18] formalized aspect-oriented evaluation with annotated targets, categories, and polarity. They also show why incompatible label spaces and subtasks should not be combined into one accuracy claim. Our six-category crosswalk is a declared adaptation; it is not an official reproduction of the benchmark's complete ontology or target-span task.</w:t>
-      </w:r>
-    </w:p>
-    <w:p>
-      <w:r>
-        <w:rPr>
-          <w:rFonts w:ascii="Times New Roman" w:hAnsi="Times New Roman" w:eastAsia="Times New Roman"/>
-          <w:color w:val="000000"/>
-        </w:rPr>
-        <w:t>Learned approaches provide further context. Tang et al. [19] incorporated target information into LSTM representations. Wang et al. [20] used attention for aspect-level sentiment, and another Wang et al. study [21] jointly modeled aspect and opinion extraction with recursive neural conditional random fields. Xue and Li [22] explored gated convolutions, while Zhang et al. [23] incorporated dependency structure through aspect-specific graph convolution. These works demonstrate richer methods for target-context association than a fixed vocabulary gate. They are background studies, not models evaluated by this project.</w:t>
-      </w:r>
-    </w:p>
-    <w:p>
-      <w:r>
-        <w:rPr>
-          <w:rFonts w:ascii="Times New Roman" w:hAnsi="Times New Roman" w:eastAsia="Times New Roman"/>
-          <w:color w:val="000000"/>
-        </w:rPr>
-        <w:t>Sun et al. [24] reformulated aspect sentiment through auxiliary sentences and BERT sentence-pair classification. Xu et al. [25] investigated review-oriented BERT post-training and related downstream tasks. Such methods address representational limitations beyond lexical matching, but introduce training, model resources, and experimental requirements outside the present implementation. We retain a local lexicon-based system whose intermediate decisions can be inspected during a compiler-design review.</w:t>
+        <w:t>A supplied aspect need not occur in the text; our category query therefore includes Absent. Lexical attachments remain separately inspectable, while neural category predictions are not presented as grammar-derived target spans.</w:t>
       </w:r>
     </w:p>
     <w:p>
@@ -220,7 +166,7 @@
           <w:rFonts w:ascii="Times New Roman" w:hAnsi="Times New Roman" w:eastAsia="Times New Roman"/>
           <w:color w:val="000000"/>
         </w:rPr>
-        <w:t>Pang and Lee [26] investigated subjectivity extraction before document classification, emphasizing that relevant text selection can influence the final classifier. Socher et al. [27] introduced phrase-level sentiment composition and fine-grained supervision, and Kim [28] studied convolutional sentence classification using pretrained word vectors. Their results concern different representations and datasets; the corresponding published accuracy values are therefore not baselines in our experiment.</w:t>
+        <w:t>Subjectivity extraction [26], recursive composition [27] and convolutional classification [28] illustrate contextual representation. Surveys [29], [30] distinguish extraction, category detection and polarity metrics. We fine-tune all-MiniLM-L6-v2 [31], rather than performing distillation. Trip-MA [32] supplies human hotel annotations, including implicit opinions, but merges Neutral/Mixed and differs in taxonomy. We therefore report polarity accuracy, category-polarity F1, coverage and abstention separately.</w:t>
       </w:r>
     </w:p>
     <w:p>
@@ -229,7 +175,7 @@
           <w:rFonts w:ascii="Times New Roman" w:hAnsi="Times New Roman" w:eastAsia="Times New Roman"/>
           <w:color w:val="000000"/>
         </w:rPr>
-        <w:t>The survey by Zhang et al. [29] distinguishes aspect terms, categories, opinion expressions, and their relations across ABSA tasks. Chebolu et al. [30] review dataset selection and annotation characteristics. Together, these studies motivate separate measures for extraction coverage, category-polarity recovery, and sentiment classification. Our comparison addresses an engineering gap: an inspectable hotel-review pipeline must expose abstentions and attachment failures as well as scores. It does not claim a new state-of-the-art algorithm or compare its adapted metrics directly with unrelated published rankings.</w:t>
+        <w:t>Our contribution integrates transparent lexical processing and learned reanalysis, rather than introducing a new sentiment representation. Comparisons execute local methods on matched inputs; published scores from different corpora or label spaces are not treated as a common ranking.</w:t>
       </w:r>
     </w:p>
     <w:p>
@@ -246,38 +192,32 @@
           <w:rFonts w:ascii="Times New Roman" w:hAnsi="Times New Roman" w:eastAsia="Times New Roman"/>
           <w:color w:val="000000"/>
         </w:rPr>
-        <w:t>The architecture contains four modules: preprocessing, lexical and grammatical analysis, semantic attachment and scoring, and adjustment and result generation. Figures 1-4 illustrate these stages using short block labels and dashed groups. Gray identifies established methods; white identifies project integration logic. Preprocessing is the first processing block. The two analysis paths remain independent after validation and retain their own outputs throughout comparison.</w:t>
+        <w:t>Figure 1 presents five stages: preprocessing, lexical/grammatical analysis, semantic scoring, adjustment/reporting, and independent DL reanalysis. The SentiWordNet and Hybrid paths are independent after validation. Only the Hybrid status controls DL routing. Dataset labels enter offline training or evaluation; inference receives review text without gold labels.</w:t>
       </w:r>
     </w:p>
     <w:p>
       <w:pPr>
-        <w:pStyle w:val="Heading2"/>
+        <w:sectPr>
+          <w:type w:val="continuous"/>
+          <w:pgSz w:w="11906" w:h="16838"/>
+          <w:pgMar w:top="1077" w:right="737" w:bottom="2438" w:left="737" w:header="454" w:footer="454" w:gutter="0"/>
+          <w:cols w:space="360" w:num="2" w:equalWidth="1"/>
+          <w:docGrid w:linePitch="360"/>
+        </w:sectPr>
       </w:pPr>
-      <w:r>
-        <w:t>A. Module 1 Preprocessing and Validation</w:t>
-      </w:r>
-    </w:p>
-    <w:p>
-      <w:r>
-        <w:rPr>
-          <w:rFonts w:ascii="Times New Roman" w:hAnsi="Times New Roman" w:eastAsia="Times New Roman"/>
-          <w:color w:val="000000"/>
-        </w:rPr>
-        <w:t>The input interface accepts review text or a UTF-8 CSV containing a serial identifier and review. It validates headers, field structure, blank content, and configured size limits while retaining invalid rows and diagnostic reasons. Quoted commas and multiline cells remain valid CSV content. Duplicate flags provide evidence without silently deleting submitted observations. Original wording, punctuation, capitalization, and row identity are preserved for analysis and provenance.</w:t>
-      </w:r>
     </w:p>
     <w:p>
       <w:pPr>
         <w:keepNext/>
-        <w:spacing w:before="120" w:after="0"/>
+        <w:spacing w:after="0"/>
         <w:ind w:firstLine="0"/>
         <w:jc w:val="center"/>
       </w:pPr>
       <w:r>
         <w:drawing>
           <wp:inline xmlns:a="http://schemas.openxmlformats.org/drawingml/2006/main" xmlns:pic="http://schemas.openxmlformats.org/drawingml/2006/picture">
-            <wp:extent cx="3154680" cy="1778639"/>
-            <wp:docPr id="1" name="Picture 1" descr="Fig. 1. Module 1 preprocessing. Original text is preserved before the independent analysis paths; review records enter from outside the processing block."/>
+            <wp:extent cx="6492240" cy="7452338"/>
+            <wp:docPr id="1" name="Picture 1" descr="Fig. 1. Full architecture with dataset blocks. Review text feeds independent SentiWordNet and Hybrid paths; only Partial/Unsupported Hybrid reviews enter DL. Trip-MA training/validation labels support offline learning, while gold test annotations enter evaluation only."/>
             <wp:cNvGraphicFramePr>
               <a:graphicFrameLocks noChangeAspect="1"/>
             </wp:cNvGraphicFramePr>
@@ -285,7 +225,7 @@
               <a:graphicData uri="http://schemas.openxmlformats.org/drawingml/2006/picture">
                 <pic:pic>
                   <pic:nvPicPr>
-                    <pic:cNvPr id="0" name="module1_preprocessing.png"/>
+                    <pic:cNvPr id="0" name="architecture_approved.png"/>
                     <pic:cNvPicPr/>
                   </pic:nvPicPr>
                   <pic:blipFill>
@@ -297,7 +237,7 @@
                   <pic:spPr>
                     <a:xfrm>
                       <a:off x="0" y="0"/>
-                      <a:ext cx="3154680" cy="1778639"/>
+                      <a:ext cx="6492240" cy="7452338"/>
                     </a:xfrm>
                     <a:prstGeom prst="rect"/>
                   </pic:spPr>
@@ -311,11 +251,29 @@
     <w:p>
       <w:pPr>
         <w:pStyle w:val="Caption"/>
-        <w:keepLines/>
         <w:jc w:val="both"/>
       </w:pPr>
       <w:r>
-        <w:t>Fig. 1. Module 1 preprocessing. Original text is preserved before the independent analysis paths; review records enter from outside the processing block.</w:t>
+        <w:t>Fig. 1. Full architecture with dataset blocks. Review text feeds independent SentiWordNet and Hybrid paths; only Partial/Unsupported Hybrid reviews enter DL. Trip-MA training/validation labels support offline learning, while gold test annotations enter evaluation only.</w:t>
+      </w:r>
+    </w:p>
+    <w:p>
+      <w:pPr>
+        <w:sectPr>
+          <w:type w:val="continuous"/>
+          <w:pgSz w:w="11906" w:h="16838"/>
+          <w:pgMar w:top="1077" w:right="737" w:bottom="2438" w:left="737" w:header="454" w:footer="454" w:gutter="0"/>
+          <w:cols w:space="360" w:num="1" w:equalWidth="1"/>
+          <w:docGrid w:linePitch="360"/>
+        </w:sectPr>
+      </w:pPr>
+    </w:p>
+    <w:p>
+      <w:pPr>
+        <w:pStyle w:val="Heading2"/>
+      </w:pPr>
+      <w:r>
+        <w:t>A. Preprocessing and Validation</w:t>
       </w:r>
     </w:p>
     <w:p>
@@ -324,14 +282,27 @@
           <w:rFonts w:ascii="Times New Roman" w:hAnsi="Times New Roman" w:eastAsia="Times New Roman"/>
           <w:color w:val="000000"/>
         </w:rPr>
-        <w:t>Each valid review is passed unchanged to both methods. The hybrid later creates a contraction-expanded working copy with a mapping back to original character spans. This separation matters because global lowercasing or punctuation removal would discard cues useful to VADER. Dataset preparation and runtime preprocessing are recorded separately: removing an explicit missing-feedback placeholder during sampling does not authorize rewriting spelling or sentiment in a review.</w:t>
+        <w:t>Runtime input is text or UTF-8 CSV with serial ID and review. Validation checks headers, field structure, blank content and size limits, supporting quoted commas and multiline cells. Every row retains identity, original text and validation issues; duplicates are flagged rather than dropped. Working copies preserve offsets, spelling, punctuation and negation. Offline Booking cleaning removes missing markers, controls, excess whitespace and exact duplicate bodies without rewriting reviews or filtering for successful predictions.</w:t>
+      </w:r>
+    </w:p>
+    <w:p>
+      <w:r>
+        <w:rPr>
+          <w:rFonts w:ascii="Times New Roman" w:hAnsi="Times New Roman" w:eastAsia="Times New Roman"/>
+          <w:color w:val="000000"/>
+        </w:rPr>
+        <w:t>The handoff is a retained row containing its ID, original review and validation findings. Later stages receive source-aligned working views rather than destructive replacements: case and punctuation remain available to VADER, and character spans still identify evidence in the submitted review. This separates dataset preparation from runtime analysis and distinguishes an invalid CSV row from valid language that an analyzer cannot interpret.</w:t>
       </w:r>
     </w:p>
     <w:p>
       <w:pPr>
         <w:keepNext/>
-        <w:spacing w:before="120" w:after="60"/>
+        <w:spacing w:before="80" w:after="40"/>
         <w:ind w:firstLine="0"/>
+        <w:pBdr>
+          <w:top w:val="single" w:sz="4" w:space="1" w:color="000000"/>
+          <w:bottom w:val="single" w:sz="4" w:space="1" w:color="000000"/>
+        </w:pBdr>
       </w:pPr>
       <w:r>
         <w:rPr>
@@ -340,260 +311,14 @@
           <w:color w:val="000000"/>
           <w:sz w:val="17"/>
         </w:rPr>
-        <w:t>Algorithm 1  Source preserving preprocessing</w:t>
+        <w:t>Algorithm 1  Preprocessing and Validation</w:t>
       </w:r>
     </w:p>
     <w:p>
       <w:pPr>
         <w:keepNext/>
         <w:keepLines/>
-        <w:spacing w:after="0" w:line="186" w:lineRule="exact"/>
-        <w:ind w:firstLine="0"/>
-      </w:pPr>
-      <w:r>
-        <w:rPr>
-          <w:rFonts w:ascii="Times New Roman" w:hAnsi="Times New Roman" w:eastAsia="Times New Roman"/>
-          <w:color w:val="000000"/>
-          <w:sz w:val="16"/>
-        </w:rPr>
-        <w:t>01  Input: review text or CSV records; size limits</w:t>
-      </w:r>
-    </w:p>
-    <w:p>
-      <w:pPr>
-        <w:keepNext/>
-        <w:keepLines/>
-        <w:spacing w:after="0" w:line="186" w:lineRule="exact"/>
-        <w:ind w:firstLine="0"/>
-      </w:pPr>
-      <w:r>
-        <w:rPr>
-          <w:rFonts w:ascii="Times New Roman" w:hAnsi="Times New Roman" w:eastAsia="Times New Roman"/>
-          <w:color w:val="000000"/>
-          <w:sz w:val="16"/>
-        </w:rPr>
-        <w:t>02  Output: retained rows, original text, validation issues</w:t>
-      </w:r>
-    </w:p>
-    <w:p>
-      <w:pPr>
-        <w:keepNext/>
-        <w:keepLines/>
-        <w:spacing w:after="0" w:line="186" w:lineRule="exact"/>
-        <w:ind w:firstLine="0"/>
-      </w:pPr>
-      <w:r>
-        <w:rPr>
-          <w:rFonts w:ascii="Times New Roman" w:hAnsi="Times New Roman" w:eastAsia="Times New Roman"/>
-          <w:color w:val="000000"/>
-          <w:sz w:val="16"/>
-        </w:rPr>
-        <w:t>03  Decode UTF-8; map serial ID and review fields.</w:t>
-      </w:r>
-    </w:p>
-    <w:p>
-      <w:pPr>
-        <w:keepNext/>
-        <w:keepLines/>
-        <w:spacing w:after="0" w:line="186" w:lineRule="exact"/>
-        <w:ind w:firstLine="0"/>
-      </w:pPr>
-      <w:r>
-        <w:rPr>
-          <w:rFonts w:ascii="Times New Roman" w:hAnsi="Times New Roman" w:eastAsia="Times New Roman"/>
-          <w:color w:val="000000"/>
-          <w:sz w:val="16"/>
-        </w:rPr>
-        <w:t>04  For each record r:</w:t>
-      </w:r>
-    </w:p>
-    <w:p>
-      <w:pPr>
-        <w:keepNext/>
-        <w:keepLines/>
-        <w:spacing w:after="0" w:line="186" w:lineRule="exact"/>
-        <w:ind w:firstLine="0"/>
-      </w:pPr>
-      <w:r>
-        <w:rPr>
-          <w:rFonts w:ascii="Times New Roman" w:hAnsi="Times New Roman" w:eastAsia="Times New Roman"/>
-          <w:color w:val="000000"/>
-          <w:sz w:val="16"/>
-        </w:rPr>
-        <w:t>05      Retain row identity and exact original review.</w:t>
-      </w:r>
-    </w:p>
-    <w:p>
-      <w:pPr>
-        <w:keepNext/>
-        <w:keepLines/>
-        <w:spacing w:after="0" w:line="186" w:lineRule="exact"/>
-        <w:ind w:firstLine="0"/>
-      </w:pPr>
-      <w:r>
-        <w:rPr>
-          <w:rFonts w:ascii="Times New Roman" w:hAnsi="Times New Roman" w:eastAsia="Times New Roman"/>
-          <w:color w:val="000000"/>
-          <w:sz w:val="16"/>
-        </w:rPr>
-        <w:t>06      Check headers, field count, blank text and length.</w:t>
-      </w:r>
-    </w:p>
-    <w:p>
-      <w:pPr>
-        <w:keepNext/>
-        <w:keepLines/>
-        <w:spacing w:after="0" w:line="186" w:lineRule="exact"/>
-        <w:ind w:firstLine="0"/>
-      </w:pPr>
-      <w:r>
-        <w:rPr>
-          <w:rFonts w:ascii="Times New Roman" w:hAnsi="Times New Roman" w:eastAsia="Times New Roman"/>
-          <w:color w:val="000000"/>
-          <w:sz w:val="16"/>
-        </w:rPr>
-        <w:t>07      Record duplicate flags without dropping r.</w:t>
-      </w:r>
-    </w:p>
-    <w:p>
-      <w:pPr>
-        <w:keepNext/>
-        <w:keepLines/>
-        <w:spacing w:after="0" w:line="186" w:lineRule="exact"/>
-        <w:ind w:firstLine="0"/>
-      </w:pPr>
-      <w:r>
-        <w:rPr>
-          <w:rFonts w:ascii="Times New Roman" w:hAnsi="Times New Roman" w:eastAsia="Times New Roman"/>
-          <w:color w:val="000000"/>
-          <w:sz w:val="16"/>
-        </w:rPr>
-        <w:t>08      If invalid: preserve r with its validation issues.</w:t>
-      </w:r>
-    </w:p>
-    <w:p>
-      <w:pPr>
-        <w:keepNext/>
-        <w:keepLines/>
-        <w:spacing w:after="0" w:line="186" w:lineRule="exact"/>
-        <w:ind w:firstLine="0"/>
-      </w:pPr>
-      <w:r>
-        <w:rPr>
-          <w:rFonts w:ascii="Times New Roman" w:hAnsi="Times New Roman" w:eastAsia="Times New Roman"/>
-          <w:color w:val="000000"/>
-          <w:sz w:val="16"/>
-        </w:rPr>
-        <w:t>09      Else: send the original review to both methods.</w:t>
-      </w:r>
-    </w:p>
-    <w:p>
-      <w:pPr>
-        <w:keepNext w:val="0"/>
-        <w:keepLines/>
-        <w:spacing w:after="120" w:line="186" w:lineRule="exact"/>
-        <w:ind w:firstLine="0"/>
-      </w:pPr>
-      <w:r>
-        <w:rPr>
-          <w:rFonts w:ascii="Times New Roman" w:hAnsi="Times New Roman" w:eastAsia="Times New Roman"/>
-          <w:color w:val="000000"/>
-          <w:sz w:val="16"/>
-        </w:rPr>
-        <w:t>10  Return every submitted row and its evidence.</w:t>
-      </w:r>
-    </w:p>
-    <w:p>
-      <w:pPr>
-        <w:pStyle w:val="Heading2"/>
-      </w:pPr>
-      <w:r>
-        <w:t>B. Module 2 Lexical and Grammatical Analysis</w:t>
-      </w:r>
-    </w:p>
-    <w:p>
-      <w:pPr>
-        <w:keepNext/>
-        <w:spacing w:before="120" w:after="0"/>
-        <w:ind w:firstLine="0"/>
-        <w:jc w:val="center"/>
-      </w:pPr>
-      <w:r>
-        <w:drawing>
-          <wp:inline xmlns:a="http://schemas.openxmlformats.org/drawingml/2006/main" xmlns:pic="http://schemas.openxmlformats.org/drawingml/2006/picture">
-            <wp:extent cx="3154680" cy="3531239"/>
-            <wp:docPr id="2" name="Picture 2" descr="Fig. 2. Module 2 independent front ends. Both paths receive Module 1 text; the baseline AST is not an input to the hybrid grammar."/>
-            <wp:cNvGraphicFramePr>
-              <a:graphicFrameLocks noChangeAspect="1"/>
-            </wp:cNvGraphicFramePr>
-            <a:graphic>
-              <a:graphicData uri="http://schemas.openxmlformats.org/drawingml/2006/picture">
-                <pic:pic>
-                  <pic:nvPicPr>
-                    <pic:cNvPr id="0" name="module2_grammar.png"/>
-                    <pic:cNvPicPr/>
-                  </pic:nvPicPr>
-                  <pic:blipFill>
-                    <a:blip r:embed="rId10"/>
-                    <a:stretch>
-                      <a:fillRect/>
-                    </a:stretch>
-                  </pic:blipFill>
-                  <pic:spPr>
-                    <a:xfrm>
-                      <a:off x="0" y="0"/>
-                      <a:ext cx="3154680" cy="3531239"/>
-                    </a:xfrm>
-                    <a:prstGeom prst="rect"/>
-                  </pic:spPr>
-                </pic:pic>
-              </a:graphicData>
-            </a:graphic>
-          </wp:inline>
-        </w:drawing>
-      </w:r>
-    </w:p>
-    <w:p>
-      <w:pPr>
-        <w:pStyle w:val="Caption"/>
-        <w:keepLines/>
-        <w:jc w:val="both"/>
-      </w:pPr>
-      <w:r>
-        <w:t>Fig. 2. Module 2 independent front ends. Both paths receive Module 1 text; the baseline AST is not an input to the hybrid grammar.</w:t>
-      </w:r>
-    </w:p>
-    <w:p>
-      <w:r>
-        <w:rPr>
-          <w:rFonts w:ascii="Times New Roman" w:hAnsi="Times New Roman" w:eastAsia="Times New Roman"/>
-          <w:color w:val="000000"/>
-        </w:rPr>
-        <w:t>The baseline scans tokens, matches configured phrases, and applies a controlled predictive grammar to build clause records. Unknown language remains visible through recovery diagnostics. Its current configuration contains 345 aspect phrases and 356 canonical opinion terms, with 315 packaged source synsets. This configuration is frozen for the comparison.</w:t>
-      </w:r>
-    </w:p>
-    <w:p>
-      <w:r>
-        <w:rPr>
-          <w:rFonts w:ascii="Times New Roman" w:hAnsi="Times New Roman" w:eastAsia="Times New Roman"/>
-          <w:color w:val="000000"/>
-        </w:rPr>
-        <w:t>The hybrid does not call the baseline lexer, parser, or opinion vocabulary. TextBlob's PatternParser supplies POS tags and shallow NP, VP, adjective, and preposition chunks [31]. Noun phrases are assembled from NP chunks. The implementation does not require the separate Brown-trained noun-phrase extractor and does not claim dependency parsing. Original spans are retained through contraction expansion and token alignment.</w:t>
-      </w:r>
-    </w:p>
-    <w:p>
-      <w:r>
-        <w:rPr>
-          <w:rFonts w:ascii="Times New Roman" w:hAnsi="Times New Roman" w:eastAsia="Times New Roman"/>
-          <w:color w:val="000000"/>
-        </w:rPr>
-        <w:t>Clause segmentation separates sentence boundaries, contrasts, and coordinated predicates while preserving coordinated noun subjects. Candidate discovery admits adjectives and lexical opinion expressions without requiring membership in the old SentiWordNet opinion list. Thus, a grammatical candidate can be extracted even if neither sentiment dictionary later supplies a score. This avoids confusing extraction success with sentiment availability.</w:t>
-      </w:r>
-    </w:p>
-    <w:p>
-      <w:pPr>
-        <w:keepNext/>
-        <w:spacing w:before="120" w:after="60"/>
+        <w:spacing w:after="0" w:line="190" w:lineRule="exact"/>
         <w:ind w:firstLine="0"/>
       </w:pPr>
       <w:r>
@@ -603,247 +328,706 @@
           <w:color w:val="000000"/>
           <w:sz w:val="17"/>
         </w:rPr>
-        <w:t>Algorithm 2  Independent grammatical aspect attachment</w:t>
+        <w:t>Input:</w:t>
+      </w:r>
+      <w:r>
+        <w:rPr>
+          <w:rFonts w:ascii="Times New Roman" w:hAnsi="Times New Roman" w:eastAsia="Times New Roman"/>
+          <w:color w:val="000000"/>
+          <w:sz w:val="17"/>
+        </w:rPr>
+        <w:t xml:space="preserve"> data X; limits Λ</w:t>
       </w:r>
     </w:p>
     <w:p>
       <w:pPr>
         <w:keepNext/>
         <w:keepLines/>
-        <w:spacing w:after="0" w:line="186" w:lineRule="exact"/>
+        <w:spacing w:after="0" w:line="190" w:lineRule="exact"/>
         <w:ind w:firstLine="0"/>
       </w:pPr>
+      <w:r>
+        <w:rPr>
+          <w:rFonts w:ascii="Times New Roman" w:hAnsi="Times New Roman" w:eastAsia="Times New Roman"/>
+          <w:b/>
+          <w:color w:val="000000"/>
+          <w:sz w:val="17"/>
+        </w:rPr>
+        <w:t>Output:</w:t>
+      </w:r>
       <w:r>
         <w:rPr>
           <w:rFonts w:ascii="Times New Roman" w:hAnsi="Times New Roman" w:eastAsia="Times New Roman"/>
           <w:color w:val="000000"/>
-          <w:sz w:val="16"/>
+          <w:sz w:val="17"/>
         </w:rPr>
-        <w:t>01  Input: original review x; merged aspect dictionary A</w:t>
+        <w:t xml:space="preserve"> records R</w:t>
       </w:r>
     </w:p>
     <w:p>
       <w:pPr>
         <w:keepNext/>
         <w:keepLines/>
-        <w:spacing w:after="0" w:line="186" w:lineRule="exact"/>
+        <w:tabs>
+          <w:tab w:pos="300" w:val="left"/>
+        </w:tabs>
+        <w:spacing w:after="0" w:line="190" w:lineRule="exact"/>
         <w:ind w:firstLine="0"/>
       </w:pPr>
       <w:r>
         <w:rPr>
           <w:rFonts w:ascii="Times New Roman" w:hAnsi="Times New Roman" w:eastAsia="Times New Roman"/>
           <w:color w:val="000000"/>
-          <w:sz w:val="16"/>
+          <w:sz w:val="17"/>
         </w:rPr>
-        <w:t>02  Output: aspect contexts C and linguistic diagnostics</w:t>
+        <w:t>1:</w:t>
+        <w:tab/>
+      </w:r>
+      <w:r>
+        <w:rPr>
+          <w:rFonts w:ascii="Times New Roman" w:hAnsi="Times New Roman" w:eastAsia="Times New Roman"/>
+          <w:color w:val="000000"/>
+          <w:sz w:val="17"/>
+        </w:rPr>
+      </w:r>
+      <w:r>
+        <w:rPr>
+          <w:rFonts w:ascii="Times New Roman" w:hAnsi="Times New Roman" w:eastAsia="Times New Roman"/>
+          <w:color w:val="000000"/>
+          <w:sz w:val="17"/>
+        </w:rPr>
+        <w:t>R ← ∅</w:t>
       </w:r>
     </w:p>
     <w:p>
       <w:pPr>
         <w:keepNext/>
         <w:keepLines/>
-        <w:spacing w:after="0" w:line="186" w:lineRule="exact"/>
+        <w:tabs>
+          <w:tab w:pos="300" w:val="left"/>
+        </w:tabs>
+        <w:spacing w:after="0" w:line="190" w:lineRule="exact"/>
         <w:ind w:firstLine="0"/>
       </w:pPr>
       <w:r>
         <w:rPr>
           <w:rFonts w:ascii="Times New Roman" w:hAnsi="Times New Roman" w:eastAsia="Times New Roman"/>
           <w:color w:val="000000"/>
-          <w:sz w:val="16"/>
+          <w:sz w:val="17"/>
         </w:rPr>
-        <w:t>03  Expand contractions in a source-mapped working copy.</w:t>
+        <w:t>2:</w:t>
+        <w:tab/>
+      </w:r>
+      <w:r>
+        <w:rPr>
+          <w:rFonts w:ascii="Times New Roman" w:hAnsi="Times New Roman" w:eastAsia="Times New Roman"/>
+          <w:color w:val="000000"/>
+          <w:sz w:val="17"/>
+        </w:rPr>
+      </w:r>
+      <w:r>
+        <w:rPr>
+          <w:rFonts w:ascii="Times New Roman" w:hAnsi="Times New Roman" w:eastAsia="Times New Roman"/>
+          <w:b/>
+          <w:color w:val="000000"/>
+          <w:sz w:val="17"/>
+        </w:rPr>
+        <w:t>for each</w:t>
+      </w:r>
+      <w:r>
+        <w:rPr>
+          <w:rFonts w:ascii="Times New Roman" w:hAnsi="Times New Roman" w:eastAsia="Times New Roman"/>
+          <w:color w:val="000000"/>
+          <w:sz w:val="17"/>
+        </w:rPr>
+        <w:t xml:space="preserve"> r ∈ Decode(X) do</w:t>
       </w:r>
     </w:p>
     <w:p>
       <w:pPr>
         <w:keepNext/>
         <w:keepLines/>
-        <w:spacing w:after="0" w:line="186" w:lineRule="exact"/>
+        <w:tabs>
+          <w:tab w:pos="300" w:val="left"/>
+        </w:tabs>
+        <w:spacing w:after="0" w:line="190" w:lineRule="exact"/>
         <w:ind w:firstLine="0"/>
       </w:pPr>
       <w:r>
         <w:rPr>
           <w:rFonts w:ascii="Times New Roman" w:hAnsi="Times New Roman" w:eastAsia="Times New Roman"/>
           <w:color w:val="000000"/>
-          <w:sz w:val="16"/>
+          <w:sz w:val="17"/>
         </w:rPr>
-        <w:t>04  Run PatternParser; retain POS and phrase chunks.</w:t>
+        <w:t>3:</w:t>
+        <w:tab/>
+      </w:r>
+      <w:r>
+        <w:rPr>
+          <w:rFonts w:ascii="Times New Roman" w:hAnsi="Times New Roman" w:eastAsia="Times New Roman"/>
+          <w:color w:val="000000"/>
+          <w:sz w:val="17"/>
+        </w:rPr>
+        <w:t xml:space="preserve">    </w:t>
+      </w:r>
+      <w:r>
+        <w:rPr>
+          <w:rFonts w:ascii="Times New Roman" w:hAnsi="Times New Roman" w:eastAsia="Times New Roman"/>
+          <w:color w:val="000000"/>
+          <w:sz w:val="17"/>
+        </w:rPr>
+        <w:t>(id, x) ← Extract(r)</w:t>
       </w:r>
     </w:p>
     <w:p>
       <w:pPr>
         <w:keepNext/>
         <w:keepLines/>
-        <w:spacing w:after="0" w:line="186" w:lineRule="exact"/>
+        <w:tabs>
+          <w:tab w:pos="300" w:val="left"/>
+        </w:tabs>
+        <w:spacing w:after="0" w:line="190" w:lineRule="exact"/>
         <w:ind w:firstLine="0"/>
       </w:pPr>
       <w:r>
         <w:rPr>
           <w:rFonts w:ascii="Times New Roman" w:hAnsi="Times New Roman" w:eastAsia="Times New Roman"/>
           <w:color w:val="000000"/>
-          <w:sz w:val="16"/>
+          <w:sz w:val="17"/>
         </w:rPr>
-        <w:t>05  Longest-match A; split contrasts and predicates.</w:t>
+        <w:t>4:</w:t>
+        <w:tab/>
+      </w:r>
+      <w:r>
+        <w:rPr>
+          <w:rFonts w:ascii="Times New Roman" w:hAnsi="Times New Roman" w:eastAsia="Times New Roman"/>
+          <w:color w:val="000000"/>
+          <w:sz w:val="17"/>
+        </w:rPr>
+        <w:t xml:space="preserve">    </w:t>
+      </w:r>
+      <w:r>
+        <w:rPr>
+          <w:rFonts w:ascii="Times New Roman" w:hAnsi="Times New Roman" w:eastAsia="Times New Roman"/>
+          <w:color w:val="000000"/>
+          <w:sz w:val="17"/>
+        </w:rPr>
+        <w:t>d ← Validate(r, Λ)</w:t>
       </w:r>
     </w:p>
     <w:p>
       <w:pPr>
         <w:keepNext/>
         <w:keepLines/>
-        <w:spacing w:after="0" w:line="186" w:lineRule="exact"/>
+        <w:tabs>
+          <w:tab w:pos="300" w:val="left"/>
+        </w:tabs>
+        <w:spacing w:after="0" w:line="190" w:lineRule="exact"/>
         <w:ind w:firstLine="0"/>
       </w:pPr>
       <w:r>
         <w:rPr>
           <w:rFonts w:ascii="Times New Roman" w:hAnsi="Times New Roman" w:eastAsia="Times New Roman"/>
           <w:color w:val="000000"/>
-          <w:sz w:val="16"/>
+          <w:sz w:val="17"/>
         </w:rPr>
-        <w:t>06  For each segment s:</w:t>
+        <w:t>5:</w:t>
+        <w:tab/>
+      </w:r>
+      <w:r>
+        <w:rPr>
+          <w:rFonts w:ascii="Times New Roman" w:hAnsi="Times New Roman" w:eastAsia="Times New Roman"/>
+          <w:color w:val="000000"/>
+          <w:sz w:val="17"/>
+        </w:rPr>
+        <w:t xml:space="preserve">    </w:t>
+      </w:r>
+      <w:r>
+        <w:rPr>
+          <w:rFonts w:ascii="Times New Roman" w:hAnsi="Times New Roman" w:eastAsia="Times New Roman"/>
+          <w:color w:val="000000"/>
+          <w:sz w:val="17"/>
+        </w:rPr>
+        <w:t>b ← IsDuplicate(x, R)</w:t>
       </w:r>
     </w:p>
     <w:p>
       <w:pPr>
         <w:keepNext/>
         <w:keepLines/>
-        <w:spacing w:after="0" w:line="186" w:lineRule="exact"/>
+        <w:tabs>
+          <w:tab w:pos="300" w:val="left"/>
+        </w:tabs>
+        <w:spacing w:after="0" w:line="190" w:lineRule="exact"/>
         <w:ind w:firstLine="0"/>
       </w:pPr>
       <w:r>
         <w:rPr>
           <w:rFonts w:ascii="Times New Roman" w:hAnsi="Times New Roman" w:eastAsia="Times New Roman"/>
           <w:color w:val="000000"/>
-          <w:sz w:val="16"/>
+          <w:sz w:val="17"/>
         </w:rPr>
-        <w:t>07      Find adjectives and lexical opinion candidates.</w:t>
+        <w:t>6:</w:t>
+        <w:tab/>
+      </w:r>
+      <w:r>
+        <w:rPr>
+          <w:rFonts w:ascii="Times New Roman" w:hAnsi="Times New Roman" w:eastAsia="Times New Roman"/>
+          <w:color w:val="000000"/>
+          <w:sz w:val="17"/>
+        </w:rPr>
+        <w:t xml:space="preserve">    </w:t>
+      </w:r>
+      <w:r>
+        <w:rPr>
+          <w:rFonts w:ascii="Times New Roman" w:hAnsi="Times New Roman" w:eastAsia="Times New Roman"/>
+          <w:color w:val="000000"/>
+          <w:sz w:val="17"/>
+        </w:rPr>
+        <w:t>R ← R ∪ {(id, x, d, b)}</w:t>
       </w:r>
     </w:p>
     <w:p>
       <w:pPr>
         <w:keepNext/>
         <w:keepLines/>
-        <w:spacing w:after="0" w:line="186" w:lineRule="exact"/>
+        <w:tabs>
+          <w:tab w:pos="300" w:val="left"/>
+        </w:tabs>
+        <w:spacing w:after="0" w:line="190" w:lineRule="exact"/>
         <w:ind w:firstLine="0"/>
       </w:pPr>
       <w:r>
         <w:rPr>
           <w:rFonts w:ascii="Times New Roman" w:hAnsi="Times New Roman" w:eastAsia="Times New Roman"/>
           <w:color w:val="000000"/>
-          <w:sz w:val="16"/>
+          <w:sz w:val="17"/>
         </w:rPr>
-        <w:t>08      Exclude Price/Location topics; retain diagnostics.</w:t>
+        <w:t>7:</w:t>
+        <w:tab/>
+      </w:r>
+      <w:r>
+        <w:rPr>
+          <w:rFonts w:ascii="Times New Roman" w:hAnsi="Times New Roman" w:eastAsia="Times New Roman"/>
+          <w:color w:val="000000"/>
+          <w:sz w:val="17"/>
+        </w:rPr>
+      </w:r>
+      <w:r>
+        <w:rPr>
+          <w:rFonts w:ascii="Times New Roman" w:hAnsi="Times New Roman" w:eastAsia="Times New Roman"/>
+          <w:b/>
+          <w:color w:val="000000"/>
+          <w:sz w:val="17"/>
+        </w:rPr>
+        <w:t>end for</w:t>
+      </w:r>
+      <w:r>
+        <w:rPr>
+          <w:rFonts w:ascii="Times New Roman" w:hAnsi="Times New Roman" w:eastAsia="Times New Roman"/>
+          <w:color w:val="000000"/>
+          <w:sz w:val="17"/>
+        </w:rPr>
+      </w:r>
+    </w:p>
+    <w:p>
+      <w:pPr>
+        <w:keepNext w:val="0"/>
+        <w:keepLines/>
+        <w:tabs>
+          <w:tab w:pos="300" w:val="left"/>
+        </w:tabs>
+        <w:spacing w:after="80" w:line="190" w:lineRule="exact"/>
+        <w:ind w:firstLine="0"/>
+        <w:pBdr>
+          <w:bottom w:val="single" w:sz="4" w:space="1" w:color="000000"/>
+        </w:pBdr>
+      </w:pPr>
+      <w:r>
+        <w:rPr>
+          <w:rFonts w:ascii="Times New Roman" w:hAnsi="Times New Roman" w:eastAsia="Times New Roman"/>
+          <w:color w:val="000000"/>
+          <w:sz w:val="17"/>
+        </w:rPr>
+        <w:t>8:</w:t>
+        <w:tab/>
+      </w:r>
+      <w:r>
+        <w:rPr>
+          <w:rFonts w:ascii="Times New Roman" w:hAnsi="Times New Roman" w:eastAsia="Times New Roman"/>
+          <w:color w:val="000000"/>
+          <w:sz w:val="17"/>
+        </w:rPr>
+      </w:r>
+      <w:r>
+        <w:rPr>
+          <w:rFonts w:ascii="Times New Roman" w:hAnsi="Times New Roman" w:eastAsia="Times New Roman"/>
+          <w:b/>
+          <w:color w:val="000000"/>
+          <w:sz w:val="17"/>
+        </w:rPr>
+        <w:t>return</w:t>
+      </w:r>
+      <w:r>
+        <w:rPr>
+          <w:rFonts w:ascii="Times New Roman" w:hAnsi="Times New Roman" w:eastAsia="Times New Roman"/>
+          <w:color w:val="000000"/>
+          <w:sz w:val="17"/>
+        </w:rPr>
+        <w:t xml:space="preserve"> R</w:t>
+      </w:r>
+    </w:p>
+    <w:p>
+      <w:pPr>
+        <w:pStyle w:val="Heading2"/>
+      </w:pPr>
+      <w:r>
+        <w:t>B. Lexical and Grammatical Analysis</w:t>
+      </w:r>
+    </w:p>
+    <w:p>
+      <w:r>
+        <w:rPr>
+          <w:rFonts w:ascii="Times New Roman" w:hAnsi="Times New Roman" w:eastAsia="Times New Roman"/>
+          <w:color w:val="000000"/>
+        </w:rPr>
+        <w:t>SentiWordNet longest-matches 772 aspect phrases, 21,181 opinion entries and 752 aliases. Its scanner preserves token classes/spans and expands configured contractions. Predictive parsing and bounded recovery handle attributive/predicate opinions, coordinated targets, possession, selected opinion verbs and unique-target references; ambiguity retains diagnostics. Explicit absence such as no hot water becomes negated availability.</w:t>
+      </w:r>
+    </w:p>
+    <w:p>
+      <w:r>
+        <w:rPr>
+          <w:rFonts w:ascii="Times New Roman" w:hAnsi="Times New Roman" w:eastAsia="Times New Roman"/>
+          <w:color w:val="000000"/>
+        </w:rPr>
+        <w:t>Hybrid does not call that lexer, parser or opinion list. TextBlob PatternParser [33] provides POS and shallow noun/verb/adjective/preposition chunks, not dependency parsing. Original-token alignment preserves spans. Sentence/contrast segmentation and directional attachment produce independent opinion candidates, even when a sentiment tool cannot score them. Candidate extraction and score availability therefore remain distinct.</w:t>
+      </w:r>
+    </w:p>
+    <w:p>
+      <w:pPr>
+        <w:keepNext/>
+        <w:spacing w:before="80" w:after="40"/>
+        <w:ind w:firstLine="0"/>
+        <w:pBdr>
+          <w:top w:val="single" w:sz="4" w:space="1" w:color="000000"/>
+          <w:bottom w:val="single" w:sz="4" w:space="1" w:color="000000"/>
+        </w:pBdr>
+      </w:pPr>
+      <w:r>
+        <w:rPr>
+          <w:rFonts w:ascii="Times New Roman" w:hAnsi="Times New Roman" w:eastAsia="Times New Roman"/>
+          <w:b/>
+          <w:color w:val="000000"/>
+          <w:sz w:val="17"/>
+        </w:rPr>
+        <w:t>Algorithm 2  Aspect–Opinion Extraction</w:t>
       </w:r>
     </w:p>
     <w:p>
       <w:pPr>
         <w:keepNext/>
         <w:keepLines/>
-        <w:spacing w:after="0" w:line="186" w:lineRule="exact"/>
+        <w:spacing w:after="0" w:line="190" w:lineRule="exact"/>
         <w:ind w:firstLine="0"/>
       </w:pPr>
+      <w:r>
+        <w:rPr>
+          <w:rFonts w:ascii="Times New Roman" w:hAnsi="Times New Roman" w:eastAsia="Times New Roman"/>
+          <w:b/>
+          <w:color w:val="000000"/>
+          <w:sz w:val="17"/>
+        </w:rPr>
+        <w:t>Input:</w:t>
+      </w:r>
       <w:r>
         <w:rPr>
           <w:rFonts w:ascii="Times New Roman" w:hAnsi="Times New Roman" w:eastAsia="Times New Roman"/>
           <w:color w:val="000000"/>
-          <w:sz w:val="16"/>
+          <w:sz w:val="17"/>
         </w:rPr>
-        <w:t>09      Attach attributive opinions forward to nouns.</w:t>
+        <w:t xml:space="preserve"> review x</w:t>
       </w:r>
     </w:p>
     <w:p>
       <w:pPr>
         <w:keepNext/>
         <w:keepLines/>
-        <w:spacing w:after="0" w:line="186" w:lineRule="exact"/>
+        <w:spacing w:after="0" w:line="190" w:lineRule="exact"/>
         <w:ind w:firstLine="0"/>
       </w:pPr>
+      <w:r>
+        <w:rPr>
+          <w:rFonts w:ascii="Times New Roman" w:hAnsi="Times New Roman" w:eastAsia="Times New Roman"/>
+          <w:b/>
+          <w:color w:val="000000"/>
+          <w:sz w:val="17"/>
+        </w:rPr>
+        <w:t>Output:</w:t>
+      </w:r>
       <w:r>
         <w:rPr>
           <w:rFonts w:ascii="Times New Roman" w:hAnsi="Times New Roman" w:eastAsia="Times New Roman"/>
           <w:color w:val="000000"/>
-          <w:sz w:val="16"/>
+          <w:sz w:val="17"/>
         </w:rPr>
-        <w:t>10      Attach predicates backward; verb opinions to objects.</w:t>
+        <w:t xml:space="preserve"> candidates Cₛ, Cₕ</w:t>
       </w:r>
     </w:p>
     <w:p>
       <w:pPr>
         <w:keepNext/>
         <w:keepLines/>
-        <w:spacing w:after="0" w:line="186" w:lineRule="exact"/>
+        <w:tabs>
+          <w:tab w:pos="300" w:val="left"/>
+        </w:tabs>
+        <w:spacing w:after="0" w:line="190" w:lineRule="exact"/>
         <w:ind w:firstLine="0"/>
       </w:pPr>
       <w:r>
         <w:rPr>
           <w:rFonts w:ascii="Times New Roman" w:hAnsi="Times New Roman" w:eastAsia="Times New Roman"/>
           <w:color w:val="000000"/>
-          <w:sz w:val="16"/>
+          <w:sz w:val="17"/>
         </w:rPr>
-        <w:t>11      Share coordinated targets only under valid patterns.</w:t>
+        <w:t>1:</w:t>
+        <w:tab/>
+      </w:r>
+      <w:r>
+        <w:rPr>
+          <w:rFonts w:ascii="Times New Roman" w:hAnsi="Times New Roman" w:eastAsia="Times New Roman"/>
+          <w:color w:val="000000"/>
+          <w:sz w:val="17"/>
+        </w:rPr>
+      </w:r>
+      <w:r>
+        <w:rPr>
+          <w:rFonts w:ascii="Times New Roman" w:hAnsi="Times New Roman" w:eastAsia="Times New Roman"/>
+          <w:color w:val="000000"/>
+          <w:sz w:val="17"/>
+        </w:rPr>
+        <w:t>T ← TokenizeAndMatch(x)</w:t>
       </w:r>
     </w:p>
     <w:p>
       <w:pPr>
         <w:keepNext/>
         <w:keepLines/>
-        <w:spacing w:after="0" w:line="186" w:lineRule="exact"/>
+        <w:tabs>
+          <w:tab w:pos="300" w:val="left"/>
+        </w:tabs>
+        <w:spacing w:after="0" w:line="190" w:lineRule="exact"/>
         <w:ind w:firstLine="0"/>
       </w:pPr>
       <w:r>
         <w:rPr>
           <w:rFonts w:ascii="Times New Roman" w:hAnsi="Times New Roman" w:eastAsia="Times New Roman"/>
           <w:color w:val="000000"/>
-          <w:sz w:val="16"/>
+          <w:sz w:val="17"/>
         </w:rPr>
-        <w:t>12      Inherit only safe shared or unique pronoun targets.</w:t>
+        <w:t>2:</w:t>
+        <w:tab/>
+      </w:r>
+      <w:r>
+        <w:rPr>
+          <w:rFonts w:ascii="Times New Roman" w:hAnsi="Times New Roman" w:eastAsia="Times New Roman"/>
+          <w:color w:val="000000"/>
+          <w:sz w:val="17"/>
+        </w:rPr>
+      </w:r>
+      <w:r>
+        <w:rPr>
+          <w:rFonts w:ascii="Times New Roman" w:hAnsi="Times New Roman" w:eastAsia="Times New Roman"/>
+          <w:color w:val="000000"/>
+          <w:sz w:val="17"/>
+        </w:rPr>
+        <w:t>A ← ParseAndRecover(T)</w:t>
       </w:r>
     </w:p>
     <w:p>
       <w:pPr>
         <w:keepNext/>
         <w:keepLines/>
-        <w:spacing w:after="0" w:line="186" w:lineRule="exact"/>
+        <w:tabs>
+          <w:tab w:pos="300" w:val="left"/>
+        </w:tabs>
+        <w:spacing w:after="0" w:line="190" w:lineRule="exact"/>
         <w:ind w:firstLine="0"/>
       </w:pPr>
       <w:r>
         <w:rPr>
           <w:rFonts w:ascii="Times New Roman" w:hAnsi="Times New Roman" w:eastAsia="Times New Roman"/>
           <w:color w:val="000000"/>
-          <w:sz w:val="16"/>
+          <w:sz w:val="17"/>
         </w:rPr>
-        <w:t>13      Retain unresolved predicates without inventing scores.</w:t>
+        <w:t>3:</w:t>
+        <w:tab/>
+      </w:r>
+      <w:r>
+        <w:rPr>
+          <w:rFonts w:ascii="Times New Roman" w:hAnsi="Times New Roman" w:eastAsia="Times New Roman"/>
+          <w:color w:val="000000"/>
+          <w:sz w:val="17"/>
+        </w:rPr>
+      </w:r>
+      <w:r>
+        <w:rPr>
+          <w:rFonts w:ascii="Times New Roman" w:hAnsi="Times New Roman" w:eastAsia="Times New Roman"/>
+          <w:color w:val="000000"/>
+          <w:sz w:val="17"/>
+        </w:rPr>
+        <w:t>Cₛ ← ResolveTargets(A)</w:t>
       </w:r>
     </w:p>
     <w:p>
       <w:pPr>
         <w:keepNext/>
         <w:keepLines/>
-        <w:spacing w:after="0" w:line="186" w:lineRule="exact"/>
+        <w:tabs>
+          <w:tab w:pos="300" w:val="left"/>
+        </w:tabs>
+        <w:spacing w:after="0" w:line="190" w:lineRule="exact"/>
         <w:ind w:firstLine="0"/>
       </w:pPr>
       <w:r>
         <w:rPr>
           <w:rFonts w:ascii="Times New Roman" w:hAnsi="Times New Roman" w:eastAsia="Times New Roman"/>
           <w:color w:val="000000"/>
-          <w:sz w:val="16"/>
+          <w:sz w:val="17"/>
         </w:rPr>
-        <w:t>14      Emit original contexts, target spans and rule names.</w:t>
+        <w:t>4:</w:t>
+        <w:tab/>
+      </w:r>
+      <w:r>
+        <w:rPr>
+          <w:rFonts w:ascii="Times New Roman" w:hAnsi="Times New Roman" w:eastAsia="Times New Roman"/>
+          <w:color w:val="000000"/>
+          <w:sz w:val="17"/>
+        </w:rPr>
+      </w:r>
+      <w:r>
+        <w:rPr>
+          <w:rFonts w:ascii="Times New Roman" w:hAnsi="Times New Roman" w:eastAsia="Times New Roman"/>
+          <w:color w:val="000000"/>
+          <w:sz w:val="17"/>
+        </w:rPr>
+        <w:t>P ← PatternParser(x)</w:t>
+      </w:r>
+    </w:p>
+    <w:p>
+      <w:pPr>
+        <w:keepNext/>
+        <w:keepLines/>
+        <w:tabs>
+          <w:tab w:pos="300" w:val="left"/>
+        </w:tabs>
+        <w:spacing w:after="0" w:line="190" w:lineRule="exact"/>
+        <w:ind w:firstLine="0"/>
+      </w:pPr>
+      <w:r>
+        <w:rPr>
+          <w:rFonts w:ascii="Times New Roman" w:hAnsi="Times New Roman" w:eastAsia="Times New Roman"/>
+          <w:color w:val="000000"/>
+          <w:sz w:val="17"/>
+        </w:rPr>
+        <w:t>5:</w:t>
+        <w:tab/>
+      </w:r>
+      <w:r>
+        <w:rPr>
+          <w:rFonts w:ascii="Times New Roman" w:hAnsi="Times New Roman" w:eastAsia="Times New Roman"/>
+          <w:color w:val="000000"/>
+          <w:sz w:val="17"/>
+        </w:rPr>
+      </w:r>
+      <w:r>
+        <w:rPr>
+          <w:rFonts w:ascii="Times New Roman" w:hAnsi="Times New Roman" w:eastAsia="Times New Roman"/>
+          <w:color w:val="000000"/>
+          <w:sz w:val="17"/>
+        </w:rPr>
+        <w:t>Q ← SegmentAndMatch(P)</w:t>
+      </w:r>
+    </w:p>
+    <w:p>
+      <w:pPr>
+        <w:keepNext/>
+        <w:keepLines/>
+        <w:tabs>
+          <w:tab w:pos="300" w:val="left"/>
+        </w:tabs>
+        <w:spacing w:after="0" w:line="190" w:lineRule="exact"/>
+        <w:ind w:firstLine="0"/>
+      </w:pPr>
+      <w:r>
+        <w:rPr>
+          <w:rFonts w:ascii="Times New Roman" w:hAnsi="Times New Roman" w:eastAsia="Times New Roman"/>
+          <w:color w:val="000000"/>
+          <w:sz w:val="17"/>
+        </w:rPr>
+        <w:t>6:</w:t>
+        <w:tab/>
+      </w:r>
+      <w:r>
+        <w:rPr>
+          <w:rFonts w:ascii="Times New Roman" w:hAnsi="Times New Roman" w:eastAsia="Times New Roman"/>
+          <w:color w:val="000000"/>
+          <w:sz w:val="17"/>
+        </w:rPr>
+      </w:r>
+      <w:r>
+        <w:rPr>
+          <w:rFonts w:ascii="Times New Roman" w:hAnsi="Times New Roman" w:eastAsia="Times New Roman"/>
+          <w:color w:val="000000"/>
+          <w:sz w:val="17"/>
+        </w:rPr>
+        <w:t>Cₕ ← AttachOpinions(Q)</w:t>
       </w:r>
     </w:p>
     <w:p>
       <w:pPr>
         <w:keepNext w:val="0"/>
         <w:keepLines/>
-        <w:spacing w:after="120" w:line="186" w:lineRule="exact"/>
+        <w:tabs>
+          <w:tab w:pos="300" w:val="left"/>
+        </w:tabs>
+        <w:spacing w:after="80" w:line="190" w:lineRule="exact"/>
         <w:ind w:firstLine="0"/>
+        <w:pBdr>
+          <w:bottom w:val="single" w:sz="4" w:space="1" w:color="000000"/>
+        </w:pBdr>
       </w:pPr>
       <w:r>
         <w:rPr>
           <w:rFonts w:ascii="Times New Roman" w:hAnsi="Times New Roman" w:eastAsia="Times New Roman"/>
           <w:color w:val="000000"/>
-          <w:sz w:val="16"/>
+          <w:sz w:val="17"/>
         </w:rPr>
-        <w:t>15  Return C and all unresolved/scope diagnostics.</w:t>
+        <w:t>7:</w:t>
+        <w:tab/>
+      </w:r>
+      <w:r>
+        <w:rPr>
+          <w:rFonts w:ascii="Times New Roman" w:hAnsi="Times New Roman" w:eastAsia="Times New Roman"/>
+          <w:color w:val="000000"/>
+          <w:sz w:val="17"/>
+        </w:rPr>
+      </w:r>
+      <w:r>
+        <w:rPr>
+          <w:rFonts w:ascii="Times New Roman" w:hAnsi="Times New Roman" w:eastAsia="Times New Roman"/>
+          <w:b/>
+          <w:color w:val="000000"/>
+          <w:sz w:val="17"/>
+        </w:rPr>
+        <w:t>return</w:t>
+      </w:r>
+      <w:r>
+        <w:rPr>
+          <w:rFonts w:ascii="Times New Roman" w:hAnsi="Times New Roman" w:eastAsia="Times New Roman"/>
+          <w:color w:val="000000"/>
+          <w:sz w:val="17"/>
+        </w:rPr>
+        <w:t xml:space="preserve"> Cₛ, Cₕ</w:t>
       </w:r>
     </w:p>
     <w:p>
@@ -851,59 +1035,7 @@
         <w:pStyle w:val="Heading2"/>
       </w:pPr>
       <w:r>
-        <w:t>C. Module 3 Semantic Attachment and Sentiment Evidence</w:t>
-      </w:r>
-    </w:p>
-    <w:p>
-      <w:pPr>
-        <w:keepNext/>
-        <w:spacing w:before="120" w:after="0"/>
-        <w:ind w:firstLine="0"/>
-        <w:jc w:val="center"/>
-      </w:pPr>
-      <w:r>
-        <w:drawing>
-          <wp:inline xmlns:a="http://schemas.openxmlformats.org/drawingml/2006/main" xmlns:pic="http://schemas.openxmlformats.org/drawingml/2006/picture">
-            <wp:extent cx="3154680" cy="4082056"/>
-            <wp:docPr id="3" name="Picture 3" descr="Fig. 3. Module 3 separate scoring paths. The hybrid retains native evidence before guarded alias normalization and retains effective component scores after any rescoring."/>
-            <wp:cNvGraphicFramePr>
-              <a:graphicFrameLocks noChangeAspect="1"/>
-            </wp:cNvGraphicFramePr>
-            <a:graphic>
-              <a:graphicData uri="http://schemas.openxmlformats.org/drawingml/2006/picture">
-                <pic:pic>
-                  <pic:nvPicPr>
-                    <pic:cNvPr id="0" name="module3_scoring.png"/>
-                    <pic:cNvPicPr/>
-                  </pic:nvPicPr>
-                  <pic:blipFill>
-                    <a:blip r:embed="rId11"/>
-                    <a:stretch>
-                      <a:fillRect/>
-                    </a:stretch>
-                  </pic:blipFill>
-                  <pic:spPr>
-                    <a:xfrm>
-                      <a:off x="0" y="0"/>
-                      <a:ext cx="3154680" cy="4082056"/>
-                    </a:xfrm>
-                    <a:prstGeom prst="rect"/>
-                  </pic:spPr>
-                </pic:pic>
-              </a:graphicData>
-            </a:graphic>
-          </wp:inline>
-        </w:drawing>
-      </w:r>
-    </w:p>
-    <w:p>
-      <w:pPr>
-        <w:pStyle w:val="Caption"/>
-        <w:keepLines/>
-        <w:jc w:val="both"/>
-      </w:pPr>
-      <w:r>
-        <w:t>Fig. 3. Module 3 separate scoring paths. The hybrid retains native evidence before guarded alias normalization and retains effective component scores after any rescoring.</w:t>
+        <w:t>C. Semantic Attachment and Sentiment Evidence</w:t>
       </w:r>
     </w:p>
     <w:p>
@@ -912,7 +1044,7 @@
           <w:rFonts w:ascii="Times New Roman" w:hAnsi="Times New Roman" w:eastAsia="Times New Roman"/>
           <w:color w:val="000000"/>
         </w:rPr>
-        <w:t>Baseline semantics associates accepted opinions with configured categories and issues. It selects a configured SentiWordNet sense and retains positive P, negative N, objective evidence 1-P-N, and lexical score L=P-N. The resource's source values are not rewritten. A separate domain value D may replace L under the baseline's existing hotel rules; degree multiplier m and negation multiplier n then give its clipped final score.</w:t>
+        <w:t>SentiWordNet maps targets to configured categories/issues. Its resource packages 14,311 unchanged native synsets supporting 21,181 entries. Explicit hotel senses take precedence; added lemmas use first lemma-ranked senses, not contextual disambiguation. The scorer retains positive P, negative N, objective 1-P-N and lexical polarity P-N. A recorded domain value D defaults to P-N; degree m and scoped negation n yield (1).</w:t>
       </w:r>
     </w:p>
     <w:p>
@@ -974,7 +1106,7 @@
           <w:rFonts w:ascii="Times New Roman" w:hAnsi="Times New Roman" w:eastAsia="Times New Roman"/>
           <w:color w:val="000000"/>
         </w:rPr>
-        <w:t>The independent hybrid longest-matches its own six-category aspect phrases, combining its initial 164 phrases with 507 reviewed additions. Attributive opinions attach forward to nouns, predicates attach backward to subjects, and opinion verbs can attach to following targets. Trailing opinions can be shared by coordinated subjects. Pronoun inheritance requires an immediately following reference with a unique previous target. Ambiguous references, unsupported topics, and unresolved segments produce diagnostics. Location, Price, and Value remain outside scope; price opinions are not relabeled as room quality.</w:t>
+        <w:t>Hybrid longest-matches its own 671 aspect phrases and attaches attributive opinions forward, predicates backward and opinion verbs to objects, sharing valid coordinated subjects. Unique-target inheritance is bounded. Price/Value/Location remain outside scope. VADER supplies compound sentiment; TextBlob supplies polarity, subjectivity and assessed expressions. Subjectivity is not confidence. Both score extracted contexts and, separately, whole reviews. A guarded 497-form catalog aliases native-unknown expressions only in scoring copies; original text and native/effective outputs remain available.</w:t>
       </w:r>
     </w:p>
     <w:p>
@@ -983,16 +1115,7 @@
           <w:rFonts w:ascii="Times New Roman" w:hAnsi="Times New Roman" w:eastAsia="Times New Roman"/>
           <w:color w:val="000000"/>
         </w:rPr>
-        <w:t>VADER records compound sentiment and positive, neutral, and negative proportions. TextBlob PatternAnalyzer records polarity, subjectivity, and assessed expressions. Both execute on each extracted context and separately on the complete review. Subjectivity is not prediction confidence. The expanded vocabulary adds a project-curated catalog of 497 lexical forms, including inflections and spelling variants; these are not new native library lexicon entries. For a native-unknown form allowed by the context's category, a canonical expression is substituted only in a scoring copy. Known native entries take precedence. For example, the catalog maps eligible occurrences of polite to courteous and tasty to delicious. These are explicit project interpretations, not learned synonyms or unchanged raw library scores.</w:t>
-      </w:r>
-    </w:p>
-    <w:p>
-      <w:r>
-        <w:rPr>
-          <w:rFonts w:ascii="Times New Roman" w:hAnsi="Times New Roman" w:eastAsia="Times New Roman"/>
-          <w:color w:val="000000"/>
-        </w:rPr>
-        <w:t>The tools first score the original context. When guarded substitutions occur, both score the canonical copy; the trace retains original and effective results, the scoring text, source-relative matches, and substitution reasons. A whole-review copy permits only aliases approved for all six categories. Original review wording and target spans remain unchanged, and apostrophe normalization in an altered scoring copy preserves contraction negation. Any component exception remains a processing error. Let V and T denote the effective compound and polarity scores after this step, and eV and eT indicate corresponding lexical evidence. When both components execute successfully and the denominator is positive, fusion is defined by (2).</w:t>
+        <w:t>For effective scores V and T, evidence flags eV and eT give (2). With fixed w=0.5, two supported tools are averaged; one supported tool retains its value. No evidence means Unavailable, not Neutral. Component errors remain errors. Domain rules and lexical aliases are project logic, not new native library scores.</w:t>
       </w:r>
     </w:p>
     <w:p>
@@ -1209,19 +1332,14 @@
       </w:r>
     </w:p>
     <w:p>
-      <w:r>
-        <w:rPr>
-          <w:rFonts w:ascii="Times New Roman" w:hAnsi="Times New Roman" w:eastAsia="Times New Roman"/>
-          <w:color w:val="000000"/>
-        </w:rPr>
-        <w:t>With w=0.5, both supported components are averaged; if only one contains evidence, its score is retained without dilution by an unsupported zero. Neither component with evidence means unavailable, not automatically Neutral. A component exception remains a processing error even if the other component returns a number. The weight is an untuned policy choice, not an experimentally optimized parameter.</w:t>
-      </w:r>
-    </w:p>
-    <w:p>
       <w:pPr>
         <w:keepNext/>
-        <w:spacing w:before="120" w:after="60"/>
+        <w:spacing w:before="80" w:after="40"/>
         <w:ind w:firstLine="0"/>
+        <w:pBdr>
+          <w:top w:val="single" w:sz="4" w:space="1" w:color="000000"/>
+          <w:bottom w:val="single" w:sz="4" w:space="1" w:color="000000"/>
+        </w:pBdr>
       </w:pPr>
       <w:r>
         <w:rPr>
@@ -1230,279 +1348,637 @@
           <w:color w:val="000000"/>
           <w:sz w:val="17"/>
         </w:rPr>
-        <w:t>Algorithm 3  Evidence aware hybrid sentiment</w:t>
+        <w:t>Algorithm 3  Sentiment Scoring</w:t>
       </w:r>
     </w:p>
     <w:p>
       <w:pPr>
         <w:keepNext/>
         <w:keepLines/>
-        <w:spacing w:after="0" w:line="186" w:lineRule="exact"/>
+        <w:spacing w:after="0" w:line="190" w:lineRule="exact"/>
         <w:ind w:firstLine="0"/>
       </w:pPr>
+      <w:r>
+        <w:rPr>
+          <w:rFonts w:ascii="Times New Roman" w:hAnsi="Times New Roman" w:eastAsia="Times New Roman"/>
+          <w:b/>
+          <w:color w:val="000000"/>
+          <w:sz w:val="17"/>
+        </w:rPr>
+        <w:t>Input:</w:t>
+      </w:r>
       <w:r>
         <w:rPr>
           <w:rFonts w:ascii="Times New Roman" w:hAnsi="Times New Roman" w:eastAsia="Times New Roman"/>
           <w:color w:val="000000"/>
-          <w:sz w:val="16"/>
+          <w:sz w:val="17"/>
         </w:rPr>
-        <w:t>01  Input: aspect context x, category c, weight w = 0.5</w:t>
+        <w:t xml:space="preserve"> candidates Cₛ, Cₕ</w:t>
       </w:r>
     </w:p>
     <w:p>
       <w:pPr>
         <w:keepNext/>
         <w:keepLines/>
-        <w:spacing w:after="0" w:line="186" w:lineRule="exact"/>
+        <w:spacing w:after="0" w:line="190" w:lineRule="exact"/>
         <w:ind w:firstLine="0"/>
       </w:pPr>
+      <w:r>
+        <w:rPr>
+          <w:rFonts w:ascii="Times New Roman" w:hAnsi="Times New Roman" w:eastAsia="Times New Roman"/>
+          <w:b/>
+          <w:color w:val="000000"/>
+          <w:sz w:val="17"/>
+        </w:rPr>
+        <w:t>Output:</w:t>
+      </w:r>
       <w:r>
         <w:rPr>
           <w:rFonts w:ascii="Times New Roman" w:hAnsi="Times New Roman" w:eastAsia="Times New Roman"/>
           <w:color w:val="000000"/>
-          <w:sz w:val="16"/>
+          <w:sz w:val="17"/>
         </w:rPr>
-        <w:t>02  Output: native/effective evidence, fusion L and final H</w:t>
+        <w:t xml:space="preserve"> scored opinions Oₛ, Oₕ</w:t>
       </w:r>
     </w:p>
     <w:p>
       <w:pPr>
         <w:keepNext/>
         <w:keepLines/>
-        <w:spacing w:after="0" w:line="186" w:lineRule="exact"/>
+        <w:tabs>
+          <w:tab w:pos="300" w:val="left"/>
+        </w:tabs>
+        <w:spacing w:after="0" w:line="190" w:lineRule="exact"/>
         <w:ind w:firstLine="0"/>
       </w:pPr>
       <w:r>
         <w:rPr>
           <w:rFonts w:ascii="Times New Roman" w:hAnsi="Times New Roman" w:eastAsia="Times New Roman"/>
           <w:color w:val="000000"/>
-          <w:sz w:val="16"/>
+          <w:sz w:val="17"/>
         </w:rPr>
-        <w:t>03  Run native VADER(x) and PatternAnalyzer(x); retain both.</w:t>
+        <w:t>1:</w:t>
+        <w:tab/>
+      </w:r>
+      <w:r>
+        <w:rPr>
+          <w:rFonts w:ascii="Times New Roman" w:hAnsi="Times New Roman" w:eastAsia="Times New Roman"/>
+          <w:color w:val="000000"/>
+          <w:sz w:val="17"/>
+        </w:rPr>
+      </w:r>
+      <w:r>
+        <w:rPr>
+          <w:rFonts w:ascii="Times New Roman" w:hAnsi="Times New Roman" w:eastAsia="Times New Roman"/>
+          <w:color w:val="000000"/>
+          <w:sz w:val="17"/>
+        </w:rPr>
+        <w:t>Oₛ ← ∅; Oₕ ← ∅</w:t>
       </w:r>
     </w:p>
     <w:p>
       <w:pPr>
         <w:keepNext/>
         <w:keepLines/>
-        <w:spacing w:after="0" w:line="186" w:lineRule="exact"/>
+        <w:tabs>
+          <w:tab w:pos="300" w:val="left"/>
+        </w:tabs>
+        <w:spacing w:after="0" w:line="190" w:lineRule="exact"/>
         <w:ind w:firstLine="0"/>
       </w:pPr>
       <w:r>
         <w:rPr>
           <w:rFonts w:ascii="Times New Roman" w:hAnsi="Times New Roman" w:eastAsia="Times New Roman"/>
           <w:color w:val="000000"/>
-          <w:sz w:val="16"/>
+          <w:sz w:val="17"/>
         </w:rPr>
-        <w:t>04  If either fails: return unavailable with component error.</w:t>
+        <w:t>2:</w:t>
+        <w:tab/>
+      </w:r>
+      <w:r>
+        <w:rPr>
+          <w:rFonts w:ascii="Times New Roman" w:hAnsi="Times New Roman" w:eastAsia="Times New Roman"/>
+          <w:color w:val="000000"/>
+          <w:sz w:val="17"/>
+        </w:rPr>
+      </w:r>
+      <w:r>
+        <w:rPr>
+          <w:rFonts w:ascii="Times New Roman" w:hAnsi="Times New Roman" w:eastAsia="Times New Roman"/>
+          <w:b/>
+          <w:color w:val="000000"/>
+          <w:sz w:val="17"/>
+        </w:rPr>
+        <w:t>for each</w:t>
+      </w:r>
+      <w:r>
+        <w:rPr>
+          <w:rFonts w:ascii="Times New Roman" w:hAnsi="Times New Roman" w:eastAsia="Times New Roman"/>
+          <w:color w:val="000000"/>
+          <w:sz w:val="17"/>
+        </w:rPr>
+        <w:t xml:space="preserve"> c ∈ Cₛ do</w:t>
       </w:r>
     </w:p>
     <w:p>
       <w:pPr>
         <w:keepNext/>
         <w:keepLines/>
-        <w:spacing w:after="0" w:line="186" w:lineRule="exact"/>
+        <w:tabs>
+          <w:tab w:pos="300" w:val="left"/>
+        </w:tabs>
+        <w:spacing w:after="0" w:line="190" w:lineRule="exact"/>
         <w:ind w:firstLine="0"/>
       </w:pPr>
       <w:r>
         <w:rPr>
           <w:rFonts w:ascii="Times New Roman" w:hAnsi="Times New Roman" w:eastAsia="Times New Roman"/>
           <w:color w:val="000000"/>
-          <w:sz w:val="16"/>
+          <w:sz w:val="17"/>
         </w:rPr>
-        <w:t>05  Set x* = x; find reviewed lexical aliases allowed for c.</w:t>
+        <w:t>3:</w:t>
+        <w:tab/>
+      </w:r>
+      <w:r>
+        <w:rPr>
+          <w:rFonts w:ascii="Times New Roman" w:hAnsi="Times New Roman" w:eastAsia="Times New Roman"/>
+          <w:color w:val="000000"/>
+          <w:sz w:val="17"/>
+        </w:rPr>
+        <w:t xml:space="preserve">    </w:t>
+      </w:r>
+      <w:r>
+        <w:rPr>
+          <w:rFonts w:ascii="Times New Roman" w:hAnsi="Times New Roman" w:eastAsia="Times New Roman"/>
+          <w:color w:val="000000"/>
+          <w:sz w:val="17"/>
+        </w:rPr>
+        <w:t>(P, N) ← SenseScores(c)</w:t>
       </w:r>
     </w:p>
     <w:p>
       <w:pPr>
         <w:keepNext/>
         <w:keepLines/>
-        <w:spacing w:after="0" w:line="186" w:lineRule="exact"/>
+        <w:tabs>
+          <w:tab w:pos="300" w:val="left"/>
+        </w:tabs>
+        <w:spacing w:after="0" w:line="190" w:lineRule="exact"/>
         <w:ind w:firstLine="0"/>
       </w:pPr>
       <w:r>
         <w:rPr>
           <w:rFonts w:ascii="Times New Roman" w:hAnsi="Times New Roman" w:eastAsia="Times New Roman"/>
           <w:color w:val="000000"/>
-          <w:sz w:val="16"/>
+          <w:sz w:val="17"/>
         </w:rPr>
-        <w:t>06  Replace native-unknown matches in scoring copy x* only.</w:t>
+        <w:t>4:</w:t>
+        <w:tab/>
+      </w:r>
+      <w:r>
+        <w:rPr>
+          <w:rFonts w:ascii="Times New Roman" w:hAnsi="Times New Roman" w:eastAsia="Times New Roman"/>
+          <w:color w:val="000000"/>
+          <w:sz w:val="17"/>
+        </w:rPr>
+        <w:t xml:space="preserve">    </w:t>
+      </w:r>
+      <w:r>
+        <w:rPr>
+          <w:rFonts w:ascii="Times New Roman" w:hAnsi="Times New Roman" w:eastAsia="Times New Roman"/>
+          <w:color w:val="000000"/>
+          <w:sz w:val="17"/>
+        </w:rPr>
+        <w:t>D ← DomainRule(c, P − N)</w:t>
       </w:r>
     </w:p>
     <w:p>
       <w:pPr>
         <w:keepNext/>
         <w:keepLines/>
-        <w:spacing w:after="0" w:line="186" w:lineRule="exact"/>
+        <w:tabs>
+          <w:tab w:pos="300" w:val="left"/>
+        </w:tabs>
+        <w:spacing w:after="0" w:line="190" w:lineRule="exact"/>
         <w:ind w:firstLine="0"/>
       </w:pPr>
       <w:r>
         <w:rPr>
           <w:rFonts w:ascii="Times New Roman" w:hAnsi="Times New Roman" w:eastAsia="Times New Roman"/>
           <w:color w:val="000000"/>
-          <w:sz w:val="16"/>
+          <w:sz w:val="17"/>
         </w:rPr>
-        <w:t>07  If x* differs: rescore both; preserve source-span matches.</w:t>
+        <w:t>5:</w:t>
+        <w:tab/>
+      </w:r>
+      <w:r>
+        <w:rPr>
+          <w:rFonts w:ascii="Times New Roman" w:hAnsi="Times New Roman" w:eastAsia="Times New Roman"/>
+          <w:color w:val="000000"/>
+          <w:sz w:val="17"/>
+        </w:rPr>
+        <w:t xml:space="preserve">    </w:t>
+      </w:r>
+      <w:r>
+        <w:rPr>
+          <w:rFonts w:ascii="Times New Roman" w:hAnsi="Times New Roman" w:eastAsia="Times New Roman"/>
+          <w:color w:val="000000"/>
+          <w:sz w:val="17"/>
+        </w:rPr>
+        <w:t>s ← clip(D × Degree(c) × Negation(c))</w:t>
       </w:r>
     </w:p>
     <w:p>
       <w:pPr>
         <w:keepNext/>
         <w:keepLines/>
-        <w:spacing w:after="0" w:line="186" w:lineRule="exact"/>
+        <w:tabs>
+          <w:tab w:pos="300" w:val="left"/>
+        </w:tabs>
+        <w:spacing w:after="0" w:line="190" w:lineRule="exact"/>
         <w:ind w:firstLine="0"/>
       </w:pPr>
       <w:r>
         <w:rPr>
           <w:rFonts w:ascii="Times New Roman" w:hAnsi="Times New Roman" w:eastAsia="Times New Roman"/>
           <w:color w:val="000000"/>
-          <w:sz w:val="16"/>
+          <w:sz w:val="17"/>
         </w:rPr>
-        <w:t>08  If rescoring fails: return unavailable with component error.</w:t>
+        <w:t>6:</w:t>
+        <w:tab/>
+      </w:r>
+      <w:r>
+        <w:rPr>
+          <w:rFonts w:ascii="Times New Roman" w:hAnsi="Times New Roman" w:eastAsia="Times New Roman"/>
+          <w:color w:val="000000"/>
+          <w:sz w:val="17"/>
+        </w:rPr>
+        <w:t xml:space="preserve">    </w:t>
+      </w:r>
+      <w:r>
+        <w:rPr>
+          <w:rFonts w:ascii="Times New Roman" w:hAnsi="Times New Roman" w:eastAsia="Times New Roman"/>
+          <w:color w:val="000000"/>
+          <w:sz w:val="17"/>
+        </w:rPr>
+        <w:t>Oₛ[c] ← (s, Band(s))</w:t>
       </w:r>
     </w:p>
     <w:p>
       <w:pPr>
         <w:keepNext/>
         <w:keepLines/>
-        <w:spacing w:after="0" w:line="186" w:lineRule="exact"/>
+        <w:tabs>
+          <w:tab w:pos="300" w:val="left"/>
+        </w:tabs>
+        <w:spacing w:after="0" w:line="190" w:lineRule="exact"/>
         <w:ind w:firstLine="0"/>
       </w:pPr>
       <w:r>
         <w:rPr>
           <w:rFonts w:ascii="Times New Roman" w:hAnsi="Times New Roman" w:eastAsia="Times New Roman"/>
           <w:color w:val="000000"/>
-          <w:sz w:val="16"/>
+          <w:sz w:val="17"/>
         </w:rPr>
-        <w:t>09  Determine lexical-evidence flags eV and eT.</w:t>
+        <w:t>7:</w:t>
+        <w:tab/>
+      </w:r>
+      <w:r>
+        <w:rPr>
+          <w:rFonts w:ascii="Times New Roman" w:hAnsi="Times New Roman" w:eastAsia="Times New Roman"/>
+          <w:color w:val="000000"/>
+          <w:sz w:val="17"/>
+        </w:rPr>
+      </w:r>
+      <w:r>
+        <w:rPr>
+          <w:rFonts w:ascii="Times New Roman" w:hAnsi="Times New Roman" w:eastAsia="Times New Roman"/>
+          <w:b/>
+          <w:color w:val="000000"/>
+          <w:sz w:val="17"/>
+        </w:rPr>
+        <w:t>end for</w:t>
+      </w:r>
+      <w:r>
+        <w:rPr>
+          <w:rFonts w:ascii="Times New Roman" w:hAnsi="Times New Roman" w:eastAsia="Times New Roman"/>
+          <w:color w:val="000000"/>
+          <w:sz w:val="17"/>
+        </w:rPr>
       </w:r>
     </w:p>
     <w:p>
       <w:pPr>
         <w:keepNext/>
         <w:keepLines/>
-        <w:spacing w:after="0" w:line="186" w:lineRule="exact"/>
+        <w:tabs>
+          <w:tab w:pos="300" w:val="left"/>
+        </w:tabs>
+        <w:spacing w:after="0" w:line="190" w:lineRule="exact"/>
         <w:ind w:firstLine="0"/>
       </w:pPr>
       <w:r>
         <w:rPr>
           <w:rFonts w:ascii="Times New Roman" w:hAnsi="Times New Roman" w:eastAsia="Times New Roman"/>
           <w:color w:val="000000"/>
-          <w:sz w:val="16"/>
+          <w:sz w:val="17"/>
         </w:rPr>
-        <w:t>10  If both flags: L = w*V.compound + (1-w)*T.polarity.</w:t>
+        <w:t>8:</w:t>
+        <w:tab/>
+      </w:r>
+      <w:r>
+        <w:rPr>
+          <w:rFonts w:ascii="Times New Roman" w:hAnsi="Times New Roman" w:eastAsia="Times New Roman"/>
+          <w:color w:val="000000"/>
+          <w:sz w:val="17"/>
+        </w:rPr>
+      </w:r>
+      <w:r>
+        <w:rPr>
+          <w:rFonts w:ascii="Times New Roman" w:hAnsi="Times New Roman" w:eastAsia="Times New Roman"/>
+          <w:b/>
+          <w:color w:val="000000"/>
+          <w:sz w:val="17"/>
+        </w:rPr>
+        <w:t>for each</w:t>
+      </w:r>
+      <w:r>
+        <w:rPr>
+          <w:rFonts w:ascii="Times New Roman" w:hAnsi="Times New Roman" w:eastAsia="Times New Roman"/>
+          <w:color w:val="000000"/>
+          <w:sz w:val="17"/>
+        </w:rPr>
+        <w:t xml:space="preserve"> c ∈ Cₕ do</w:t>
       </w:r>
     </w:p>
     <w:p>
       <w:pPr>
         <w:keepNext/>
         <w:keepLines/>
-        <w:spacing w:after="0" w:line="186" w:lineRule="exact"/>
+        <w:tabs>
+          <w:tab w:pos="300" w:val="left"/>
+        </w:tabs>
+        <w:spacing w:after="0" w:line="190" w:lineRule="exact"/>
         <w:ind w:firstLine="0"/>
       </w:pPr>
       <w:r>
         <w:rPr>
           <w:rFonts w:ascii="Times New Roman" w:hAnsi="Times New Roman" w:eastAsia="Times New Roman"/>
           <w:color w:val="000000"/>
-          <w:sz w:val="16"/>
+          <w:sz w:val="17"/>
         </w:rPr>
-        <w:t>11  Else if one flag: L = that supported component score.</w:t>
+        <w:t>9:</w:t>
+        <w:tab/>
+      </w:r>
+      <w:r>
+        <w:rPr>
+          <w:rFonts w:ascii="Times New Roman" w:hAnsi="Times New Roman" w:eastAsia="Times New Roman"/>
+          <w:color w:val="000000"/>
+          <w:sz w:val="17"/>
+        </w:rPr>
+        <w:t xml:space="preserve">    </w:t>
+      </w:r>
+      <w:r>
+        <w:rPr>
+          <w:rFonts w:ascii="Times New Roman" w:hAnsi="Times New Roman" w:eastAsia="Times New Roman"/>
+          <w:color w:val="000000"/>
+          <w:sz w:val="17"/>
+        </w:rPr>
+        <w:t>x* ← AliasCopy(c)</w:t>
       </w:r>
     </w:p>
     <w:p>
       <w:pPr>
         <w:keepNext/>
         <w:keepLines/>
-        <w:spacing w:after="0" w:line="186" w:lineRule="exact"/>
+        <w:tabs>
+          <w:tab w:pos="300" w:val="left"/>
+        </w:tabs>
+        <w:spacing w:after="0" w:line="190" w:lineRule="exact"/>
         <w:ind w:firstLine="0"/>
       </w:pPr>
       <w:r>
         <w:rPr>
           <w:rFonts w:ascii="Times New Roman" w:hAnsi="Times New Roman" w:eastAsia="Times New Roman"/>
           <w:color w:val="000000"/>
-          <w:sz w:val="16"/>
+          <w:sz w:val="17"/>
         </w:rPr>
-        <w:t>12  Else: L = unavailable.</w:t>
+        <w:t>10:</w:t>
+        <w:tab/>
+      </w:r>
+      <w:r>
+        <w:rPr>
+          <w:rFonts w:ascii="Times New Roman" w:hAnsi="Times New Roman" w:eastAsia="Times New Roman"/>
+          <w:color w:val="000000"/>
+          <w:sz w:val="17"/>
+        </w:rPr>
+        <w:t xml:space="preserve">    </w:t>
+      </w:r>
+      <w:r>
+        <w:rPr>
+          <w:rFonts w:ascii="Times New Roman" w:hAnsi="Times New Roman" w:eastAsia="Times New Roman"/>
+          <w:color w:val="000000"/>
+          <w:sz w:val="17"/>
+        </w:rPr>
+        <w:t>(V, T, eV, eT) ← ScoreBoth(x*)</w:t>
       </w:r>
     </w:p>
     <w:p>
       <w:pPr>
         <w:keepNext/>
         <w:keepLines/>
-        <w:spacing w:after="0" w:line="186" w:lineRule="exact"/>
+        <w:tabs>
+          <w:tab w:pos="300" w:val="left"/>
+        </w:tabs>
+        <w:spacing w:after="0" w:line="190" w:lineRule="exact"/>
         <w:ind w:firstLine="0"/>
       </w:pPr>
       <w:r>
         <w:rPr>
           <w:rFonts w:ascii="Times New Roman" w:hAnsi="Times New Roman" w:eastAsia="Times New Roman"/>
           <w:color w:val="000000"/>
-          <w:sz w:val="16"/>
+          <w:sz w:val="17"/>
         </w:rPr>
-        <w:t>13  H = L; find applicable category-context rules.</w:t>
+        <w:t>11:</w:t>
+        <w:tab/>
+      </w:r>
+      <w:r>
+        <w:rPr>
+          <w:rFonts w:ascii="Times New Roman" w:hAnsi="Times New Roman" w:eastAsia="Times New Roman"/>
+          <w:color w:val="000000"/>
+          <w:sz w:val="17"/>
+        </w:rPr>
+        <w:t xml:space="preserve">    </w:t>
+      </w:r>
+      <w:r>
+        <w:rPr>
+          <w:rFonts w:ascii="Times New Roman" w:hAnsi="Times New Roman" w:eastAsia="Times New Roman"/>
+          <w:color w:val="000000"/>
+          <w:sz w:val="17"/>
+        </w:rPr>
+        <w:t>f ← Fuse(V, T, eV, eT)</w:t>
       </w:r>
     </w:p>
     <w:p>
       <w:pPr>
         <w:keepNext/>
         <w:keepLines/>
-        <w:spacing w:after="0" w:line="186" w:lineRule="exact"/>
+        <w:tabs>
+          <w:tab w:pos="300" w:val="left"/>
+        </w:tabs>
+        <w:spacing w:after="0" w:line="190" w:lineRule="exact"/>
         <w:ind w:firstLine="0"/>
       </w:pPr>
       <w:r>
         <w:rPr>
           <w:rFonts w:ascii="Times New Roman" w:hAnsi="Times New Roman" w:eastAsia="Times New Roman"/>
           <w:color w:val="000000"/>
-          <w:sz w:val="16"/>
+          <w:sz w:val="17"/>
         </w:rPr>
-        <w:t>14  If rule signs agree: H = first configured rule score.</w:t>
+        <w:t>12:</w:t>
+        <w:tab/>
+      </w:r>
+      <w:r>
+        <w:rPr>
+          <w:rFonts w:ascii="Times New Roman" w:hAnsi="Times New Roman" w:eastAsia="Times New Roman"/>
+          <w:color w:val="000000"/>
+          <w:sz w:val="17"/>
+        </w:rPr>
+        <w:t xml:space="preserve">    </w:t>
+      </w:r>
+      <w:r>
+        <w:rPr>
+          <w:rFonts w:ascii="Times New Roman" w:hAnsi="Times New Roman" w:eastAsia="Times New Roman"/>
+          <w:color w:val="000000"/>
+          <w:sz w:val="17"/>
+        </w:rPr>
+        <w:t>s ← ContextRule(c, f)</w:t>
       </w:r>
     </w:p>
     <w:p>
       <w:pPr>
         <w:keepNext/>
         <w:keepLines/>
-        <w:spacing w:after="0" w:line="186" w:lineRule="exact"/>
+        <w:tabs>
+          <w:tab w:pos="300" w:val="left"/>
+        </w:tabs>
+        <w:spacing w:after="0" w:line="190" w:lineRule="exact"/>
         <w:ind w:firstLine="0"/>
       </w:pPr>
       <w:r>
         <w:rPr>
           <w:rFonts w:ascii="Times New Roman" w:hAnsi="Times New Roman" w:eastAsia="Times New Roman"/>
           <w:color w:val="000000"/>
-          <w:sz w:val="16"/>
+          <w:sz w:val="17"/>
         </w:rPr>
-        <w:t>15  Retain x, x*, native/effective V, T, L, H and rule.</w:t>
+        <w:t>13:</w:t>
+        <w:tab/>
+      </w:r>
+      <w:r>
+        <w:rPr>
+          <w:rFonts w:ascii="Times New Roman" w:hAnsi="Times New Roman" w:eastAsia="Times New Roman"/>
+          <w:color w:val="000000"/>
+          <w:sz w:val="17"/>
+        </w:rPr>
+        <w:t xml:space="preserve">    </w:t>
+      </w:r>
+      <w:r>
+        <w:rPr>
+          <w:rFonts w:ascii="Times New Roman" w:hAnsi="Times New Roman" w:eastAsia="Times New Roman"/>
+          <w:color w:val="000000"/>
+          <w:sz w:val="17"/>
+        </w:rPr>
+        <w:t>Oₕ[c] ← (s, Band(s))</w:t>
       </w:r>
     </w:p>
     <w:p>
       <w:pPr>
         <w:keepNext/>
         <w:keepLines/>
-        <w:spacing w:after="0" w:line="186" w:lineRule="exact"/>
+        <w:tabs>
+          <w:tab w:pos="300" w:val="left"/>
+        </w:tabs>
+        <w:spacing w:after="0" w:line="190" w:lineRule="exact"/>
         <w:ind w:firstLine="0"/>
       </w:pPr>
       <w:r>
         <w:rPr>
           <w:rFonts w:ascii="Times New Roman" w:hAnsi="Times New Roman" w:eastAsia="Times New Roman"/>
           <w:color w:val="000000"/>
-          <w:sz w:val="16"/>
+          <w:sz w:val="17"/>
         </w:rPr>
-        <w:t>16  Retain assessments and subjectivity; do not infer confidence.</w:t>
+        <w:t>14:</w:t>
+        <w:tab/>
+      </w:r>
+      <w:r>
+        <w:rPr>
+          <w:rFonts w:ascii="Times New Roman" w:hAnsi="Times New Roman" w:eastAsia="Times New Roman"/>
+          <w:color w:val="000000"/>
+          <w:sz w:val="17"/>
+        </w:rPr>
+      </w:r>
+      <w:r>
+        <w:rPr>
+          <w:rFonts w:ascii="Times New Roman" w:hAnsi="Times New Roman" w:eastAsia="Times New Roman"/>
+          <w:b/>
+          <w:color w:val="000000"/>
+          <w:sz w:val="17"/>
+        </w:rPr>
+        <w:t>end for</w:t>
+      </w:r>
+      <w:r>
+        <w:rPr>
+          <w:rFonts w:ascii="Times New Roman" w:hAnsi="Times New Roman" w:eastAsia="Times New Roman"/>
+          <w:color w:val="000000"/>
+          <w:sz w:val="17"/>
+        </w:rPr>
       </w:r>
     </w:p>
     <w:p>
       <w:pPr>
         <w:keepNext w:val="0"/>
         <w:keepLines/>
-        <w:spacing w:after="120" w:line="186" w:lineRule="exact"/>
+        <w:tabs>
+          <w:tab w:pos="300" w:val="left"/>
+        </w:tabs>
+        <w:spacing w:after="80" w:line="190" w:lineRule="exact"/>
         <w:ind w:firstLine="0"/>
+        <w:pBdr>
+          <w:bottom w:val="single" w:sz="4" w:space="1" w:color="000000"/>
+        </w:pBdr>
       </w:pPr>
       <w:r>
         <w:rPr>
           <w:rFonts w:ascii="Times New Roman" w:hAnsi="Times New Roman" w:eastAsia="Times New Roman"/>
           <w:color w:val="000000"/>
-          <w:sz w:val="16"/>
+          <w:sz w:val="17"/>
         </w:rPr>
-        <w:t>17  Assign descriptive polarity and strength; return evidence.</w:t>
+        <w:t>15:</w:t>
+        <w:tab/>
+      </w:r>
+      <w:r>
+        <w:rPr>
+          <w:rFonts w:ascii="Times New Roman" w:hAnsi="Times New Roman" w:eastAsia="Times New Roman"/>
+          <w:color w:val="000000"/>
+          <w:sz w:val="17"/>
+        </w:rPr>
+      </w:r>
+      <w:r>
+        <w:rPr>
+          <w:rFonts w:ascii="Times New Roman" w:hAnsi="Times New Roman" w:eastAsia="Times New Roman"/>
+          <w:b/>
+          <w:color w:val="000000"/>
+          <w:sz w:val="17"/>
+        </w:rPr>
+        <w:t>return</w:t>
+      </w:r>
+      <w:r>
+        <w:rPr>
+          <w:rFonts w:ascii="Times New Roman" w:hAnsi="Times New Roman" w:eastAsia="Times New Roman"/>
+          <w:color w:val="000000"/>
+          <w:sz w:val="17"/>
+        </w:rPr>
+        <w:t xml:space="preserve"> Oₛ, Oₕ</w:t>
       </w:r>
     </w:p>
     <w:p>
@@ -1510,7 +1986,7 @@
         <w:pStyle w:val="Heading2"/>
       </w:pPr>
       <w:r>
-        <w:t>D. Module 4 Adjustment and Final Records</w:t>
+        <w:t>D. Adjustment and Final Records</w:t>
       </w:r>
     </w:p>
     <w:p>
@@ -1519,59 +1995,7 @@
           <w:rFonts w:ascii="Times New Roman" w:hAnsi="Times New Roman" w:eastAsia="Times New Roman"/>
           <w:color w:val="000000"/>
         </w:rPr>
-        <w:t>The baseline retains its existing domain, degree, and negation rules. In the hybrid, an explicit category-context rule may replace lexical fusion for functional failures, missing hot water, room preferences, hygiene, or service responsiveness. Raw library scores, pre-rule fusion, rule identity, matched text, and final score remain inspectable. Rules with opposing signs in one context do not override fusion. These values are project conventions rather than new scores attributed to either library.</w:t>
-      </w:r>
-    </w:p>
-    <w:p>
-      <w:pPr>
-        <w:keepNext/>
-        <w:spacing w:before="120" w:after="0"/>
-        <w:ind w:firstLine="0"/>
-        <w:jc w:val="center"/>
-      </w:pPr>
-      <w:r>
-        <w:drawing>
-          <wp:inline xmlns:a="http://schemas.openxmlformats.org/drawingml/2006/main" xmlns:pic="http://schemas.openxmlformats.org/drawingml/2006/picture">
-            <wp:extent cx="3154680" cy="3769592"/>
-            <wp:docPr id="4" name="Picture 4" descr="Fig. 4. Module 4 adjustment, synthesis, and evaluation. Scores remain separate by method; baseline negation is not applied again to hybrid library outputs."/>
-            <wp:cNvGraphicFramePr>
-              <a:graphicFrameLocks noChangeAspect="1"/>
-            </wp:cNvGraphicFramePr>
-            <a:graphic>
-              <a:graphicData uri="http://schemas.openxmlformats.org/drawingml/2006/picture">
-                <pic:pic>
-                  <pic:nvPicPr>
-                    <pic:cNvPr id="0" name="module4_synthesis.png"/>
-                    <pic:cNvPicPr/>
-                  </pic:nvPicPr>
-                  <pic:blipFill>
-                    <a:blip r:embed="rId12"/>
-                    <a:stretch>
-                      <a:fillRect/>
-                    </a:stretch>
-                  </pic:blipFill>
-                  <pic:spPr>
-                    <a:xfrm>
-                      <a:off x="0" y="0"/>
-                      <a:ext cx="3154680" cy="3769592"/>
-                    </a:xfrm>
-                    <a:prstGeom prst="rect"/>
-                  </pic:spPr>
-                </pic:pic>
-              </a:graphicData>
-            </a:graphic>
-          </wp:inline>
-        </w:drawing>
-      </w:r>
-    </w:p>
-    <w:p>
-      <w:pPr>
-        <w:pStyle w:val="Caption"/>
-        <w:keepLines/>
-        <w:jc w:val="both"/>
-      </w:pPr>
-      <w:r>
-        <w:t>Fig. 4. Module 4 adjustment, synthesis, and evaluation. Scores remain separate by method; baseline negation is not applied again to hybrid library outputs.</w:t>
+        <w:t>SentiWordNet applies recorded domain, degree and negation adjustments. Hybrid uses its libraries' contextual rules without repeating the SentiWordNet multiplier; explicit hotel rules may override fusion for functional failure, missing hot water, hygiene or service responsiveness. Opposing rule signs prevent an override. Five lexical bands use boundaries -0.5, -0.05, +0.05 and +0.5: Strong Negative, Weak Negative, Neutral, Weak Positive and Strong Positive. Missing scores remain unavailable; opposing opinions retain Mixed.</w:t>
       </w:r>
     </w:p>
     <w:p>
@@ -1580,16 +2004,7 @@
           <w:rFonts w:ascii="Times New Roman" w:hAnsi="Times New Roman" w:eastAsia="Times New Roman"/>
           <w:color w:val="000000"/>
         </w:rPr>
-        <w:t>The five descriptive bands are Strong Negative at or below -0.5, Weak Negative between -0.5 and -0.05, Neutral from -0.05 through +0.05, Weak Positive between +0.05 and +0.5, and Strong Positive at or above +0.5. Missing results remain Unavailable. Positive and negative opinions together retain a Mixed label even if their mean is near zero.</w:t>
-      </w:r>
-    </w:p>
-    <w:p>
-      <w:r>
-        <w:rPr>
-          <w:rFonts w:ascii="Times New Roman" w:hAnsi="Times New Roman" w:eastAsia="Times New Roman"/>
-          <w:color w:val="000000"/>
-        </w:rPr>
-        <w:t>For review i, the hybrid aspect mean averages its mi extracted context scores only when all are available. It is unavailable if any required score is missing. This summarizes recognized aspects rather than proving complete understanding. A whole-review lexical score is exported separately because its scope differs. Dashboard category means average a category within each review and then across contributing reviews, giving reviews equal weight. The UI exposes both methods for demonstration; offline exports provide the paper's reproducible evidence.</w:t>
+        <w:t>Equation (3) averages retained aspect scores. SentiWordNet Partial means describe recognized opinions only; Hybrid exposes its aspect mean only when all extracted contexts are scored. Dashboard category means average within each review, then across reviews, giving reviews equal weight. Whole-text scores remain separate.</w:t>
       </w:r>
     </w:p>
     <w:p>
@@ -1766,14 +2181,18 @@
           <w:rFonts w:ascii="Times New Roman" w:hAnsi="Times New Roman" w:eastAsia="Times New Roman"/>
           <w:color w:val="000000"/>
         </w:rPr>
-        <w:t>Final records contain method, category, aspect/context spans, polarity, strength, evidence, and processing status. Complete means all extracted candidates are scored and no unresolved or scope diagnostic is detected; it is a heuristic processing status. Partial retains scored results alongside diagnostics. Unsupported has no scored aspect, and processing_error records an analysis failure. CSV-invalid rows retain their validation outcome. Independent opinion sets are exported as separate method rows rather than paired by their position in a list.</w:t>
+        <w:t>Complete means no detected unresolved/scope issue and all required candidates scored; it is not human-verified correctness. Partial retains scored opinions with diagnostics; Unsupported has no scored aspect. Invalid rows and processing errors retain failures. Final records preserve category, context, available scores/bands and source spans.</w:t>
       </w:r>
     </w:p>
     <w:p>
       <w:pPr>
         <w:keepNext/>
-        <w:spacing w:before="120" w:after="60"/>
+        <w:spacing w:before="80" w:after="40"/>
         <w:ind w:firstLine="0"/>
+        <w:pBdr>
+          <w:top w:val="single" w:sz="4" w:space="1" w:color="000000"/>
+          <w:bottom w:val="single" w:sz="4" w:space="1" w:color="000000"/>
+        </w:pBdr>
       </w:pPr>
       <w:r>
         <w:rPr>
@@ -1782,215 +2201,1679 @@
           <w:color w:val="000000"/>
           <w:sz w:val="17"/>
         </w:rPr>
-        <w:t>Algorithm 4  Review synthesis and comparable evaluation</w:t>
+        <w:t>Algorithm 4  Aggregation and Evaluation</w:t>
       </w:r>
     </w:p>
     <w:p>
       <w:pPr>
         <w:keepNext/>
         <w:keepLines/>
-        <w:spacing w:after="0" w:line="186" w:lineRule="exact"/>
+        <w:spacing w:after="0" w:line="190" w:lineRule="exact"/>
         <w:ind w:firstLine="0"/>
       </w:pPr>
+      <w:r>
+        <w:rPr>
+          <w:rFonts w:ascii="Times New Roman" w:hAnsi="Times New Roman" w:eastAsia="Times New Roman"/>
+          <w:b/>
+          <w:color w:val="000000"/>
+          <w:sz w:val="17"/>
+        </w:rPr>
+        <w:t>Input:</w:t>
+      </w:r>
       <w:r>
         <w:rPr>
           <w:rFonts w:ascii="Times New Roman" w:hAnsi="Times New Roman" w:eastAsia="Times New Roman"/>
           <w:color w:val="000000"/>
-          <w:sz w:val="16"/>
+          <w:sz w:val="17"/>
         </w:rPr>
-        <w:t>01  Input: each method’s opinions and optional human labels</w:t>
+        <w:t xml:space="preserve"> opinions O; diagnostics Δ; optional gold G</w:t>
       </w:r>
     </w:p>
     <w:p>
       <w:pPr>
         <w:keepNext/>
         <w:keepLines/>
-        <w:spacing w:after="0" w:line="186" w:lineRule="exact"/>
+        <w:spacing w:after="0" w:line="190" w:lineRule="exact"/>
         <w:ind w:firstLine="0"/>
       </w:pPr>
+      <w:r>
+        <w:rPr>
+          <w:rFonts w:ascii="Times New Roman" w:hAnsi="Times New Roman" w:eastAsia="Times New Roman"/>
+          <w:b/>
+          <w:color w:val="000000"/>
+          <w:sz w:val="17"/>
+        </w:rPr>
+        <w:t>Output:</w:t>
+      </w:r>
       <w:r>
         <w:rPr>
           <w:rFonts w:ascii="Times New Roman" w:hAnsi="Times New Roman" w:eastAsia="Times New Roman"/>
           <w:color w:val="000000"/>
-          <w:sz w:val="16"/>
+          <w:sz w:val="17"/>
         </w:rPr>
-        <w:t>02  Output: review rows, traces, metrics and paper artifacts</w:t>
+        <w:t xml:space="preserve"> results R; metrics M</w:t>
       </w:r>
     </w:p>
     <w:p>
       <w:pPr>
         <w:keepNext/>
         <w:keepLines/>
-        <w:spacing w:after="0" w:line="186" w:lineRule="exact"/>
+        <w:tabs>
+          <w:tab w:pos="300" w:val="left"/>
+        </w:tabs>
+        <w:spacing w:after="0" w:line="190" w:lineRule="exact"/>
         <w:ind w:firstLine="0"/>
       </w:pPr>
       <w:r>
         <w:rPr>
           <w:rFonts w:ascii="Times New Roman" w:hAnsi="Times New Roman" w:eastAsia="Times New Roman"/>
           <w:color w:val="000000"/>
-          <w:sz w:val="16"/>
+          <w:sz w:val="17"/>
         </w:rPr>
-        <w:t>03  For each method and review independently:</w:t>
+        <w:t>1:</w:t>
+        <w:tab/>
+      </w:r>
+      <w:r>
+        <w:rPr>
+          <w:rFonts w:ascii="Times New Roman" w:hAnsi="Times New Roman" w:eastAsia="Times New Roman"/>
+          <w:color w:val="000000"/>
+          <w:sz w:val="17"/>
+        </w:rPr>
+      </w:r>
+      <w:r>
+        <w:rPr>
+          <w:rFonts w:ascii="Times New Roman" w:hAnsi="Times New Roman" w:eastAsia="Times New Roman"/>
+          <w:color w:val="000000"/>
+          <w:sz w:val="17"/>
+        </w:rPr>
+        <w:t>R ← ∅</w:t>
       </w:r>
     </w:p>
     <w:p>
       <w:pPr>
         <w:keepNext/>
         <w:keepLines/>
-        <w:spacing w:after="0" w:line="186" w:lineRule="exact"/>
+        <w:tabs>
+          <w:tab w:pos="300" w:val="left"/>
+        </w:tabs>
+        <w:spacing w:after="0" w:line="190" w:lineRule="exact"/>
         <w:ind w:firstLine="0"/>
       </w:pPr>
       <w:r>
         <w:rPr>
           <w:rFonts w:ascii="Times New Roman" w:hAnsi="Times New Roman" w:eastAsia="Times New Roman"/>
           <w:color w:val="000000"/>
-          <w:sz w:val="16"/>
+          <w:sz w:val="17"/>
         </w:rPr>
-        <w:t>04      Preserve opinions, missing scores and diagnostics.</w:t>
+        <w:t>2:</w:t>
+        <w:tab/>
+      </w:r>
+      <w:r>
+        <w:rPr>
+          <w:rFonts w:ascii="Times New Roman" w:hAnsi="Times New Roman" w:eastAsia="Times New Roman"/>
+          <w:color w:val="000000"/>
+          <w:sz w:val="17"/>
+        </w:rPr>
+      </w:r>
+      <w:r>
+        <w:rPr>
+          <w:rFonts w:ascii="Times New Roman" w:hAnsi="Times New Roman" w:eastAsia="Times New Roman"/>
+          <w:b/>
+          <w:color w:val="000000"/>
+          <w:sz w:val="17"/>
+        </w:rPr>
+        <w:t>for each</w:t>
+      </w:r>
+      <w:r>
+        <w:rPr>
+          <w:rFonts w:ascii="Times New Roman" w:hAnsi="Times New Roman" w:eastAsia="Times New Roman"/>
+          <w:color w:val="000000"/>
+          <w:sz w:val="17"/>
+        </w:rPr>
+        <w:t xml:space="preserve"> method m and review i do</w:t>
       </w:r>
     </w:p>
     <w:p>
       <w:pPr>
         <w:keepNext/>
         <w:keepLines/>
-        <w:spacing w:after="0" w:line="186" w:lineRule="exact"/>
+        <w:tabs>
+          <w:tab w:pos="300" w:val="left"/>
+        </w:tabs>
+        <w:spacing w:after="0" w:line="190" w:lineRule="exact"/>
         <w:ind w:firstLine="0"/>
       </w:pPr>
       <w:r>
         <w:rPr>
           <w:rFonts w:ascii="Times New Roman" w:hAnsi="Times New Roman" w:eastAsia="Times New Roman"/>
           <w:color w:val="000000"/>
-          <w:sz w:val="16"/>
+          <w:sz w:val="17"/>
         </w:rPr>
-        <w:t>05      Set Mixed when positive and negative coexist.</w:t>
+        <w:t>3:</w:t>
+        <w:tab/>
+      </w:r>
+      <w:r>
+        <w:rPr>
+          <w:rFonts w:ascii="Times New Roman" w:hAnsi="Times New Roman" w:eastAsia="Times New Roman"/>
+          <w:color w:val="000000"/>
+          <w:sz w:val="17"/>
+        </w:rPr>
+        <w:t xml:space="preserve">    </w:t>
+      </w:r>
+      <w:r>
+        <w:rPr>
+          <w:rFonts w:ascii="Times New Roman" w:hAnsi="Times New Roman" w:eastAsia="Times New Roman"/>
+          <w:color w:val="000000"/>
+          <w:sz w:val="17"/>
+        </w:rPr>
+        <w:t>S ← AvailableScores(O[m,i])</w:t>
       </w:r>
     </w:p>
     <w:p>
       <w:pPr>
         <w:keepNext/>
         <w:keepLines/>
-        <w:spacing w:after="0" w:line="186" w:lineRule="exact"/>
+        <w:tabs>
+          <w:tab w:pos="300" w:val="left"/>
+        </w:tabs>
+        <w:spacing w:after="0" w:line="190" w:lineRule="exact"/>
         <w:ind w:firstLine="0"/>
       </w:pPr>
       <w:r>
         <w:rPr>
           <w:rFonts w:ascii="Times New Roman" w:hAnsi="Times New Roman" w:eastAsia="Times New Roman"/>
           <w:color w:val="000000"/>
-          <w:sz w:val="16"/>
+          <w:sz w:val="17"/>
         </w:rPr>
-        <w:t>06      Compute mean only under the method’s score policy.</w:t>
+        <w:t>4:</w:t>
+        <w:tab/>
+      </w:r>
+      <w:r>
+        <w:rPr>
+          <w:rFonts w:ascii="Times New Roman" w:hAnsi="Times New Roman" w:eastAsia="Times New Roman"/>
+          <w:color w:val="000000"/>
+          <w:sz w:val="17"/>
+        </w:rPr>
+        <w:t xml:space="preserve">    </w:t>
+      </w:r>
+      <w:r>
+        <w:rPr>
+          <w:rFonts w:ascii="Times New Roman" w:hAnsi="Times New Roman" w:eastAsia="Times New Roman"/>
+          <w:color w:val="000000"/>
+          <w:sz w:val="17"/>
+        </w:rPr>
+        <w:t>μ ← ReviewMean(O[m,i], m)</w:t>
       </w:r>
     </w:p>
     <w:p>
       <w:pPr>
         <w:keepNext/>
         <w:keepLines/>
-        <w:spacing w:after="0" w:line="186" w:lineRule="exact"/>
+        <w:tabs>
+          <w:tab w:pos="300" w:val="left"/>
+        </w:tabs>
+        <w:spacing w:after="0" w:line="190" w:lineRule="exact"/>
         <w:ind w:firstLine="0"/>
       </w:pPr>
       <w:r>
         <w:rPr>
           <w:rFonts w:ascii="Times New Roman" w:hAnsi="Times New Roman" w:eastAsia="Times New Roman"/>
           <w:color w:val="000000"/>
-          <w:sz w:val="16"/>
+          <w:sz w:val="17"/>
         </w:rPr>
-        <w:t>07      Keep whole-text sentiment separate from aspect mean.</w:t>
+        <w:t>5:</w:t>
+        <w:tab/>
+      </w:r>
+      <w:r>
+        <w:rPr>
+          <w:rFonts w:ascii="Times New Roman" w:hAnsi="Times New Roman" w:eastAsia="Times New Roman"/>
+          <w:color w:val="000000"/>
+          <w:sz w:val="17"/>
+        </w:rPr>
+        <w:t xml:space="preserve">    </w:t>
+      </w:r>
+      <w:r>
+        <w:rPr>
+          <w:rFonts w:ascii="Times New Roman" w:hAnsi="Times New Roman" w:eastAsia="Times New Roman"/>
+          <w:color w:val="000000"/>
+          <w:sz w:val="17"/>
+        </w:rPr>
+        <w:t>y ← Mixed if BothSigns(S) else Band(μ)</w:t>
       </w:r>
     </w:p>
     <w:p>
       <w:pPr>
         <w:keepNext/>
         <w:keepLines/>
-        <w:spacing w:after="0" w:line="186" w:lineRule="exact"/>
+        <w:tabs>
+          <w:tab w:pos="300" w:val="left"/>
+        </w:tabs>
+        <w:spacing w:after="0" w:line="190" w:lineRule="exact"/>
         <w:ind w:firstLine="0"/>
       </w:pPr>
       <w:r>
         <w:rPr>
           <w:rFonts w:ascii="Times New Roman" w:hAnsi="Times New Roman" w:eastAsia="Times New Roman"/>
           <w:color w:val="000000"/>
-          <w:sz w:val="16"/>
+          <w:sz w:val="17"/>
         </w:rPr>
-        <w:t>08  Export one review row and separate method opinion rows.</w:t>
+        <w:t>6:</w:t>
+        <w:tab/>
+      </w:r>
+      <w:r>
+        <w:rPr>
+          <w:rFonts w:ascii="Times New Roman" w:hAnsi="Times New Roman" w:eastAsia="Times New Roman"/>
+          <w:color w:val="000000"/>
+          <w:sz w:val="17"/>
+        </w:rPr>
+        <w:t xml:space="preserve">    </w:t>
+      </w:r>
+      <w:r>
+        <w:rPr>
+          <w:rFonts w:ascii="Times New Roman" w:hAnsi="Times New Roman" w:eastAsia="Times New Roman"/>
+          <w:color w:val="000000"/>
+          <w:sz w:val="17"/>
+        </w:rPr>
+        <w:t>q ← Status(O[m,i], Δ[m,i])</w:t>
       </w:r>
     </w:p>
     <w:p>
       <w:pPr>
         <w:keepNext/>
         <w:keepLines/>
-        <w:spacing w:after="0" w:line="186" w:lineRule="exact"/>
+        <w:tabs>
+          <w:tab w:pos="300" w:val="left"/>
+        </w:tabs>
+        <w:spacing w:after="0" w:line="190" w:lineRule="exact"/>
         <w:ind w:firstLine="0"/>
       </w:pPr>
       <w:r>
         <w:rPr>
           <w:rFonts w:ascii="Times New Roman" w:hAnsi="Times New Roman" w:eastAsia="Times New Roman"/>
           <w:color w:val="000000"/>
-          <w:sz w:val="16"/>
+          <w:sz w:val="17"/>
         </w:rPr>
-        <w:t>09  If gold labels exist: apply the declared category mapping.</w:t>
+        <w:t>7:</w:t>
+        <w:tab/>
+      </w:r>
+      <w:r>
+        <w:rPr>
+          <w:rFonts w:ascii="Times New Roman" w:hAnsi="Times New Roman" w:eastAsia="Times New Roman"/>
+          <w:color w:val="000000"/>
+          <w:sz w:val="17"/>
+        </w:rPr>
+        <w:t xml:space="preserve">    </w:t>
+      </w:r>
+      <w:r>
+        <w:rPr>
+          <w:rFonts w:ascii="Times New Roman" w:hAnsi="Times New Roman" w:eastAsia="Times New Roman"/>
+          <w:color w:val="000000"/>
+          <w:sz w:val="17"/>
+        </w:rPr>
+        <w:t>R[m,i] ← (μ, y, q)</w:t>
       </w:r>
     </w:p>
     <w:p>
       <w:pPr>
         <w:keepNext/>
         <w:keepLines/>
-        <w:spacing w:after="0" w:line="186" w:lineRule="exact"/>
+        <w:tabs>
+          <w:tab w:pos="300" w:val="left"/>
+        </w:tabs>
+        <w:spacing w:after="0" w:line="190" w:lineRule="exact"/>
         <w:ind w:firstLine="0"/>
       </w:pPr>
       <w:r>
         <w:rPr>
           <w:rFonts w:ascii="Times New Roman" w:hAnsi="Times New Roman" w:eastAsia="Times New Roman"/>
           <w:color w:val="000000"/>
-          <w:sz w:val="16"/>
+          <w:sz w:val="17"/>
         </w:rPr>
-        <w:t>10      Count missing/Mixed classification cases as errors.</w:t>
+        <w:t>8:</w:t>
+        <w:tab/>
+      </w:r>
+      <w:r>
+        <w:rPr>
+          <w:rFonts w:ascii="Times New Roman" w:hAnsi="Times New Roman" w:eastAsia="Times New Roman"/>
+          <w:color w:val="000000"/>
+          <w:sz w:val="17"/>
+        </w:rPr>
+      </w:r>
+      <w:r>
+        <w:rPr>
+          <w:rFonts w:ascii="Times New Roman" w:hAnsi="Times New Roman" w:eastAsia="Times New Roman"/>
+          <w:b/>
+          <w:color w:val="000000"/>
+          <w:sz w:val="17"/>
+        </w:rPr>
+        <w:t>end for</w:t>
+      </w:r>
+      <w:r>
+        <w:rPr>
+          <w:rFonts w:ascii="Times New Roman" w:hAnsi="Times New Roman" w:eastAsia="Times New Roman"/>
+          <w:color w:val="000000"/>
+          <w:sz w:val="17"/>
+        </w:rPr>
       </w:r>
     </w:p>
     <w:p>
       <w:pPr>
         <w:keepNext/>
         <w:keepLines/>
-        <w:spacing w:after="0" w:line="186" w:lineRule="exact"/>
+        <w:tabs>
+          <w:tab w:pos="300" w:val="left"/>
+        </w:tabs>
+        <w:spacing w:after="0" w:line="190" w:lineRule="exact"/>
         <w:ind w:firstLine="0"/>
       </w:pPr>
       <w:r>
         <w:rPr>
           <w:rFonts w:ascii="Times New Roman" w:hAnsi="Times New Roman" w:eastAsia="Times New Roman"/>
           <w:color w:val="000000"/>
-          <w:sz w:val="16"/>
+          <w:sz w:val="17"/>
         </w:rPr>
-        <w:t>11      Compute accuracy, class F1 and coarse tuple metrics.</w:t>
+        <w:t>9:</w:t>
+        <w:tab/>
+      </w:r>
+      <w:r>
+        <w:rPr>
+          <w:rFonts w:ascii="Times New Roman" w:hAnsi="Times New Roman" w:eastAsia="Times New Roman"/>
+          <w:color w:val="000000"/>
+          <w:sz w:val="17"/>
+        </w:rPr>
+      </w:r>
+      <w:r>
+        <w:rPr>
+          <w:rFonts w:ascii="Times New Roman" w:hAnsi="Times New Roman" w:eastAsia="Times New Roman"/>
+          <w:color w:val="000000"/>
+          <w:sz w:val="17"/>
+        </w:rPr>
+        <w:t>M ← Evaluate(O, G) if G exists else Coverage(R)</w:t>
       </w:r>
     </w:p>
     <w:p>
       <w:pPr>
         <w:keepNext/>
         <w:keepLines/>
-        <w:spacing w:after="0" w:line="186" w:lineRule="exact"/>
+        <w:tabs>
+          <w:tab w:pos="300" w:val="left"/>
+        </w:tabs>
+        <w:spacing w:after="0" w:line="190" w:lineRule="exact"/>
         <w:ind w:firstLine="0"/>
       </w:pPr>
       <w:r>
         <w:rPr>
           <w:rFonts w:ascii="Times New Roman" w:hAnsi="Times New Roman" w:eastAsia="Times New Roman"/>
           <w:color w:val="000000"/>
-          <w:sz w:val="16"/>
+          <w:sz w:val="17"/>
         </w:rPr>
-        <w:t>12  Else: export coverage without accuracy claims.</w:t>
+        <w:t>10:</w:t>
+        <w:tab/>
+      </w:r>
+      <w:r>
+        <w:rPr>
+          <w:rFonts w:ascii="Times New Roman" w:hAnsi="Times New Roman" w:eastAsia="Times New Roman"/>
+          <w:color w:val="000000"/>
+          <w:sz w:val="17"/>
+        </w:rPr>
+      </w:r>
+      <w:r>
+        <w:rPr>
+          <w:rFonts w:ascii="Times New Roman" w:hAnsi="Times New Roman" w:eastAsia="Times New Roman"/>
+          <w:color w:val="000000"/>
+          <w:sz w:val="17"/>
+        </w:rPr>
+        <w:t>Export(R, O, M)</w:t>
       </w:r>
     </w:p>
     <w:p>
       <w:pPr>
         <w:keepNext w:val="0"/>
         <w:keepLines/>
-        <w:spacing w:after="120" w:line="186" w:lineRule="exact"/>
+        <w:tabs>
+          <w:tab w:pos="300" w:val="left"/>
+        </w:tabs>
+        <w:spacing w:after="80" w:line="190" w:lineRule="exact"/>
         <w:ind w:firstLine="0"/>
+        <w:pBdr>
+          <w:bottom w:val="single" w:sz="4" w:space="1" w:color="000000"/>
+        </w:pBdr>
       </w:pPr>
       <w:r>
         <w:rPr>
           <w:rFonts w:ascii="Times New Roman" w:hAnsi="Times New Roman" w:eastAsia="Times New Roman"/>
           <w:color w:val="000000"/>
-          <w:sz w:val="16"/>
+          <w:sz w:val="17"/>
         </w:rPr>
-        <w:t>13  Save source/code hashes, environment, tables and figures.</w:t>
+        <w:t>11:</w:t>
+        <w:tab/>
+      </w:r>
+      <w:r>
+        <w:rPr>
+          <w:rFonts w:ascii="Times New Roman" w:hAnsi="Times New Roman" w:eastAsia="Times New Roman"/>
+          <w:color w:val="000000"/>
+          <w:sz w:val="17"/>
+        </w:rPr>
+      </w:r>
+      <w:r>
+        <w:rPr>
+          <w:rFonts w:ascii="Times New Roman" w:hAnsi="Times New Roman" w:eastAsia="Times New Roman"/>
+          <w:b/>
+          <w:color w:val="000000"/>
+          <w:sz w:val="17"/>
+        </w:rPr>
+        <w:t>return</w:t>
+      </w:r>
+      <w:r>
+        <w:rPr>
+          <w:rFonts w:ascii="Times New Roman" w:hAnsi="Times New Roman" w:eastAsia="Times New Roman"/>
+          <w:color w:val="000000"/>
+          <w:sz w:val="17"/>
+        </w:rPr>
+        <w:t xml:space="preserve"> R, M</w:t>
+      </w:r>
+    </w:p>
+    <w:p>
+      <w:pPr>
+        <w:pStyle w:val="Heading2"/>
+      </w:pPr>
+      <w:r>
+        <w:t>E. Independent Deep Learning Reanalysis</w:t>
+      </w:r>
+    </w:p>
+    <w:p>
+      <w:r>
+        <w:rPr>
+          <w:rFonts w:ascii="Times New Roman" w:hAnsi="Times New Roman" w:eastAsia="Times New Roman"/>
+          <w:color w:val="000000"/>
+        </w:rPr>
+        <w:t xml:space="preserve">Only Partial/Unsupported Hybrid reviews enter DL; Complete reviews and validation/component failures do not. The model processes every original sentence of each routed review, without using hybrid matches or scores. For sentence u and category description </w:t>
+      </w:r>
+      <w:r>
+        <w:rPr>
+          <w:rFonts w:ascii="Times New Roman" w:hAnsi="Times New Roman" w:eastAsia="Times New Roman"/>
+          <w:color w:val="000000"/>
+        </w:rPr>
+        <w:t>q</w:t>
+      </w:r>
+      <w:r>
+        <w:rPr>
+          <w:rFonts w:ascii="Times New Roman" w:hAnsi="Times New Roman" w:eastAsia="Times New Roman"/>
+          <w:color w:val="000000"/>
+          <w:vertAlign w:val="subscript"/>
+        </w:rPr>
+        <w:t>c</w:t>
+      </w:r>
+      <w:r>
+        <w:rPr>
+          <w:rFonts w:ascii="Times New Roman" w:hAnsi="Times New Roman" w:eastAsia="Times New Roman"/>
+          <w:color w:val="000000"/>
+        </w:rPr>
+        <w:t>, one MiniLM encoder and shared four-state neural head produce (4). Eight queries cover Room, Cleanliness, Service, Food, Facilities and three background groups: Excluded, Other and NotRelated. Staff is pooled into Service under the training source; Location/Value are Excluded. States are Absent, Negative, Neutral/Mixed and Positive.</w:t>
+      </w:r>
+    </w:p>
+    <w:p>
+      <w:pPr>
+        <w:spacing w:before="100" w:after="100"/>
+        <w:ind w:firstLine="0"/>
+        <w:jc w:val="center"/>
+      </w:pPr>
+      <m:oMath>
+        <m:sSub>
+          <m:e>
+            <m:r>
+              <m:rPr>
+                <m:sty m:val="p"/>
+              </m:rPr>
+              <w:rPr>
+                <w:rFonts w:ascii="Cambria Math" w:hAnsi="Cambria Math"/>
+                <w:sz w:val="19"/>
+              </w:rPr>
+              <m:t>p</m:t>
+            </m:r>
+          </m:e>
+          <m:sub>
+            <m:r>
+              <m:rPr>
+                <m:sty m:val="p"/>
+              </m:rPr>
+              <w:rPr>
+                <w:rFonts w:ascii="Cambria Math" w:hAnsi="Cambria Math"/>
+                <w:sz w:val="19"/>
+              </w:rPr>
+              <m:t>c</m:t>
+            </m:r>
+          </m:sub>
+        </m:sSub>
+        <m:r>
+          <m:rPr>
+            <m:sty m:val="p"/>
+          </m:rPr>
+          <w:rPr>
+            <w:rFonts w:ascii="Cambria Math" w:hAnsi="Cambria Math"/>
+            <w:sz w:val="19"/>
+          </w:rPr>
+          <m:t> = softmax(</m:t>
+        </m:r>
+        <m:sSub>
+          <m:e>
+            <m:r>
+              <m:rPr>
+                <m:sty m:val="p"/>
+              </m:rPr>
+              <w:rPr>
+                <w:rFonts w:ascii="Cambria Math" w:hAnsi="Cambria Math"/>
+                <w:sz w:val="19"/>
+              </w:rPr>
+              <m:t>f</m:t>
+            </m:r>
+          </m:e>
+          <m:sub>
+            <m:r>
+              <m:rPr>
+                <m:sty m:val="p"/>
+              </m:rPr>
+              <w:rPr>
+                <w:rFonts w:ascii="Cambria Math" w:hAnsi="Cambria Math"/>
+                <w:sz w:val="19"/>
+              </w:rPr>
+              <m:t>θ</m:t>
+            </m:r>
+          </m:sub>
+        </m:sSub>
+        <m:r>
+          <m:rPr>
+            <m:sty m:val="p"/>
+          </m:rPr>
+          <w:rPr>
+            <w:rFonts w:ascii="Cambria Math" w:hAnsi="Cambria Math"/>
+            <w:sz w:val="19"/>
+          </w:rPr>
+          <m:t>(u, </m:t>
+        </m:r>
+        <m:sSub>
+          <m:e>
+            <m:r>
+              <m:rPr>
+                <m:sty m:val="p"/>
+              </m:rPr>
+              <w:rPr>
+                <w:rFonts w:ascii="Cambria Math" w:hAnsi="Cambria Math"/>
+                <w:sz w:val="19"/>
+              </w:rPr>
+              <m:t>q</m:t>
+            </m:r>
+          </m:e>
+          <m:sub>
+            <m:r>
+              <m:rPr>
+                <m:sty m:val="p"/>
+              </m:rPr>
+              <w:rPr>
+                <w:rFonts w:ascii="Cambria Math" w:hAnsi="Cambria Math"/>
+                <w:sz w:val="19"/>
+              </w:rPr>
+              <m:t>c</m:t>
+            </m:r>
+          </m:sub>
+        </m:sSub>
+        <m:r>
+          <m:rPr>
+            <m:sty m:val="p"/>
+          </m:rPr>
+          <w:rPr>
+            <w:rFonts w:ascii="Cambria Math" w:hAnsi="Cambria Math"/>
+            <w:sz w:val="19"/>
+          </w:rPr>
+          <m:t>))</m:t>
+        </m:r>
+      </m:oMath>
+      <w:r>
+        <w:rPr>
+          <w:rFonts w:ascii="Times New Roman" w:hAnsi="Times New Roman" w:eastAsia="Times New Roman"/>
+          <w:color w:val="000000"/>
+          <w:sz w:val="18"/>
+        </w:rPr>
+        <w:t xml:space="preserve">    (4)</w:t>
+      </w:r>
+    </w:p>
+    <w:p>
+      <w:r>
+        <w:rPr>
+          <w:rFonts w:ascii="Times New Roman" w:hAnsi="Times New Roman" w:eastAsia="Times New Roman"/>
+          <w:color w:val="000000"/>
+        </w:rPr>
+        <w:t xml:space="preserve">Both encoder and head minimize weighted cross-entropy (5). For minibatch B, </w:t>
+      </w:r>
+      <w:r>
+        <w:rPr>
+          <w:rFonts w:ascii="Times New Roman" w:hAnsi="Times New Roman" w:eastAsia="Times New Roman"/>
+          <w:color w:val="000000"/>
+        </w:rPr>
+        <w:t>y</w:t>
+      </w:r>
+      <w:r>
+        <w:rPr>
+          <w:rFonts w:ascii="Times New Roman" w:hAnsi="Times New Roman" w:eastAsia="Times New Roman"/>
+          <w:color w:val="000000"/>
+          <w:vertAlign w:val="subscript"/>
+        </w:rPr>
+        <w:t>j</w:t>
+      </w:r>
+      <w:r>
+        <w:rPr>
+          <w:rFonts w:ascii="Times New Roman" w:hAnsi="Times New Roman" w:eastAsia="Times New Roman"/>
+          <w:color w:val="000000"/>
+        </w:rPr>
+        <w:t xml:space="preserve"> is the target state and </w:t>
+      </w:r>
+      <w:r>
+        <w:rPr>
+          <w:rFonts w:ascii="Times New Roman" w:hAnsi="Times New Roman" w:eastAsia="Times New Roman"/>
+          <w:color w:val="000000"/>
+        </w:rPr>
+        <w:t>w</w:t>
+      </w:r>
+      <w:r>
+        <w:rPr>
+          <w:rFonts w:ascii="Times New Roman" w:hAnsi="Times New Roman" w:eastAsia="Times New Roman"/>
+          <w:color w:val="000000"/>
+          <w:vertAlign w:val="subscript"/>
+        </w:rPr>
+        <w:t>y</w:t>
+      </w:r>
+      <w:r>
+        <w:rPr>
+          <w:rFonts w:ascii="Times New Roman" w:hAnsi="Times New Roman" w:eastAsia="Times New Roman"/>
+          <w:color w:val="000000"/>
+        </w:rPr>
+        <w:t xml:space="preserve"> is proportional to square-root inverse state frequency, normalized to mean one. Categories not annotated under the source scheme become Absent. Only human source annotations supply supervision.</w:t>
+      </w:r>
+    </w:p>
+    <w:p>
+      <w:r>
+        <w:rPr>
+          <w:rFonts w:ascii="Times New Roman" w:hAnsi="Times New Roman" w:eastAsia="Times New Roman"/>
+          <w:color w:val="000000"/>
+        </w:rPr>
+        <w:t>The eight queries share parameters, allowing multiple categories per sentence without eight independent transformers. Each admitted segment yields eight supervised pairs. Training contains 14,318 Absent, 1,244 Positive, 466 Negative and 276 Neutral/Mixed pairs; weighting reduces absence dominance. The loss divides by summed minibatch target weights. These are pair counts rather than independent reviews; no oversampled copies are reported as additional organic data.</w:t>
+      </w:r>
+    </w:p>
+    <w:p>
+      <w:pPr>
+        <w:spacing w:before="100" w:after="100"/>
+        <w:ind w:firstLine="0"/>
+        <w:jc w:val="center"/>
+      </w:pPr>
+      <m:oMath>
+        <m:r>
+          <m:rPr>
+            <m:sty m:val="p"/>
+          </m:rPr>
+          <w:rPr>
+            <w:rFonts w:ascii="Cambria Math" w:hAnsi="Cambria Math"/>
+            <w:sz w:val="19"/>
+          </w:rPr>
+          <m:t>L = −</m:t>
+        </m:r>
+        <m:f>
+          <m:num>
+            <m:nary>
+              <m:naryPr>
+                <m:chr m:val="∑"/>
+              </m:naryPr>
+              <m:sub>
+                <m:r>
+                  <m:rPr>
+                    <m:sty m:val="p"/>
+                  </m:rPr>
+                  <w:rPr>
+                    <w:rFonts w:ascii="Cambria Math" w:hAnsi="Cambria Math"/>
+                    <w:sz w:val="19"/>
+                  </w:rPr>
+                  <m:t>j = 1</m:t>
+                </m:r>
+              </m:sub>
+              <m:sup>
+                <m:r>
+                  <m:rPr>
+                    <m:sty m:val="p"/>
+                  </m:rPr>
+                  <w:rPr>
+                    <w:rFonts w:ascii="Cambria Math" w:hAnsi="Cambria Math"/>
+                    <w:sz w:val="19"/>
+                  </w:rPr>
+                  <m:t>B</m:t>
+                </m:r>
+              </m:sup>
+              <m:e>
+                <m:sSub>
+                  <m:e>
+                    <m:r>
+                      <m:rPr>
+                        <m:sty m:val="p"/>
+                      </m:rPr>
+                      <w:rPr>
+                        <w:rFonts w:ascii="Cambria Math" w:hAnsi="Cambria Math"/>
+                        <w:sz w:val="19"/>
+                      </w:rPr>
+                      <m:t>w</m:t>
+                    </m:r>
+                  </m:e>
+                  <m:sub>
+                    <m:r>
+                      <m:rPr>
+                        <m:sty m:val="p"/>
+                      </m:rPr>
+                      <w:rPr>
+                        <w:rFonts w:ascii="Cambria Math" w:hAnsi="Cambria Math"/>
+                        <w:sz w:val="19"/>
+                      </w:rPr>
+                      <m:t>yⱼ</m:t>
+                    </m:r>
+                  </m:sub>
+                </m:sSub>
+                <m:r>
+                  <m:rPr>
+                    <m:sty m:val="p"/>
+                  </m:rPr>
+                  <w:rPr>
+                    <w:rFonts w:ascii="Cambria Math" w:hAnsi="Cambria Math"/>
+                    <w:sz w:val="19"/>
+                  </w:rPr>
+                  <m:t> log </m:t>
+                </m:r>
+                <m:sSub>
+                  <m:e>
+                    <m:r>
+                      <m:rPr>
+                        <m:sty m:val="p"/>
+                      </m:rPr>
+                      <w:rPr>
+                        <w:rFonts w:ascii="Cambria Math" w:hAnsi="Cambria Math"/>
+                        <w:sz w:val="19"/>
+                      </w:rPr>
+                      <m:t>p</m:t>
+                    </m:r>
+                  </m:e>
+                  <m:sub>
+                    <m:r>
+                      <m:rPr>
+                        <m:sty m:val="p"/>
+                      </m:rPr>
+                      <w:rPr>
+                        <w:rFonts w:ascii="Cambria Math" w:hAnsi="Cambria Math"/>
+                        <w:sz w:val="19"/>
+                      </w:rPr>
+                      <m:t>j,yⱼ</m:t>
+                    </m:r>
+                  </m:sub>
+                </m:sSub>
+              </m:e>
+            </m:nary>
+          </m:num>
+          <m:den>
+            <m:nary>
+              <m:naryPr>
+                <m:chr m:val="∑"/>
+              </m:naryPr>
+              <m:sub>
+                <m:r>
+                  <m:rPr>
+                    <m:sty m:val="p"/>
+                  </m:rPr>
+                  <w:rPr>
+                    <w:rFonts w:ascii="Cambria Math" w:hAnsi="Cambria Math"/>
+                    <w:sz w:val="19"/>
+                  </w:rPr>
+                  <m:t>j = 1</m:t>
+                </m:r>
+              </m:sub>
+              <m:sup>
+                <m:r>
+                  <m:rPr>
+                    <m:sty m:val="p"/>
+                  </m:rPr>
+                  <w:rPr>
+                    <w:rFonts w:ascii="Cambria Math" w:hAnsi="Cambria Math"/>
+                    <w:sz w:val="19"/>
+                  </w:rPr>
+                  <m:t>B</m:t>
+                </m:r>
+              </m:sup>
+              <m:e>
+                <m:sSub>
+                  <m:e>
+                    <m:r>
+                      <m:rPr>
+                        <m:sty m:val="p"/>
+                      </m:rPr>
+                      <w:rPr>
+                        <w:rFonts w:ascii="Cambria Math" w:hAnsi="Cambria Math"/>
+                        <w:sz w:val="19"/>
+                      </w:rPr>
+                      <m:t>w</m:t>
+                    </m:r>
+                  </m:e>
+                  <m:sub>
+                    <m:r>
+                      <m:rPr>
+                        <m:sty m:val="p"/>
+                      </m:rPr>
+                      <w:rPr>
+                        <w:rFonts w:ascii="Cambria Math" w:hAnsi="Cambria Math"/>
+                        <w:sz w:val="19"/>
+                      </w:rPr>
+                      <m:t>yⱼ</m:t>
+                    </m:r>
+                  </m:sub>
+                </m:sSub>
+              </m:e>
+            </m:nary>
+          </m:den>
+        </m:f>
+      </m:oMath>
+      <w:r>
+        <w:rPr>
+          <w:rFonts w:ascii="Times New Roman" w:hAnsi="Times New Roman" w:eastAsia="Times New Roman"/>
+          <w:color w:val="000000"/>
+          <w:sz w:val="18"/>
+        </w:rPr>
+        <w:t xml:space="preserve">    (5)</w:t>
+      </w:r>
+    </w:p>
+    <w:p>
+      <w:r>
+        <w:rPr>
+          <w:rFonts w:ascii="Times New Roman" w:hAnsi="Times New Roman" w:eastAsia="Times New Roman"/>
+          <w:color w:val="000000"/>
+        </w:rPr>
+        <w:t>The highest-probability non-Absent state is emitted when it meets its category threshold. Validation selects thresholds from {0.25, 0.35, 0.45, 0.50, 0.55, 0.60, 0.65, 0.70, 0.75, 0.80, 0.85, 0.90}, with higher values winning ties. A sentence whose longest category pair exceeds 160 WordPiece tokens remains unavailable, without truncation. Background predictions are not reported as hotel categories.</w:t>
+      </w:r>
+    </w:p>
+    <w:p>
+      <w:r>
+        <w:rPr>
+          <w:rFonts w:ascii="Times New Roman" w:hAnsi="Times New Roman" w:eastAsia="Times New Roman"/>
+          <w:color w:val="000000"/>
+        </w:rPr>
+        <w:t>The independent DL result becomes the selected analysis, including abstention; it is not unioned with hybrid opinions or silently replaced with Neutral. Original Hybrid evidence remains accessible. Accepted Positive/Negative probabilities give direction index (6), describing relative belief rather than calibrated intensity. Category indices average sentence indices, then receive equal weight in the review mean. Merged Neutral/Mixed predictions leave aggregate indices unavailable; opposing labels retain Mixed. The model supplies sentence evidence, not exact target/opinion spans or trained strong/weak labels.</w:t>
+      </w:r>
+    </w:p>
+    <w:p>
+      <w:pPr>
+        <w:spacing w:before="100" w:after="100"/>
+        <w:ind w:firstLine="0"/>
+        <w:jc w:val="center"/>
+      </w:pPr>
+      <m:oMath>
+        <m:sSub>
+          <m:e>
+            <m:r>
+              <m:rPr>
+                <m:sty m:val="p"/>
+              </m:rPr>
+              <w:rPr>
+                <w:rFonts w:ascii="Cambria Math" w:hAnsi="Cambria Math"/>
+                <w:sz w:val="19"/>
+              </w:rPr>
+              <m:t>d</m:t>
+            </m:r>
+          </m:e>
+          <m:sub>
+            <m:r>
+              <m:rPr>
+                <m:sty m:val="p"/>
+              </m:rPr>
+              <w:rPr>
+                <w:rFonts w:ascii="Cambria Math" w:hAnsi="Cambria Math"/>
+                <w:sz w:val="19"/>
+              </w:rPr>
+              <m:t>c</m:t>
+            </m:r>
+          </m:sub>
+        </m:sSub>
+        <m:r>
+          <m:rPr>
+            <m:sty m:val="p"/>
+          </m:rPr>
+          <w:rPr>
+            <w:rFonts w:ascii="Cambria Math" w:hAnsi="Cambria Math"/>
+            <w:sz w:val="19"/>
+          </w:rPr>
+          <m:t> = </m:t>
+        </m:r>
+        <m:f>
+          <m:num>
+            <m:sSub>
+              <m:e>
+                <m:r>
+                  <m:rPr>
+                    <m:sty m:val="p"/>
+                  </m:rPr>
+                  <w:rPr>
+                    <w:rFonts w:ascii="Cambria Math" w:hAnsi="Cambria Math"/>
+                    <w:sz w:val="19"/>
+                  </w:rPr>
+                  <m:t>p</m:t>
+                </m:r>
+              </m:e>
+              <m:sub>
+                <m:r>
+                  <m:rPr>
+                    <m:sty m:val="p"/>
+                  </m:rPr>
+                  <w:rPr>
+                    <w:rFonts w:ascii="Cambria Math" w:hAnsi="Cambria Math"/>
+                    <w:sz w:val="19"/>
+                  </w:rPr>
+                  <m:t>+</m:t>
+                </m:r>
+              </m:sub>
+            </m:sSub>
+            <m:r>
+              <m:rPr>
+                <m:sty m:val="p"/>
+              </m:rPr>
+              <w:rPr>
+                <w:rFonts w:ascii="Cambria Math" w:hAnsi="Cambria Math"/>
+                <w:sz w:val="19"/>
+              </w:rPr>
+              <m:t> − </m:t>
+            </m:r>
+            <m:sSub>
+              <m:e>
+                <m:r>
+                  <m:rPr>
+                    <m:sty m:val="p"/>
+                  </m:rPr>
+                  <w:rPr>
+                    <w:rFonts w:ascii="Cambria Math" w:hAnsi="Cambria Math"/>
+                    <w:sz w:val="19"/>
+                  </w:rPr>
+                  <m:t>p</m:t>
+                </m:r>
+              </m:e>
+              <m:sub>
+                <m:r>
+                  <m:rPr>
+                    <m:sty m:val="p"/>
+                  </m:rPr>
+                  <w:rPr>
+                    <w:rFonts w:ascii="Cambria Math" w:hAnsi="Cambria Math"/>
+                    <w:sz w:val="19"/>
+                  </w:rPr>
+                  <m:t>−</m:t>
+                </m:r>
+              </m:sub>
+            </m:sSub>
+          </m:num>
+          <m:den>
+            <m:sSub>
+              <m:e>
+                <m:r>
+                  <m:rPr>
+                    <m:sty m:val="p"/>
+                  </m:rPr>
+                  <w:rPr>
+                    <w:rFonts w:ascii="Cambria Math" w:hAnsi="Cambria Math"/>
+                    <w:sz w:val="19"/>
+                  </w:rPr>
+                  <m:t>p</m:t>
+                </m:r>
+              </m:e>
+              <m:sub>
+                <m:r>
+                  <m:rPr>
+                    <m:sty m:val="p"/>
+                  </m:rPr>
+                  <w:rPr>
+                    <w:rFonts w:ascii="Cambria Math" w:hAnsi="Cambria Math"/>
+                    <w:sz w:val="19"/>
+                  </w:rPr>
+                  <m:t>+</m:t>
+                </m:r>
+              </m:sub>
+            </m:sSub>
+            <m:r>
+              <m:rPr>
+                <m:sty m:val="p"/>
+              </m:rPr>
+              <w:rPr>
+                <w:rFonts w:ascii="Cambria Math" w:hAnsi="Cambria Math"/>
+                <w:sz w:val="19"/>
+              </w:rPr>
+              <m:t> + </m:t>
+            </m:r>
+            <m:sSub>
+              <m:e>
+                <m:r>
+                  <m:rPr>
+                    <m:sty m:val="p"/>
+                  </m:rPr>
+                  <w:rPr>
+                    <w:rFonts w:ascii="Cambria Math" w:hAnsi="Cambria Math"/>
+                    <w:sz w:val="19"/>
+                  </w:rPr>
+                  <m:t>p</m:t>
+                </m:r>
+              </m:e>
+              <m:sub>
+                <m:r>
+                  <m:rPr>
+                    <m:sty m:val="p"/>
+                  </m:rPr>
+                  <w:rPr>
+                    <w:rFonts w:ascii="Cambria Math" w:hAnsi="Cambria Math"/>
+                    <w:sz w:val="19"/>
+                  </w:rPr>
+                  <m:t>−</m:t>
+                </m:r>
+              </m:sub>
+            </m:sSub>
+          </m:den>
+        </m:f>
+      </m:oMath>
+      <w:r>
+        <w:rPr>
+          <w:rFonts w:ascii="Times New Roman" w:hAnsi="Times New Roman" w:eastAsia="Times New Roman"/>
+          <w:color w:val="000000"/>
+          <w:sz w:val="18"/>
+        </w:rPr>
+        <w:t xml:space="preserve">    (6)</w:t>
+      </w:r>
+    </w:p>
+    <w:p>
+      <w:pPr>
+        <w:keepNext/>
+        <w:spacing w:before="80" w:after="40"/>
+        <w:ind w:firstLine="0"/>
+        <w:pBdr>
+          <w:top w:val="single" w:sz="4" w:space="1" w:color="000000"/>
+          <w:bottom w:val="single" w:sz="4" w:space="1" w:color="000000"/>
+        </w:pBdr>
+      </w:pPr>
+      <w:r>
+        <w:rPr>
+          <w:rFonts w:ascii="Times New Roman" w:hAnsi="Times New Roman" w:eastAsia="Times New Roman"/>
+          <w:b/>
+          <w:color w:val="000000"/>
+          <w:sz w:val="17"/>
+        </w:rPr>
+        <w:t>Algorithm 5  Independent Deep Learning Reanalysis</w:t>
+      </w:r>
+    </w:p>
+    <w:p>
+      <w:pPr>
+        <w:keepNext/>
+        <w:keepLines/>
+        <w:spacing w:after="0" w:line="190" w:lineRule="exact"/>
+        <w:ind w:firstLine="0"/>
+      </w:pPr>
+      <w:r>
+        <w:rPr>
+          <w:rFonts w:ascii="Times New Roman" w:hAnsi="Times New Roman" w:eastAsia="Times New Roman"/>
+          <w:b/>
+          <w:color w:val="000000"/>
+          <w:sz w:val="17"/>
+        </w:rPr>
+        <w:t>Input:</w:t>
+      </w:r>
+      <w:r>
+        <w:rPr>
+          <w:rFonts w:ascii="Times New Roman" w:hAnsi="Times New Roman" w:eastAsia="Times New Roman"/>
+          <w:color w:val="000000"/>
+          <w:sz w:val="17"/>
+        </w:rPr>
+        <w:t xml:space="preserve"> review x; hybrid H; model θ; thresholds τ</w:t>
+      </w:r>
+    </w:p>
+    <w:p>
+      <w:pPr>
+        <w:keepNext/>
+        <w:keepLines/>
+        <w:spacing w:after="0" w:line="190" w:lineRule="exact"/>
+        <w:ind w:firstLine="0"/>
+      </w:pPr>
+      <w:r>
+        <w:rPr>
+          <w:rFonts w:ascii="Times New Roman" w:hAnsi="Times New Roman" w:eastAsia="Times New Roman"/>
+          <w:b/>
+          <w:color w:val="000000"/>
+          <w:sz w:val="17"/>
+        </w:rPr>
+        <w:t>Output:</w:t>
+      </w:r>
+      <w:r>
+        <w:rPr>
+          <w:rFonts w:ascii="Times New Roman" w:hAnsi="Times New Roman" w:eastAsia="Times New Roman"/>
+          <w:color w:val="000000"/>
+          <w:sz w:val="17"/>
+        </w:rPr>
+        <w:t xml:space="preserve"> selected result Y</w:t>
+      </w:r>
+    </w:p>
+    <w:p>
+      <w:pPr>
+        <w:keepNext/>
+        <w:keepLines/>
+        <w:tabs>
+          <w:tab w:pos="300" w:val="left"/>
+        </w:tabs>
+        <w:spacing w:after="0" w:line="190" w:lineRule="exact"/>
+        <w:ind w:firstLine="0"/>
+      </w:pPr>
+      <w:r>
+        <w:rPr>
+          <w:rFonts w:ascii="Times New Roman" w:hAnsi="Times New Roman" w:eastAsia="Times New Roman"/>
+          <w:color w:val="000000"/>
+          <w:sz w:val="17"/>
+        </w:rPr>
+        <w:t>1:</w:t>
+        <w:tab/>
+      </w:r>
+      <w:r>
+        <w:rPr>
+          <w:rFonts w:ascii="Times New Roman" w:hAnsi="Times New Roman" w:eastAsia="Times New Roman"/>
+          <w:color w:val="000000"/>
+          <w:sz w:val="17"/>
+        </w:rPr>
+      </w:r>
+      <w:r>
+        <w:rPr>
+          <w:rFonts w:ascii="Times New Roman" w:hAnsi="Times New Roman" w:eastAsia="Times New Roman"/>
+          <w:color w:val="000000"/>
+          <w:sz w:val="17"/>
+        </w:rPr>
+        <w:t>if H.status ∉ {Partial, Unsupported}: return H</w:t>
+      </w:r>
+    </w:p>
+    <w:p>
+      <w:pPr>
+        <w:keepNext/>
+        <w:keepLines/>
+        <w:tabs>
+          <w:tab w:pos="300" w:val="left"/>
+        </w:tabs>
+        <w:spacing w:after="0" w:line="190" w:lineRule="exact"/>
+        <w:ind w:firstLine="0"/>
+      </w:pPr>
+      <w:r>
+        <w:rPr>
+          <w:rFonts w:ascii="Times New Roman" w:hAnsi="Times New Roman" w:eastAsia="Times New Roman"/>
+          <w:color w:val="000000"/>
+          <w:sz w:val="17"/>
+        </w:rPr>
+        <w:t>2:</w:t>
+        <w:tab/>
+      </w:r>
+      <w:r>
+        <w:rPr>
+          <w:rFonts w:ascii="Times New Roman" w:hAnsi="Times New Roman" w:eastAsia="Times New Roman"/>
+          <w:color w:val="000000"/>
+          <w:sz w:val="17"/>
+        </w:rPr>
+      </w:r>
+      <w:r>
+        <w:rPr>
+          <w:rFonts w:ascii="Times New Roman" w:hAnsi="Times New Roman" w:eastAsia="Times New Roman"/>
+          <w:color w:val="000000"/>
+          <w:sz w:val="17"/>
+        </w:rPr>
+        <w:t>Y ← ∅</w:t>
+      </w:r>
+    </w:p>
+    <w:p>
+      <w:pPr>
+        <w:keepNext/>
+        <w:keepLines/>
+        <w:tabs>
+          <w:tab w:pos="300" w:val="left"/>
+        </w:tabs>
+        <w:spacing w:after="0" w:line="190" w:lineRule="exact"/>
+        <w:ind w:firstLine="0"/>
+      </w:pPr>
+      <w:r>
+        <w:rPr>
+          <w:rFonts w:ascii="Times New Roman" w:hAnsi="Times New Roman" w:eastAsia="Times New Roman"/>
+          <w:color w:val="000000"/>
+          <w:sz w:val="17"/>
+        </w:rPr>
+        <w:t>3:</w:t>
+        <w:tab/>
+      </w:r>
+      <w:r>
+        <w:rPr>
+          <w:rFonts w:ascii="Times New Roman" w:hAnsi="Times New Roman" w:eastAsia="Times New Roman"/>
+          <w:color w:val="000000"/>
+          <w:sz w:val="17"/>
+        </w:rPr>
+      </w:r>
+      <w:r>
+        <w:rPr>
+          <w:rFonts w:ascii="Times New Roman" w:hAnsi="Times New Roman" w:eastAsia="Times New Roman"/>
+          <w:b/>
+          <w:color w:val="000000"/>
+          <w:sz w:val="17"/>
+        </w:rPr>
+        <w:t>for each</w:t>
+      </w:r>
+      <w:r>
+        <w:rPr>
+          <w:rFonts w:ascii="Times New Roman" w:hAnsi="Times New Roman" w:eastAsia="Times New Roman"/>
+          <w:color w:val="000000"/>
+          <w:sz w:val="17"/>
+        </w:rPr>
+        <w:t xml:space="preserve"> u ∈ Sentences(x) do</w:t>
+      </w:r>
+    </w:p>
+    <w:p>
+      <w:pPr>
+        <w:keepNext/>
+        <w:keepLines/>
+        <w:tabs>
+          <w:tab w:pos="300" w:val="left"/>
+        </w:tabs>
+        <w:spacing w:after="0" w:line="190" w:lineRule="exact"/>
+        <w:ind w:firstLine="0"/>
+      </w:pPr>
+      <w:r>
+        <w:rPr>
+          <w:rFonts w:ascii="Times New Roman" w:hAnsi="Times New Roman" w:eastAsia="Times New Roman"/>
+          <w:color w:val="000000"/>
+          <w:sz w:val="17"/>
+        </w:rPr>
+        <w:t>4:</w:t>
+        <w:tab/>
+      </w:r>
+      <w:r>
+        <w:rPr>
+          <w:rFonts w:ascii="Times New Roman" w:hAnsi="Times New Roman" w:eastAsia="Times New Roman"/>
+          <w:color w:val="000000"/>
+          <w:sz w:val="17"/>
+        </w:rPr>
+        <w:t xml:space="preserve">    </w:t>
+      </w:r>
+      <w:r>
+        <w:rPr>
+          <w:rFonts w:ascii="Times New Roman" w:hAnsi="Times New Roman" w:eastAsia="Times New Roman"/>
+          <w:color w:val="000000"/>
+          <w:sz w:val="17"/>
+        </w:rPr>
+        <w:t>if MaxPairLength(u) &gt; 160: continue</w:t>
+      </w:r>
+    </w:p>
+    <w:p>
+      <w:pPr>
+        <w:keepNext/>
+        <w:keepLines/>
+        <w:tabs>
+          <w:tab w:pos="300" w:val="left"/>
+        </w:tabs>
+        <w:spacing w:after="0" w:line="190" w:lineRule="exact"/>
+        <w:ind w:firstLine="0"/>
+      </w:pPr>
+      <w:r>
+        <w:rPr>
+          <w:rFonts w:ascii="Times New Roman" w:hAnsi="Times New Roman" w:eastAsia="Times New Roman"/>
+          <w:color w:val="000000"/>
+          <w:sz w:val="17"/>
+        </w:rPr>
+        <w:t>5:</w:t>
+        <w:tab/>
+      </w:r>
+      <w:r>
+        <w:rPr>
+          <w:rFonts w:ascii="Times New Roman" w:hAnsi="Times New Roman" w:eastAsia="Times New Roman"/>
+          <w:color w:val="000000"/>
+          <w:sz w:val="17"/>
+        </w:rPr>
+        <w:t xml:space="preserve">    </w:t>
+      </w:r>
+      <w:r>
+        <w:rPr>
+          <w:rFonts w:ascii="Times New Roman" w:hAnsi="Times New Roman" w:eastAsia="Times New Roman"/>
+          <w:b/>
+          <w:color w:val="000000"/>
+          <w:sz w:val="17"/>
+        </w:rPr>
+        <w:t>for each</w:t>
+      </w:r>
+      <w:r>
+        <w:rPr>
+          <w:rFonts w:ascii="Times New Roman" w:hAnsi="Times New Roman" w:eastAsia="Times New Roman"/>
+          <w:color w:val="000000"/>
+          <w:sz w:val="17"/>
+        </w:rPr>
+        <w:t xml:space="preserve"> c ∈ Categories do</w:t>
+      </w:r>
+    </w:p>
+    <w:p>
+      <w:pPr>
+        <w:keepNext/>
+        <w:keepLines/>
+        <w:tabs>
+          <w:tab w:pos="300" w:val="left"/>
+        </w:tabs>
+        <w:spacing w:after="0" w:line="190" w:lineRule="exact"/>
+        <w:ind w:firstLine="0"/>
+      </w:pPr>
+      <w:r>
+        <w:rPr>
+          <w:rFonts w:ascii="Times New Roman" w:hAnsi="Times New Roman" w:eastAsia="Times New Roman"/>
+          <w:color w:val="000000"/>
+          <w:sz w:val="17"/>
+        </w:rPr>
+        <w:t>6:</w:t>
+        <w:tab/>
+      </w:r>
+      <w:r>
+        <w:rPr>
+          <w:rFonts w:ascii="Times New Roman" w:hAnsi="Times New Roman" w:eastAsia="Times New Roman"/>
+          <w:color w:val="000000"/>
+          <w:sz w:val="17"/>
+        </w:rPr>
+        <w:t xml:space="preserve">        </w:t>
+      </w:r>
+      <w:r>
+        <w:rPr>
+          <w:rFonts w:ascii="Times New Roman" w:hAnsi="Times New Roman" w:eastAsia="Times New Roman"/>
+          <w:color w:val="000000"/>
+          <w:sz w:val="17"/>
+        </w:rPr>
+        <w:t>p ← Softmax(</w:t>
+      </w:r>
+      <w:r>
+        <w:rPr>
+          <w:rFonts w:ascii="Times New Roman" w:hAnsi="Times New Roman" w:eastAsia="Times New Roman"/>
+          <w:color w:val="000000"/>
+          <w:sz w:val="17"/>
+        </w:rPr>
+        <w:t>f</w:t>
+      </w:r>
+      <w:r>
+        <w:rPr>
+          <w:rFonts w:ascii="Times New Roman" w:hAnsi="Times New Roman" w:eastAsia="Times New Roman"/>
+          <w:color w:val="000000"/>
+          <w:sz w:val="17"/>
+          <w:vertAlign w:val="subscript"/>
+        </w:rPr>
+        <w:t>θ</w:t>
+      </w:r>
+      <w:r>
+        <w:rPr>
+          <w:rFonts w:ascii="Times New Roman" w:hAnsi="Times New Roman" w:eastAsia="Times New Roman"/>
+          <w:color w:val="000000"/>
+          <w:sz w:val="17"/>
+        </w:rPr>
+        <w:t xml:space="preserve">(u, </w:t>
+      </w:r>
+      <w:r>
+        <w:rPr>
+          <w:rFonts w:ascii="Times New Roman" w:hAnsi="Times New Roman" w:eastAsia="Times New Roman"/>
+          <w:color w:val="000000"/>
+          <w:sz w:val="17"/>
+        </w:rPr>
+        <w:t>q</w:t>
+      </w:r>
+      <w:r>
+        <w:rPr>
+          <w:rFonts w:ascii="Times New Roman" w:hAnsi="Times New Roman" w:eastAsia="Times New Roman"/>
+          <w:color w:val="000000"/>
+          <w:sz w:val="17"/>
+          <w:vertAlign w:val="subscript"/>
+        </w:rPr>
+        <w:t>c</w:t>
+      </w:r>
+      <w:r>
+        <w:rPr>
+          <w:rFonts w:ascii="Times New Roman" w:hAnsi="Times New Roman" w:eastAsia="Times New Roman"/>
+          <w:color w:val="000000"/>
+          <w:sz w:val="17"/>
+        </w:rPr>
+        <w:t>))</w:t>
+      </w:r>
+    </w:p>
+    <w:p>
+      <w:pPr>
+        <w:keepNext/>
+        <w:keepLines/>
+        <w:tabs>
+          <w:tab w:pos="300" w:val="left"/>
+        </w:tabs>
+        <w:spacing w:after="0" w:line="190" w:lineRule="exact"/>
+        <w:ind w:firstLine="0"/>
+      </w:pPr>
+      <w:r>
+        <w:rPr>
+          <w:rFonts w:ascii="Times New Roman" w:hAnsi="Times New Roman" w:eastAsia="Times New Roman"/>
+          <w:color w:val="000000"/>
+          <w:sz w:val="17"/>
+        </w:rPr>
+        <w:t>7:</w:t>
+        <w:tab/>
+      </w:r>
+      <w:r>
+        <w:rPr>
+          <w:rFonts w:ascii="Times New Roman" w:hAnsi="Times New Roman" w:eastAsia="Times New Roman"/>
+          <w:color w:val="000000"/>
+          <w:sz w:val="17"/>
+        </w:rPr>
+        <w:t xml:space="preserve">        </w:t>
+      </w:r>
+      <w:r>
+        <w:rPr>
+          <w:rFonts w:ascii="Times New Roman" w:hAnsi="Times New Roman" w:eastAsia="Times New Roman"/>
+          <w:color w:val="000000"/>
+          <w:sz w:val="17"/>
+        </w:rPr>
+        <w:t>y ← ArgMax(p)</w:t>
+      </w:r>
+    </w:p>
+    <w:p>
+      <w:pPr>
+        <w:keepNext/>
+        <w:keepLines/>
+        <w:tabs>
+          <w:tab w:pos="300" w:val="left"/>
+        </w:tabs>
+        <w:spacing w:after="0" w:line="190" w:lineRule="exact"/>
+        <w:ind w:firstLine="0"/>
+      </w:pPr>
+      <w:r>
+        <w:rPr>
+          <w:rFonts w:ascii="Times New Roman" w:hAnsi="Times New Roman" w:eastAsia="Times New Roman"/>
+          <w:color w:val="000000"/>
+          <w:sz w:val="17"/>
+        </w:rPr>
+        <w:t>8:</w:t>
+        <w:tab/>
+      </w:r>
+      <w:r>
+        <w:rPr>
+          <w:rFonts w:ascii="Times New Roman" w:hAnsi="Times New Roman" w:eastAsia="Times New Roman"/>
+          <w:color w:val="000000"/>
+          <w:sz w:val="17"/>
+        </w:rPr>
+        <w:t xml:space="preserve">        </w:t>
+      </w:r>
+      <w:r>
+        <w:rPr>
+          <w:rFonts w:ascii="Times New Roman" w:hAnsi="Times New Roman" w:eastAsia="Times New Roman"/>
+          <w:color w:val="000000"/>
+          <w:sz w:val="17"/>
+        </w:rPr>
+        <w:t>if InScope(c) ∧ y ≠ Absent ∧ p[y] ≥ τ[c]:</w:t>
+      </w:r>
+    </w:p>
+    <w:p>
+      <w:pPr>
+        <w:keepNext/>
+        <w:keepLines/>
+        <w:tabs>
+          <w:tab w:pos="300" w:val="left"/>
+        </w:tabs>
+        <w:spacing w:after="0" w:line="190" w:lineRule="exact"/>
+        <w:ind w:firstLine="0"/>
+      </w:pPr>
+      <w:r>
+        <w:rPr>
+          <w:rFonts w:ascii="Times New Roman" w:hAnsi="Times New Roman" w:eastAsia="Times New Roman"/>
+          <w:color w:val="000000"/>
+          <w:sz w:val="17"/>
+        </w:rPr>
+        <w:t>9:</w:t>
+        <w:tab/>
+      </w:r>
+      <w:r>
+        <w:rPr>
+          <w:rFonts w:ascii="Times New Roman" w:hAnsi="Times New Roman" w:eastAsia="Times New Roman"/>
+          <w:color w:val="000000"/>
+          <w:sz w:val="17"/>
+        </w:rPr>
+        <w:t xml:space="preserve">            </w:t>
+      </w:r>
+      <w:r>
+        <w:rPr>
+          <w:rFonts w:ascii="Times New Roman" w:hAnsi="Times New Roman" w:eastAsia="Times New Roman"/>
+          <w:color w:val="000000"/>
+          <w:sz w:val="17"/>
+        </w:rPr>
+        <w:t>Y ← Y ∪ {(c, y, Span(u), p)}</w:t>
+      </w:r>
+    </w:p>
+    <w:p>
+      <w:pPr>
+        <w:keepNext/>
+        <w:keepLines/>
+        <w:tabs>
+          <w:tab w:pos="300" w:val="left"/>
+        </w:tabs>
+        <w:spacing w:after="0" w:line="190" w:lineRule="exact"/>
+        <w:ind w:firstLine="0"/>
+      </w:pPr>
+      <w:r>
+        <w:rPr>
+          <w:rFonts w:ascii="Times New Roman" w:hAnsi="Times New Roman" w:eastAsia="Times New Roman"/>
+          <w:color w:val="000000"/>
+          <w:sz w:val="17"/>
+        </w:rPr>
+        <w:t>10:</w:t>
+        <w:tab/>
+      </w:r>
+      <w:r>
+        <w:rPr>
+          <w:rFonts w:ascii="Times New Roman" w:hAnsi="Times New Roman" w:eastAsia="Times New Roman"/>
+          <w:color w:val="000000"/>
+          <w:sz w:val="17"/>
+        </w:rPr>
+        <w:t xml:space="preserve">    </w:t>
+      </w:r>
+      <w:r>
+        <w:rPr>
+          <w:rFonts w:ascii="Times New Roman" w:hAnsi="Times New Roman" w:eastAsia="Times New Roman"/>
+          <w:b/>
+          <w:color w:val="000000"/>
+          <w:sz w:val="17"/>
+        </w:rPr>
+        <w:t>end for</w:t>
+      </w:r>
+      <w:r>
+        <w:rPr>
+          <w:rFonts w:ascii="Times New Roman" w:hAnsi="Times New Roman" w:eastAsia="Times New Roman"/>
+          <w:color w:val="000000"/>
+          <w:sz w:val="17"/>
+        </w:rPr>
+      </w:r>
+    </w:p>
+    <w:p>
+      <w:pPr>
+        <w:keepNext/>
+        <w:keepLines/>
+        <w:tabs>
+          <w:tab w:pos="300" w:val="left"/>
+        </w:tabs>
+        <w:spacing w:after="0" w:line="190" w:lineRule="exact"/>
+        <w:ind w:firstLine="0"/>
+      </w:pPr>
+      <w:r>
+        <w:rPr>
+          <w:rFonts w:ascii="Times New Roman" w:hAnsi="Times New Roman" w:eastAsia="Times New Roman"/>
+          <w:color w:val="000000"/>
+          <w:sz w:val="17"/>
+        </w:rPr>
+        <w:t>11:</w:t>
+        <w:tab/>
+      </w:r>
+      <w:r>
+        <w:rPr>
+          <w:rFonts w:ascii="Times New Roman" w:hAnsi="Times New Roman" w:eastAsia="Times New Roman"/>
+          <w:color w:val="000000"/>
+          <w:sz w:val="17"/>
+        </w:rPr>
+      </w:r>
+      <w:r>
+        <w:rPr>
+          <w:rFonts w:ascii="Times New Roman" w:hAnsi="Times New Roman" w:eastAsia="Times New Roman"/>
+          <w:b/>
+          <w:color w:val="000000"/>
+          <w:sz w:val="17"/>
+        </w:rPr>
+        <w:t>end for</w:t>
+      </w:r>
+      <w:r>
+        <w:rPr>
+          <w:rFonts w:ascii="Times New Roman" w:hAnsi="Times New Roman" w:eastAsia="Times New Roman"/>
+          <w:color w:val="000000"/>
+          <w:sz w:val="17"/>
+        </w:rPr>
+      </w:r>
+    </w:p>
+    <w:p>
+      <w:pPr>
+        <w:keepNext w:val="0"/>
+        <w:keepLines/>
+        <w:tabs>
+          <w:tab w:pos="300" w:val="left"/>
+        </w:tabs>
+        <w:spacing w:after="80" w:line="190" w:lineRule="exact"/>
+        <w:ind w:firstLine="0"/>
+        <w:pBdr>
+          <w:bottom w:val="single" w:sz="4" w:space="1" w:color="000000"/>
+        </w:pBdr>
+      </w:pPr>
+      <w:r>
+        <w:rPr>
+          <w:rFonts w:ascii="Times New Roman" w:hAnsi="Times New Roman" w:eastAsia="Times New Roman"/>
+          <w:color w:val="000000"/>
+          <w:sz w:val="17"/>
+        </w:rPr>
+        <w:t>12:</w:t>
+        <w:tab/>
+      </w:r>
+      <w:r>
+        <w:rPr>
+          <w:rFonts w:ascii="Times New Roman" w:hAnsi="Times New Roman" w:eastAsia="Times New Roman"/>
+          <w:color w:val="000000"/>
+          <w:sz w:val="17"/>
+        </w:rPr>
+      </w:r>
+      <w:r>
+        <w:rPr>
+          <w:rFonts w:ascii="Times New Roman" w:hAnsi="Times New Roman" w:eastAsia="Times New Roman"/>
+          <w:b/>
+          <w:color w:val="000000"/>
+          <w:sz w:val="17"/>
+        </w:rPr>
+        <w:t>return</w:t>
+      </w:r>
+      <w:r>
+        <w:rPr>
+          <w:rFonts w:ascii="Times New Roman" w:hAnsi="Times New Roman" w:eastAsia="Times New Roman"/>
+          <w:color w:val="000000"/>
+          <w:sz w:val="17"/>
+        </w:rPr>
+        <w:t xml:space="preserve"> Aggregate(Y) if Y ≠ ∅ else Abstain</w:t>
       </w:r>
     </w:p>
     <w:p>
@@ -2015,7 +3898,7 @@
           <w:rFonts w:ascii="Times New Roman" w:hAnsi="Times New Roman" w:eastAsia="Times New Roman"/>
           <w:color w:val="000000"/>
         </w:rPr>
-        <w:t>Table I distinguishes four cohorts with different roles and annotation availability.</w:t>
+        <w:t>Table I separates annotated evaluation/training sources from unlabelled coverage cohorts. Booking's 200-review sample comes from the published 515,738-record source [34] with documented random eligibility/deduplication, not grammar-success filtering. Crawlfeeds' Italy export [35] has 4,367 rows; removing 1,266 empty bodies and 12 exact duplicates leaves 3,089 unique reviews. Original positive/negative body fields are joined, preserving wording; titles/ratings are excluded. The seed-172026 demo sample of 500 is nested within that corpus and is not independent evidence. No review is invented or paraphrased.</w:t>
       </w:r>
     </w:p>
     <w:p>
@@ -2181,7 +4064,7 @@
                 <w:color w:val="000000"/>
                 <w:sz w:val="16"/>
               </w:rPr>
-              <w:t>Booking curated</w:t>
+              <w:t>SemEval Hotels</w:t>
             </w:r>
           </w:p>
         </w:tc>
@@ -2210,7 +4093,9 @@
                 <w:color w:val="000000"/>
                 <w:sz w:val="16"/>
               </w:rPr>
-              <w:t>100 reviews</w:t>
+              <w:t>30 reviews</w:t>
+              <w:br/>
+              <w:t>266 sentences</w:t>
             </w:r>
           </w:p>
         </w:tc>
@@ -2239,7 +4124,7 @@
                 <w:color w:val="000000"/>
                 <w:sz w:val="16"/>
               </w:rPr>
-              <w:t>No aspect gold; supported-language demo</w:t>
+              <w:t>Human opinions; 148 mapped classification cases</w:t>
             </w:r>
           </w:p>
         </w:tc>
@@ -2331,7 +4216,7 @@
                 <w:color w:val="000000"/>
                 <w:sz w:val="16"/>
               </w:rPr>
-              <w:t>No aspect gold; coverage and runtime</w:t>
+              <w:t>No aspect gold; processing coverage</w:t>
             </w:r>
           </w:p>
         </w:tc>
@@ -2365,7 +4250,7 @@
                 <w:color w:val="000000"/>
                 <w:sz w:val="16"/>
               </w:rPr>
-              <w:t>SemEval Hotels</w:t>
+              <w:t>Booking Italy</w:t>
             </w:r>
           </w:p>
         </w:tc>
@@ -2394,9 +4279,7 @@
                 <w:color w:val="000000"/>
                 <w:sz w:val="16"/>
               </w:rPr>
-              <w:t>30 reviews</w:t>
-              <w:br/>
-              <w:t>266 sentences</w:t>
+              <w:t>3,089 reviews</w:t>
             </w:r>
           </w:p>
         </w:tc>
@@ -2425,7 +4308,283 @@
                 <w:color w:val="000000"/>
                 <w:sz w:val="16"/>
               </w:rPr>
-              <w:t>Human opinions; 148 mapped classification cases</w:t>
+              <w:t>Cleaned from 4,367 rows; no aspect gold</w:t>
+            </w:r>
+          </w:p>
+        </w:tc>
+      </w:tr>
+      <w:tr>
+        <w:trPr>
+          <w:cantSplit/>
+        </w:trPr>
+        <w:tc>
+          <w:tcPr>
+            <w:tcW w:type="dxa" w:w="1469"/>
+            <w:vAlign w:val="center"/>
+            <w:tcMar>
+              <w:top w:w="35" w:type="dxa"/>
+              <w:bottom w:w="35" w:type="dxa"/>
+              <w:left w:w="45" w:type="dxa"/>
+              <w:right w:w="45" w:type="dxa"/>
+            </w:tcMar>
+          </w:tcPr>
+          <w:p>
+            <w:pPr>
+              <w:keepNext/>
+              <w:spacing w:after="0" w:line="240" w:lineRule="auto"/>
+              <w:ind w:firstLine="0"/>
+              <w:jc w:val="left"/>
+            </w:pPr>
+            <w:r>
+              <w:rPr>
+                <w:rFonts w:ascii="Times New Roman" w:hAnsi="Times New Roman" w:eastAsia="Times New Roman"/>
+                <w:b w:val="0"/>
+                <w:color w:val="000000"/>
+                <w:sz w:val="16"/>
+              </w:rPr>
+              <w:t>Italy demo subset</w:t>
+            </w:r>
+          </w:p>
+        </w:tc>
+        <w:tc>
+          <w:tcPr>
+            <w:tcW w:type="dxa" w:w="1051"/>
+            <w:vAlign w:val="center"/>
+            <w:tcMar>
+              <w:top w:w="35" w:type="dxa"/>
+              <w:bottom w:w="35" w:type="dxa"/>
+              <w:left w:w="45" w:type="dxa"/>
+              <w:right w:w="45" w:type="dxa"/>
+            </w:tcMar>
+          </w:tcPr>
+          <w:p>
+            <w:pPr>
+              <w:keepNext/>
+              <w:spacing w:after="0" w:line="240" w:lineRule="auto"/>
+              <w:ind w:firstLine="0"/>
+              <w:jc w:val="left"/>
+            </w:pPr>
+            <w:r>
+              <w:rPr>
+                <w:rFonts w:ascii="Times New Roman" w:hAnsi="Times New Roman" w:eastAsia="Times New Roman"/>
+                <w:b w:val="0"/>
+                <w:color w:val="000000"/>
+                <w:sz w:val="16"/>
+              </w:rPr>
+              <w:t>500 reviews</w:t>
+            </w:r>
+          </w:p>
+        </w:tc>
+        <w:tc>
+          <w:tcPr>
+            <w:tcW w:type="dxa" w:w="2448"/>
+            <w:vAlign w:val="center"/>
+            <w:tcMar>
+              <w:top w:w="35" w:type="dxa"/>
+              <w:bottom w:w="35" w:type="dxa"/>
+              <w:left w:w="45" w:type="dxa"/>
+              <w:right w:w="45" w:type="dxa"/>
+            </w:tcMar>
+          </w:tcPr>
+          <w:p>
+            <w:pPr>
+              <w:keepNext/>
+              <w:spacing w:after="0" w:line="240" w:lineRule="auto"/>
+              <w:ind w:firstLine="0"/>
+              <w:jc w:val="left"/>
+            </w:pPr>
+            <w:r>
+              <w:rPr>
+                <w:rFonts w:ascii="Times New Roman" w:hAnsi="Times New Roman" w:eastAsia="Times New Roman"/>
+                <w:b w:val="0"/>
+                <w:color w:val="000000"/>
+                <w:sz w:val="16"/>
+              </w:rPr>
+              <w:t>Random subset of the 3,089; no aspect gold</w:t>
+            </w:r>
+          </w:p>
+        </w:tc>
+      </w:tr>
+      <w:tr>
+        <w:trPr>
+          <w:cantSplit/>
+        </w:trPr>
+        <w:tc>
+          <w:tcPr>
+            <w:tcW w:type="dxa" w:w="1469"/>
+            <w:vAlign w:val="center"/>
+            <w:tcMar>
+              <w:top w:w="35" w:type="dxa"/>
+              <w:bottom w:w="35" w:type="dxa"/>
+              <w:left w:w="45" w:type="dxa"/>
+              <w:right w:w="45" w:type="dxa"/>
+            </w:tcMar>
+          </w:tcPr>
+          <w:p>
+            <w:pPr>
+              <w:keepNext/>
+              <w:spacing w:after="0" w:line="240" w:lineRule="auto"/>
+              <w:ind w:firstLine="0"/>
+              <w:jc w:val="left"/>
+            </w:pPr>
+            <w:r>
+              <w:rPr>
+                <w:rFonts w:ascii="Times New Roman" w:hAnsi="Times New Roman" w:eastAsia="Times New Roman"/>
+                <w:b w:val="0"/>
+                <w:color w:val="000000"/>
+                <w:sz w:val="16"/>
+              </w:rPr>
+              <w:t>Trip-MA train</w:t>
+            </w:r>
+          </w:p>
+        </w:tc>
+        <w:tc>
+          <w:tcPr>
+            <w:tcW w:type="dxa" w:w="1051"/>
+            <w:vAlign w:val="center"/>
+            <w:tcMar>
+              <w:top w:w="35" w:type="dxa"/>
+              <w:bottom w:w="35" w:type="dxa"/>
+              <w:left w:w="45" w:type="dxa"/>
+              <w:right w:w="45" w:type="dxa"/>
+            </w:tcMar>
+          </w:tcPr>
+          <w:p>
+            <w:pPr>
+              <w:keepNext/>
+              <w:spacing w:after="0" w:line="240" w:lineRule="auto"/>
+              <w:ind w:firstLine="0"/>
+              <w:jc w:val="left"/>
+            </w:pPr>
+            <w:r>
+              <w:rPr>
+                <w:rFonts w:ascii="Times New Roman" w:hAnsi="Times New Roman" w:eastAsia="Times New Roman"/>
+                <w:b w:val="0"/>
+                <w:color w:val="000000"/>
+                <w:sz w:val="16"/>
+              </w:rPr>
+              <w:t>2,040 segments</w:t>
+            </w:r>
+          </w:p>
+        </w:tc>
+        <w:tc>
+          <w:tcPr>
+            <w:tcW w:type="dxa" w:w="2448"/>
+            <w:vAlign w:val="center"/>
+            <w:tcMar>
+              <w:top w:w="35" w:type="dxa"/>
+              <w:bottom w:w="35" w:type="dxa"/>
+              <w:left w:w="45" w:type="dxa"/>
+              <w:right w:w="45" w:type="dxa"/>
+            </w:tcMar>
+          </w:tcPr>
+          <w:p>
+            <w:pPr>
+              <w:keepNext/>
+              <w:spacing w:after="0" w:line="240" w:lineRule="auto"/>
+              <w:ind w:firstLine="0"/>
+              <w:jc w:val="left"/>
+            </w:pPr>
+            <w:r>
+              <w:rPr>
+                <w:rFonts w:ascii="Times New Roman" w:hAnsi="Times New Roman" w:eastAsia="Times New Roman"/>
+                <w:b w:val="0"/>
+                <w:color w:val="000000"/>
+                <w:sz w:val="16"/>
+              </w:rPr>
+              <w:t>Human categories/polarity; 180 reviews; 2,038 usable</w:t>
+            </w:r>
+          </w:p>
+        </w:tc>
+      </w:tr>
+      <w:tr>
+        <w:trPr>
+          <w:cantSplit/>
+        </w:trPr>
+        <w:tc>
+          <w:tcPr>
+            <w:tcW w:type="dxa" w:w="1469"/>
+            <w:vAlign w:val="center"/>
+            <w:tcMar>
+              <w:top w:w="35" w:type="dxa"/>
+              <w:bottom w:w="35" w:type="dxa"/>
+              <w:left w:w="45" w:type="dxa"/>
+              <w:right w:w="45" w:type="dxa"/>
+            </w:tcMar>
+          </w:tcPr>
+          <w:p>
+            <w:pPr>
+              <w:keepNext/>
+              <w:spacing w:after="0" w:line="240" w:lineRule="auto"/>
+              <w:ind w:firstLine="0"/>
+              <w:jc w:val="left"/>
+            </w:pPr>
+            <w:r>
+              <w:rPr>
+                <w:rFonts w:ascii="Times New Roman" w:hAnsi="Times New Roman" w:eastAsia="Times New Roman"/>
+                <w:b w:val="0"/>
+                <w:color w:val="000000"/>
+                <w:sz w:val="16"/>
+              </w:rPr>
+              <w:t>Trip-MA validation</w:t>
+            </w:r>
+          </w:p>
+        </w:tc>
+        <w:tc>
+          <w:tcPr>
+            <w:tcW w:type="dxa" w:w="1051"/>
+            <w:vAlign w:val="center"/>
+            <w:tcMar>
+              <w:top w:w="35" w:type="dxa"/>
+              <w:bottom w:w="35" w:type="dxa"/>
+              <w:left w:w="45" w:type="dxa"/>
+              <w:right w:w="45" w:type="dxa"/>
+            </w:tcMar>
+          </w:tcPr>
+          <w:p>
+            <w:pPr>
+              <w:keepNext/>
+              <w:spacing w:after="0" w:line="240" w:lineRule="auto"/>
+              <w:ind w:firstLine="0"/>
+              <w:jc w:val="left"/>
+            </w:pPr>
+            <w:r>
+              <w:rPr>
+                <w:rFonts w:ascii="Times New Roman" w:hAnsi="Times New Roman" w:eastAsia="Times New Roman"/>
+                <w:b w:val="0"/>
+                <w:color w:val="000000"/>
+                <w:sz w:val="16"/>
+              </w:rPr>
+              <w:t>602 segments</w:t>
+            </w:r>
+          </w:p>
+        </w:tc>
+        <w:tc>
+          <w:tcPr>
+            <w:tcW w:type="dxa" w:w="2448"/>
+            <w:vAlign w:val="center"/>
+            <w:tcMar>
+              <w:top w:w="35" w:type="dxa"/>
+              <w:bottom w:w="35" w:type="dxa"/>
+              <w:left w:w="45" w:type="dxa"/>
+              <w:right w:w="45" w:type="dxa"/>
+            </w:tcMar>
+          </w:tcPr>
+          <w:p>
+            <w:pPr>
+              <w:keepNext/>
+              <w:spacing w:after="0" w:line="240" w:lineRule="auto"/>
+              <w:ind w:firstLine="0"/>
+              <w:jc w:val="left"/>
+            </w:pPr>
+            <w:r>
+              <w:rPr>
+                <w:rFonts w:ascii="Times New Roman" w:hAnsi="Times New Roman" w:eastAsia="Times New Roman"/>
+                <w:b w:val="0"/>
+                <w:color w:val="000000"/>
+                <w:sz w:val="16"/>
+              </w:rPr>
+              <w:t>42 reviews; checkpoint/threshold selection</w:t>
             </w:r>
           </w:p>
         </w:tc>
@@ -2459,7 +4618,7 @@
                 <w:color w:val="000000"/>
                 <w:sz w:val="16"/>
               </w:rPr>
-              <w:t>Booking Italy</w:t>
+              <w:t>Trip-MA test</w:t>
             </w:r>
           </w:p>
         </w:tc>
@@ -2488,9 +4647,7 @@
                 <w:color w:val="000000"/>
                 <w:sz w:val="16"/>
               </w:rPr>
-              <w:t>4,367 rows</w:t>
-              <w:br/>
-              <w:t>3,102 bodies</w:t>
+              <w:t>1,474 segments</w:t>
             </w:r>
           </w:p>
         </w:tc>
@@ -2519,7 +4676,7 @@
                 <w:color w:val="000000"/>
                 <w:sz w:val="16"/>
               </w:rPr>
-              <w:t>No aspect gold; vocabulary development</w:t>
+              <w:t>111 reviews; follow-up mapped pair evaluation</w:t>
             </w:r>
           </w:p>
         </w:tc>
@@ -2536,7 +4693,7 @@
           <w:rFonts w:ascii="Times New Roman" w:hAnsi="Times New Roman" w:eastAsia="Times New Roman"/>
           <w:color w:val="000000"/>
         </w:rPr>
-        <w:t>The Booking source contains 515,738 published feedback records [32]. The project uses two smaller samples rather than treating the full corpus as evaluated. The curated 100 intentionally favor short aspect-predicate language and baseline vocabulary, following an inspected pilot. The random 200 are sampled from the broader eligible pool under documented basic filtering and deduplication, without the demo's grammar restriction. The two samples do not share parent source rows. Sampling trims outer field whitespace, removes exact missing-feedback placeholders, and joins original positive/negative feedback fields when both are retained. It does not invent reviews, repair spelling, or rewrite internal wording. Source row maps, original field contents, archive hashes, and per-review checks reproduce the 300 inputs. Field headings and reviewer ratings are excluded from analyzed text. Neither Booking cohort supplies independently annotated aspect polarity, so its processing counts are not sentiment accuracy.</w:t>
+        <w:t>SemEval contains 30 reviews, 266 sentences and 339 human opinions. The declared six-category crosswalk excludes 141 annotations, leaving 198 mapped annotations and 162 unique category-polarity pairs; 148 unambiguous sentence-category cases support classification. Staff predictions collapse to Service; price/location are excluded. This is a coarse mapping, not official target-span evaluation.</w:t>
       </w:r>
     </w:p>
     <w:p>
@@ -2545,7 +4702,7 @@
           <w:rFonts w:ascii="Times New Roman" w:hAnsi="Times New Roman" w:eastAsia="Times New Roman"/>
           <w:color w:val="000000"/>
         </w:rPr>
-        <w:t>The SemEval hotel XML contains 30 parent reviews, 266 sentences, and 339 original opinion annotations [6]. The declared mapping excludes 141 annotations outside the project scope, retaining 137 eligible sentences and 162 unique coarse category-polarity pairs. Classification uses 148 sentence-category cases having a single gold polarity for that coarse category. These are not 148 independent reviews. Gold annotations are used only by the evaluator after prediction.</w:t>
+        <w:t>Trip-MA's release contains 258 training and 111 test reviews. We remove 36 training reviews sharing test hotels, derive validation by a fixed hotel hash, and exclude cross-split/conflicting text duplicates. Prepared train/validation/test contain 2,040/602/1,474 segments from 180/42/111 reviews and 157/39/103 hotels. Hotel/review/text identities are disjoint. Conversion detokenizes original source surface tokens, retaining serialization and hashes. Two long training segments are excluded: 2,038 usable segments yield 16,304 category pairs. Validation/test denominators retain all rows. SERVICE/CHECKIN pool into Service; BUILDING/BUSINESS map approximately to Facilities; x/ix remain Neutral/Mixed. Its labels differ from SemEval, requiring separate experiments.</w:t>
       </w:r>
     </w:p>
     <w:p>
@@ -2554,16 +4711,7 @@
           <w:rFonts w:ascii="Times New Roman" w:hAnsi="Times New Roman" w:eastAsia="Times New Roman"/>
           <w:color w:val="000000"/>
         </w:rPr>
-        <w:t>The crosswalk maps ROOMS to Room, FACILITIES and ROOMS_AMENITIES to Facilities, FOOD_DRINKS to Food, SERVICE to Service, and HOTEL cleanliness to Cleanliness. Predicted Staff is collapsed into benchmark Service. Price, Location, and other HOTEL annotations are excluded. Ambiguous coarse-category polarities remain in tuple evaluation but not in the single-polarity classification denominator. This mapping measures neither exact target-span nor issue-label accuracy.</w:t>
-      </w:r>
-    </w:p>
-    <w:p>
-      <w:r>
-        <w:rPr>
-          <w:rFonts w:ascii="Times New Roman" w:hAnsi="Times New Roman" w:eastAsia="Times New Roman"/>
-          <w:color w:val="000000"/>
-        </w:rPr>
-        <w:t>The user-supplied Crawlfeeds Booking Italy export [33] contains 4,367 source rows: 3,102 have nonblank review bodies and 1,265 lack both body fields after literal missing markers are removed. Original positive and negative body fields are joined with a newline. Titles, headings, ratings, identities, and metadata are excluded from analyzed text; duplicate and empty-body rows remain in the source sequence. The same source bytes and body preparation are used before and after vocabulary expansion. This inspected development corpus has no independent aspect-polarity gold labels and is separate from the earlier 300-review samples.</w:t>
+        <w:t>In the SemEval crosswalk, ROOMS maps to Room, FACILITIES/ROOMS_AMENITIES to Facilities, FOOD_DRINKS to Food, SERVICE to Service and HOTEL cleanliness to Cleanliness. Conflicting coarse-category annotations remain in pair evaluation but outside single-polarity classification. For DL, original polarity codes retain explicit and implicit opinions. No synthetic review, star-rating proxy or system-generated prediction is treated as human aspect annotation.</w:t>
       </w:r>
     </w:p>
     <w:p>
@@ -2571,7 +4719,7 @@
         <w:pStyle w:val="Heading2"/>
       </w:pPr>
       <w:r>
-        <w:t>B. Module 1 Implementation Results</w:t>
+        <w:t>B. Preprocessing and Validation Implementation</w:t>
       </w:r>
     </w:p>
     <w:p>
@@ -2580,16 +4728,7 @@
           <w:rFonts w:ascii="Times New Roman" w:hAnsi="Times New Roman" w:eastAsia="Times New Roman"/>
           <w:color w:val="000000"/>
         </w:rPr>
-        <w:t>All 300 Booking sample inputs pass the experiment's CSV validation and source-reconstruction checks. All rows are preserved in paired review tables, including unsupported outcomes. This confirms input integrity and traceability to the downloaded dataset, not the identity or authenticity of each original reviewer. The random cohort has a mean length of 194.915 characters; its varied clauses provide a broader processing challenge than the deliberately constrained demonstration.</w:t>
-      </w:r>
-    </w:p>
-    <w:p>
-      <w:r>
-        <w:rPr>
-          <w:rFonts w:ascii="Times New Roman" w:hAnsi="Times New Roman" w:eastAsia="Times New Roman"/>
-          <w:color w:val="000000"/>
-        </w:rPr>
-        <w:t>The analysis implementation is Python-based, using VADER 3.3.2, TextBlob 0.19.0, and NLTK 3.10.3. Experiments export the installed environment, input hash, code snapshot, resource hashes, and numerical policy. The updated benchmark and sample experiments were rerun on October 21, 2026; the saved Booking Italy before/after audit was produced on October 18. These artifacts support reproduction without sending reviews to an external service. Both systems run independently in the research runner and demonstration UI. Empty Booking Italy bodies are retained as missing-input outcomes and excluded from the 3,102-body coverage denominator.</w:t>
+        <w:t>All retained cohorts pass validation and source reconstruction. The 3,089-review corpus runs in upload-sized parts of 1,000/1,000/1,000/89 with order preserved. CSV exports retain every submitted row; separate files preserve opinions, diagnostics and hashes. Source correspondence verifies dataset bytes, not reviewer authenticity. The local implementation uses no external LLM service. Saved experiment settings and input/resource hashes support reproduction; 243 software tests check contracts, not accuracy.</w:t>
       </w:r>
     </w:p>
     <w:p>
@@ -2597,7 +4736,7 @@
         <w:pStyle w:val="Heading2"/>
       </w:pPr>
       <w:r>
-        <w:t>C. Module 2 Implementation Results</w:t>
+        <w:t>C. Lexical and Grammatical Implementation</w:t>
       </w:r>
     </w:p>
     <w:p>
@@ -2606,7 +4745,15 @@
           <w:rFonts w:ascii="Times New Roman" w:hAnsi="Times New Roman" w:eastAsia="Times New Roman"/>
           <w:color w:val="000000"/>
         </w:rPr>
-        <w:t>The random cohort produces 14 baseline opinion records and 626 expanded-hybrid context records, compared with 579 contexts in the earlier hybrid run. This shows broader candidate extraction, not that all new attachments are correct. POS tags, noun phrases, contexts, original offsets, and diagnostics are exported to inspect decisions. The annotated experiment quantifies the precision-recall tradeoff; the unannotated sample cannot establish accuracy.</w:t>
+        <w:t>On 200 random reviews, SentiWordNet emits 516 opinions and Hybrid 626 contexts; on the 500-review Italy subset, counts are 1,307 and 2,166. Candidate definitions differ, so larger counts alone do not show correct attachment. The latter run retains 26,236 SentiWordNet tokens, 1,559 clauses and 26,773 Pattern POS/chunk tokens for inspection. Hybrid uses VADER 3.3.2, TextBlob 0.19.0 and NLTK 3.10.3.</w:t>
+      </w:r>
+    </w:p>
+    <w:p>
+      <w:pPr>
+        <w:pStyle w:val="Heading2"/>
+      </w:pPr>
+      <w:r>
+        <w:t>D. Semantic Attachment and Scoring Implementation</w:t>
       </w:r>
     </w:p>
     <w:p>
@@ -2615,7 +4762,24 @@
           <w:rFonts w:ascii="Times New Roman" w:hAnsi="Times New Roman" w:eastAsia="Times New Roman"/>
           <w:color w:val="000000"/>
         </w:rPr>
-        <w:t>The curated cohort is completely processed for 97 baseline reviews and 100 hybrid reviews. Selection used baseline-compatible vocabulary and grammar, so these counts characterize a demonstration rather than unbiased generalization. On random reviews, the baseline yields 1 complete, 11 partial, and 188 unsupported outcomes. The expanded hybrid yields 70 complete, 101 partial, and 29 unsupported outcomes, with no processing errors in either method.</w:t>
+        <w:t>The benchmark sentence "The rooms were quiet." receives positive Room sentiment from SentiWordNet's hotel preference and +0.45 from Hybrid's room_quiet rule. Native component scores and overrides remain distinct. The authored example "The air conditioning wasn't working." demonstrates Hybrid's Facilities equipment_not_functioning rule (-0.70), not an additional real-data accuracy case. Broad SentiWordNet coverage can still select neutral or inappropriate senses, while grammatical extraction can lack usable sentiment evidence.</w:t>
+      </w:r>
+    </w:p>
+    <w:p>
+      <w:pPr>
+        <w:pStyle w:val="Heading2"/>
+      </w:pPr>
+      <w:r>
+        <w:t>E. Adjustment and Reporting Implementation</w:t>
+      </w:r>
+    </w:p>
+    <w:p>
+      <w:r>
+        <w:rPr>
+          <w:rFonts w:ascii="Times New Roman" w:hAnsi="Times New Roman" w:eastAsia="Times New Roman"/>
+          <w:color w:val="000000"/>
+        </w:rPr>
+        <w:t>Table II reports Complete (C), Partial (P) and Unsupported (U) counts on real cohorts. Any-aspect coverage reaches 81.42%/87.41% on the full Italy corpus, but only 1.65%/7.96% satisfy SentiWordNet/Hybrid completeness heuristics. These are processing outcomes without aspect gold. A near-zero mean does not erase opposing opinions, and whole-review sentiment never fills missing aspect predictions.</w:t>
       </w:r>
     </w:p>
     <w:p>
@@ -2633,7 +4797,7 @@
         </w:rPr>
         <w:t>TABLE II</w:t>
         <w:br/>
-        <w:t>VOCABULARY DEVELOPMENT ON BOOKING ITALY</w:t>
+        <w:t>REAL REVIEW PROCESSING OUTCOMES</w:t>
       </w:r>
     </w:p>
     <w:tbl>
@@ -2652,9 +4816,10 @@
         </w:tblBorders>
       </w:tblPr>
       <w:tblGrid>
-        <w:gridCol w:w="2376"/>
-        <w:gridCol w:w="1296"/>
-        <w:gridCol w:w="1296"/>
+        <w:gridCol w:w="2736"/>
+        <w:gridCol w:w="720"/>
+        <w:gridCol w:w="792"/>
+        <w:gridCol w:w="720"/>
       </w:tblGrid>
       <w:tr>
         <w:trPr>
@@ -2663,7 +4828,7 @@
         </w:trPr>
         <w:tc>
           <w:tcPr>
-            <w:tcW w:type="dxa" w:w="2376"/>
+            <w:tcW w:type="dxa" w:w="2736"/>
             <w:vAlign w:val="center"/>
             <w:tcMar>
               <w:top w:w="35" w:type="dxa"/>
@@ -2687,13 +4852,13 @@
                 <w:color w:val="000000"/>
                 <w:sz w:val="16"/>
               </w:rPr>
-              <w:t>Measure</w:t>
+              <w:t>Cohort / method</w:t>
             </w:r>
           </w:p>
         </w:tc>
         <w:tc>
           <w:tcPr>
-            <w:tcW w:type="dxa" w:w="1296"/>
+            <w:tcW w:type="dxa" w:w="720"/>
             <w:vAlign w:val="center"/>
             <w:tcMar>
               <w:top w:w="35" w:type="dxa"/>
@@ -2717,13 +4882,13 @@
                 <w:color w:val="000000"/>
                 <w:sz w:val="16"/>
               </w:rPr>
-              <w:t>Before</w:t>
+              <w:t>C</w:t>
             </w:r>
           </w:p>
         </w:tc>
         <w:tc>
           <w:tcPr>
-            <w:tcW w:type="dxa" w:w="1296"/>
+            <w:tcW w:type="dxa" w:w="792"/>
             <w:vAlign w:val="center"/>
             <w:tcMar>
               <w:top w:w="35" w:type="dxa"/>
@@ -2747,7 +4912,37 @@
                 <w:color w:val="000000"/>
                 <w:sz w:val="16"/>
               </w:rPr>
-              <w:t>Expanded</w:t>
+              <w:t>P</w:t>
+            </w:r>
+          </w:p>
+        </w:tc>
+        <w:tc>
+          <w:tcPr>
+            <w:tcW w:type="dxa" w:w="720"/>
+            <w:vAlign w:val="center"/>
+            <w:tcMar>
+              <w:top w:w="35" w:type="dxa"/>
+              <w:bottom w:w="35" w:type="dxa"/>
+              <w:left w:w="45" w:type="dxa"/>
+              <w:right w:w="45" w:type="dxa"/>
+            </w:tcMar>
+            <w:shd w:fill="F2F2F2"/>
+          </w:tcPr>
+          <w:p>
+            <w:pPr>
+              <w:keepNext/>
+              <w:spacing w:after="0" w:line="240" w:lineRule="auto"/>
+              <w:ind w:firstLine="0"/>
+              <w:jc w:val="center"/>
+            </w:pPr>
+            <w:r>
+              <w:rPr>
+                <w:rFonts w:ascii="Times New Roman" w:hAnsi="Times New Roman" w:eastAsia="Times New Roman"/>
+                <w:b/>
+                <w:color w:val="000000"/>
+                <w:sz w:val="16"/>
+              </w:rPr>
+              <w:t>U</w:t>
             </w:r>
           </w:p>
         </w:tc>
@@ -2758,7 +4953,7 @@
         </w:trPr>
         <w:tc>
           <w:tcPr>
-            <w:tcW w:type="dxa" w:w="2376"/>
+            <w:tcW w:type="dxa" w:w="2736"/>
             <w:vAlign w:val="center"/>
             <w:tcMar>
               <w:top w:w="35" w:type="dxa"/>
@@ -2781,13 +4976,13 @@
                 <w:color w:val="000000"/>
                 <w:sz w:val="16"/>
               </w:rPr>
-              <w:t>Aspect phrases</w:t>
+              <w:t>Random 200 / SentiWordNet</w:t>
             </w:r>
           </w:p>
         </w:tc>
         <w:tc>
           <w:tcPr>
-            <w:tcW w:type="dxa" w:w="1296"/>
+            <w:tcW w:type="dxa" w:w="720"/>
             <w:vAlign w:val="center"/>
             <w:tcMar>
               <w:top w:w="35" w:type="dxa"/>
@@ -2810,13 +5005,13 @@
                 <w:color w:val="000000"/>
                 <w:sz w:val="16"/>
               </w:rPr>
-              <w:t>164</w:t>
+              <w:t>4</w:t>
             </w:r>
           </w:p>
         </w:tc>
         <w:tc>
           <w:tcPr>
-            <w:tcW w:type="dxa" w:w="1296"/>
+            <w:tcW w:type="dxa" w:w="792"/>
             <w:vAlign w:val="center"/>
             <w:tcMar>
               <w:top w:w="35" w:type="dxa"/>
@@ -2839,7 +5034,36 @@
                 <w:color w:val="000000"/>
                 <w:sz w:val="16"/>
               </w:rPr>
-              <w:t>671</w:t>
+              <w:t>152</w:t>
+            </w:r>
+          </w:p>
+        </w:tc>
+        <w:tc>
+          <w:tcPr>
+            <w:tcW w:type="dxa" w:w="720"/>
+            <w:vAlign w:val="center"/>
+            <w:tcMar>
+              <w:top w:w="35" w:type="dxa"/>
+              <w:bottom w:w="35" w:type="dxa"/>
+              <w:left w:w="45" w:type="dxa"/>
+              <w:right w:w="45" w:type="dxa"/>
+            </w:tcMar>
+          </w:tcPr>
+          <w:p>
+            <w:pPr>
+              <w:keepNext/>
+              <w:spacing w:after="0" w:line="240" w:lineRule="auto"/>
+              <w:ind w:firstLine="0"/>
+              <w:jc w:val="center"/>
+            </w:pPr>
+            <w:r>
+              <w:rPr>
+                <w:rFonts w:ascii="Times New Roman" w:hAnsi="Times New Roman" w:eastAsia="Times New Roman"/>
+                <w:b w:val="0"/>
+                <w:color w:val="000000"/>
+                <w:sz w:val="16"/>
+              </w:rPr>
+              <w:t>44</w:t>
             </w:r>
           </w:p>
         </w:tc>
@@ -2850,7 +5074,7 @@
         </w:trPr>
         <w:tc>
           <w:tcPr>
-            <w:tcW w:type="dxa" w:w="2376"/>
+            <w:tcW w:type="dxa" w:w="2736"/>
             <w:vAlign w:val="center"/>
             <w:tcMar>
               <w:top w:w="35" w:type="dxa"/>
@@ -2873,13 +5097,13 @@
                 <w:color w:val="000000"/>
                 <w:sz w:val="16"/>
               </w:rPr>
-              <w:t>Reviewed lexical forms</w:t>
+              <w:t>Random 200 / Hybrid</w:t>
             </w:r>
           </w:p>
         </w:tc>
         <w:tc>
           <w:tcPr>
-            <w:tcW w:type="dxa" w:w="1296"/>
+            <w:tcW w:type="dxa" w:w="720"/>
             <w:vAlign w:val="center"/>
             <w:tcMar>
               <w:top w:w="35" w:type="dxa"/>
@@ -2902,13 +5126,13 @@
                 <w:color w:val="000000"/>
                 <w:sz w:val="16"/>
               </w:rPr>
-              <w:t>0</w:t>
+              <w:t>70</w:t>
             </w:r>
           </w:p>
         </w:tc>
         <w:tc>
           <w:tcPr>
-            <w:tcW w:type="dxa" w:w="1296"/>
+            <w:tcW w:type="dxa" w:w="792"/>
             <w:vAlign w:val="center"/>
             <w:tcMar>
               <w:top w:w="35" w:type="dxa"/>
@@ -2931,7 +5155,36 @@
                 <w:color w:val="000000"/>
                 <w:sz w:val="16"/>
               </w:rPr>
-              <w:t>497</w:t>
+              <w:t>101</w:t>
+            </w:r>
+          </w:p>
+        </w:tc>
+        <w:tc>
+          <w:tcPr>
+            <w:tcW w:type="dxa" w:w="720"/>
+            <w:vAlign w:val="center"/>
+            <w:tcMar>
+              <w:top w:w="35" w:type="dxa"/>
+              <w:bottom w:w="35" w:type="dxa"/>
+              <w:left w:w="45" w:type="dxa"/>
+              <w:right w:w="45" w:type="dxa"/>
+            </w:tcMar>
+          </w:tcPr>
+          <w:p>
+            <w:pPr>
+              <w:keepNext/>
+              <w:spacing w:after="0" w:line="240" w:lineRule="auto"/>
+              <w:ind w:firstLine="0"/>
+              <w:jc w:val="center"/>
+            </w:pPr>
+            <w:r>
+              <w:rPr>
+                <w:rFonts w:ascii="Times New Roman" w:hAnsi="Times New Roman" w:eastAsia="Times New Roman"/>
+                <w:b w:val="0"/>
+                <w:color w:val="000000"/>
+                <w:sz w:val="16"/>
+              </w:rPr>
+              <w:t>29</w:t>
             </w:r>
           </w:p>
         </w:tc>
@@ -2942,7 +5195,7 @@
         </w:trPr>
         <w:tc>
           <w:tcPr>
-            <w:tcW w:type="dxa" w:w="2376"/>
+            <w:tcW w:type="dxa" w:w="2736"/>
             <w:vAlign w:val="center"/>
             <w:tcMar>
               <w:top w:w="35" w:type="dxa"/>
@@ -2965,13 +5218,13 @@
                 <w:color w:val="000000"/>
                 <w:sz w:val="16"/>
               </w:rPr>
-              <w:t>Bodies with scored aspects</w:t>
+              <w:t>Italy 500 / SentiWordNet</w:t>
             </w:r>
           </w:p>
         </w:tc>
         <w:tc>
           <w:tcPr>
-            <w:tcW w:type="dxa" w:w="1296"/>
+            <w:tcW w:type="dxa" w:w="720"/>
             <w:vAlign w:val="center"/>
             <w:tcMar>
               <w:top w:w="35" w:type="dxa"/>
@@ -2994,13 +5247,13 @@
                 <w:color w:val="000000"/>
                 <w:sz w:val="16"/>
               </w:rPr>
-              <w:t>2,613</w:t>
+              <w:t>10</w:t>
             </w:r>
           </w:p>
         </w:tc>
         <w:tc>
           <w:tcPr>
-            <w:tcW w:type="dxa" w:w="1296"/>
+            <w:tcW w:type="dxa" w:w="792"/>
             <w:vAlign w:val="center"/>
             <w:tcMar>
               <w:top w:w="35" w:type="dxa"/>
@@ -3023,7 +5276,36 @@
                 <w:color w:val="000000"/>
                 <w:sz w:val="16"/>
               </w:rPr>
-              <w:t>2,701</w:t>
+              <w:t>393</w:t>
+            </w:r>
+          </w:p>
+        </w:tc>
+        <w:tc>
+          <w:tcPr>
+            <w:tcW w:type="dxa" w:w="720"/>
+            <w:vAlign w:val="center"/>
+            <w:tcMar>
+              <w:top w:w="35" w:type="dxa"/>
+              <w:bottom w:w="35" w:type="dxa"/>
+              <w:left w:w="45" w:type="dxa"/>
+              <w:right w:w="45" w:type="dxa"/>
+            </w:tcMar>
+          </w:tcPr>
+          <w:p>
+            <w:pPr>
+              <w:keepNext/>
+              <w:spacing w:after="0" w:line="240" w:lineRule="auto"/>
+              <w:ind w:firstLine="0"/>
+              <w:jc w:val="center"/>
+            </w:pPr>
+            <w:r>
+              <w:rPr>
+                <w:rFonts w:ascii="Times New Roman" w:hAnsi="Times New Roman" w:eastAsia="Times New Roman"/>
+                <w:b w:val="0"/>
+                <w:color w:val="000000"/>
+                <w:sz w:val="16"/>
+              </w:rPr>
+              <w:t>97</w:t>
             </w:r>
           </w:p>
         </w:tc>
@@ -3034,7 +5316,7 @@
         </w:trPr>
         <w:tc>
           <w:tcPr>
-            <w:tcW w:type="dxa" w:w="2376"/>
+            <w:tcW w:type="dxa" w:w="2736"/>
             <w:vAlign w:val="center"/>
             <w:tcMar>
               <w:top w:w="35" w:type="dxa"/>
@@ -3057,13 +5339,13 @@
                 <w:color w:val="000000"/>
                 <w:sz w:val="16"/>
               </w:rPr>
-              <w:t>Complete bodies</w:t>
+              <w:t>Italy 500 / Hybrid</w:t>
             </w:r>
           </w:p>
         </w:tc>
         <w:tc>
           <w:tcPr>
-            <w:tcW w:type="dxa" w:w="1296"/>
+            <w:tcW w:type="dxa" w:w="720"/>
             <w:vAlign w:val="center"/>
             <w:tcMar>
               <w:top w:w="35" w:type="dxa"/>
@@ -3086,13 +5368,13 @@
                 <w:color w:val="000000"/>
                 <w:sz w:val="16"/>
               </w:rPr>
-              <w:t>210</w:t>
+              <w:t>44</w:t>
             </w:r>
           </w:p>
         </w:tc>
         <w:tc>
           <w:tcPr>
-            <w:tcW w:type="dxa" w:w="1296"/>
+            <w:tcW w:type="dxa" w:w="792"/>
             <w:vAlign w:val="center"/>
             <w:tcMar>
               <w:top w:w="35" w:type="dxa"/>
@@ -3115,7 +5397,36 @@
                 <w:color w:val="000000"/>
                 <w:sz w:val="16"/>
               </w:rPr>
-              <w:t>244</w:t>
+              <w:t>399</w:t>
+            </w:r>
+          </w:p>
+        </w:tc>
+        <w:tc>
+          <w:tcPr>
+            <w:tcW w:type="dxa" w:w="720"/>
+            <w:vAlign w:val="center"/>
+            <w:tcMar>
+              <w:top w:w="35" w:type="dxa"/>
+              <w:bottom w:w="35" w:type="dxa"/>
+              <w:left w:w="45" w:type="dxa"/>
+              <w:right w:w="45" w:type="dxa"/>
+            </w:tcMar>
+          </w:tcPr>
+          <w:p>
+            <w:pPr>
+              <w:keepNext/>
+              <w:spacing w:after="0" w:line="240" w:lineRule="auto"/>
+              <w:ind w:firstLine="0"/>
+              <w:jc w:val="center"/>
+            </w:pPr>
+            <w:r>
+              <w:rPr>
+                <w:rFonts w:ascii="Times New Roman" w:hAnsi="Times New Roman" w:eastAsia="Times New Roman"/>
+                <w:b w:val="0"/>
+                <w:color w:val="000000"/>
+                <w:sz w:val="16"/>
+              </w:rPr>
+              <w:t>57</w:t>
             </w:r>
           </w:p>
         </w:tc>
@@ -3126,7 +5437,7 @@
         </w:trPr>
         <w:tc>
           <w:tcPr>
-            <w:tcW w:type="dxa" w:w="2376"/>
+            <w:tcW w:type="dxa" w:w="2736"/>
             <w:vAlign w:val="center"/>
             <w:tcMar>
               <w:top w:w="35" w:type="dxa"/>
@@ -3149,13 +5460,13 @@
                 <w:color w:val="000000"/>
                 <w:sz w:val="16"/>
               </w:rPr>
-              <w:t>Partial bodies</w:t>
+              <w:t>Italy 3,089 / SentiWordNet</w:t>
             </w:r>
           </w:p>
         </w:tc>
         <w:tc>
           <w:tcPr>
-            <w:tcW w:type="dxa" w:w="1296"/>
+            <w:tcW w:type="dxa" w:w="720"/>
             <w:vAlign w:val="center"/>
             <w:tcMar>
               <w:top w:w="35" w:type="dxa"/>
@@ -3178,13 +5489,13 @@
                 <w:color w:val="000000"/>
                 <w:sz w:val="16"/>
               </w:rPr>
-              <w:t>2,403</w:t>
+              <w:t>51</w:t>
             </w:r>
           </w:p>
         </w:tc>
         <w:tc>
           <w:tcPr>
-            <w:tcW w:type="dxa" w:w="1296"/>
+            <w:tcW w:type="dxa" w:w="792"/>
             <w:vAlign w:val="center"/>
             <w:tcMar>
               <w:top w:w="35" w:type="dxa"/>
@@ -3207,47 +5518,13 @@
                 <w:color w:val="000000"/>
                 <w:sz w:val="16"/>
               </w:rPr>
-              <w:t>2,457</w:t>
-            </w:r>
-          </w:p>
-        </w:tc>
-      </w:tr>
-      <w:tr>
-        <w:trPr>
-          <w:cantSplit/>
-        </w:trPr>
-        <w:tc>
-          <w:tcPr>
-            <w:tcW w:type="dxa" w:w="2376"/>
-            <w:vAlign w:val="center"/>
-            <w:tcMar>
-              <w:top w:w="35" w:type="dxa"/>
-              <w:bottom w:w="35" w:type="dxa"/>
-              <w:left w:w="45" w:type="dxa"/>
-              <w:right w:w="45" w:type="dxa"/>
-            </w:tcMar>
-          </w:tcPr>
-          <w:p>
-            <w:pPr>
-              <w:keepNext/>
-              <w:spacing w:after="0" w:line="240" w:lineRule="auto"/>
-              <w:ind w:firstLine="0"/>
-              <w:jc w:val="left"/>
-            </w:pPr>
-            <w:r>
-              <w:rPr>
-                <w:rFonts w:ascii="Times New Roman" w:hAnsi="Times New Roman" w:eastAsia="Times New Roman"/>
-                <w:b w:val="0"/>
-                <w:color w:val="000000"/>
-                <w:sz w:val="16"/>
-              </w:rPr>
-              <w:t>Unsupported bodies</w:t>
+              <w:t>2464</w:t>
             </w:r>
           </w:p>
         </w:tc>
         <w:tc>
           <w:tcPr>
-            <w:tcW w:type="dxa" w:w="1296"/>
+            <w:tcW w:type="dxa" w:w="720"/>
             <w:vAlign w:val="center"/>
             <w:tcMar>
               <w:top w:w="35" w:type="dxa"/>
@@ -3270,36 +5547,7 @@
                 <w:color w:val="000000"/>
                 <w:sz w:val="16"/>
               </w:rPr>
-              <w:t>489</w:t>
-            </w:r>
-          </w:p>
-        </w:tc>
-        <w:tc>
-          <w:tcPr>
-            <w:tcW w:type="dxa" w:w="1296"/>
-            <w:vAlign w:val="center"/>
-            <w:tcMar>
-              <w:top w:w="35" w:type="dxa"/>
-              <w:bottom w:w="35" w:type="dxa"/>
-              <w:left w:w="45" w:type="dxa"/>
-              <w:right w:w="45" w:type="dxa"/>
-            </w:tcMar>
-          </w:tcPr>
-          <w:p>
-            <w:pPr>
-              <w:keepNext/>
-              <w:spacing w:after="0" w:line="240" w:lineRule="auto"/>
-              <w:ind w:firstLine="0"/>
-              <w:jc w:val="center"/>
-            </w:pPr>
-            <w:r>
-              <w:rPr>
-                <w:rFonts w:ascii="Times New Roman" w:hAnsi="Times New Roman" w:eastAsia="Times New Roman"/>
-                <w:b w:val="0"/>
-                <w:color w:val="000000"/>
-                <w:sz w:val="16"/>
-              </w:rPr>
-              <w:t>401</w:t>
+              <w:t>574</w:t>
             </w:r>
           </w:p>
         </w:tc>
@@ -3310,99 +5558,7 @@
         </w:trPr>
         <w:tc>
           <w:tcPr>
-            <w:tcW w:type="dxa" w:w="2376"/>
-            <w:vAlign w:val="center"/>
-            <w:tcMar>
-              <w:top w:w="35" w:type="dxa"/>
-              <w:bottom w:w="35" w:type="dxa"/>
-              <w:left w:w="45" w:type="dxa"/>
-              <w:right w:w="45" w:type="dxa"/>
-            </w:tcMar>
-          </w:tcPr>
-          <w:p>
-            <w:pPr>
-              <w:keepNext/>
-              <w:spacing w:after="0" w:line="240" w:lineRule="auto"/>
-              <w:ind w:firstLine="0"/>
-              <w:jc w:val="left"/>
-            </w:pPr>
-            <w:r>
-              <w:rPr>
-                <w:rFonts w:ascii="Times New Roman" w:hAnsi="Times New Roman" w:eastAsia="Times New Roman"/>
-                <w:b w:val="0"/>
-                <w:color w:val="000000"/>
-                <w:sz w:val="16"/>
-              </w:rPr>
-              <w:t>Scored contexts</w:t>
-            </w:r>
-          </w:p>
-        </w:tc>
-        <w:tc>
-          <w:tcPr>
-            <w:tcW w:type="dxa" w:w="1296"/>
-            <w:vAlign w:val="center"/>
-            <w:tcMar>
-              <w:top w:w="35" w:type="dxa"/>
-              <w:bottom w:w="35" w:type="dxa"/>
-              <w:left w:w="45" w:type="dxa"/>
-              <w:right w:w="45" w:type="dxa"/>
-            </w:tcMar>
-          </w:tcPr>
-          <w:p>
-            <w:pPr>
-              <w:keepNext/>
-              <w:spacing w:after="0" w:line="240" w:lineRule="auto"/>
-              <w:ind w:firstLine="0"/>
-              <w:jc w:val="center"/>
-            </w:pPr>
-            <w:r>
-              <w:rPr>
-                <w:rFonts w:ascii="Times New Roman" w:hAnsi="Times New Roman" w:eastAsia="Times New Roman"/>
-                <w:b w:val="0"/>
-                <w:color w:val="000000"/>
-                <w:sz w:val="16"/>
-              </w:rPr>
-              <w:t>11,041</w:t>
-            </w:r>
-          </w:p>
-        </w:tc>
-        <w:tc>
-          <w:tcPr>
-            <w:tcW w:type="dxa" w:w="1296"/>
-            <w:vAlign w:val="center"/>
-            <w:tcMar>
-              <w:top w:w="35" w:type="dxa"/>
-              <w:bottom w:w="35" w:type="dxa"/>
-              <w:left w:w="45" w:type="dxa"/>
-              <w:right w:w="45" w:type="dxa"/>
-            </w:tcMar>
-          </w:tcPr>
-          <w:p>
-            <w:pPr>
-              <w:keepNext/>
-              <w:spacing w:after="0" w:line="240" w:lineRule="auto"/>
-              <w:ind w:firstLine="0"/>
-              <w:jc w:val="center"/>
-            </w:pPr>
-            <w:r>
-              <w:rPr>
-                <w:rFonts w:ascii="Times New Roman" w:hAnsi="Times New Roman" w:eastAsia="Times New Roman"/>
-                <w:b w:val="0"/>
-                <w:color w:val="000000"/>
-                <w:sz w:val="16"/>
-              </w:rPr>
-              <w:t>12,584</w:t>
-            </w:r>
-          </w:p>
-        </w:tc>
-      </w:tr>
-      <w:tr>
-        <w:trPr>
-          <w:cantSplit/>
-        </w:trPr>
-        <w:tc>
-          <w:tcPr>
-            <w:tcW w:type="dxa" w:w="2376"/>
+            <w:tcW w:type="dxa" w:w="2736"/>
             <w:vAlign w:val="center"/>
             <w:tcMar>
               <w:top w:w="35" w:type="dxa"/>
@@ -3425,13 +5581,13 @@
                 <w:color w:val="000000"/>
                 <w:sz w:val="16"/>
               </w:rPr>
-              <w:t>Unsupported adjective occurrences</w:t>
+              <w:t>Italy 3,089 / Hybrid</w:t>
             </w:r>
           </w:p>
         </w:tc>
         <w:tc>
           <w:tcPr>
-            <w:tcW w:type="dxa" w:w="1296"/>
+            <w:tcW w:type="dxa" w:w="720"/>
             <w:vAlign w:val="center"/>
             <w:tcMar>
               <w:top w:w="35" w:type="dxa"/>
@@ -3454,13 +5610,13 @@
                 <w:color w:val="000000"/>
                 <w:sz w:val="16"/>
               </w:rPr>
-              <w:t>2,025</w:t>
+              <w:t>246</w:t>
             </w:r>
           </w:p>
         </w:tc>
         <w:tc>
           <w:tcPr>
-            <w:tcW w:type="dxa" w:w="1296"/>
+            <w:tcW w:type="dxa" w:w="792"/>
             <w:vAlign w:val="center"/>
             <w:tcMar>
               <w:top w:w="35" w:type="dxa"/>
@@ -3483,7 +5639,36 @@
                 <w:color w:val="000000"/>
                 <w:sz w:val="16"/>
               </w:rPr>
-              <w:t>1,217</w:t>
+              <w:t>2454</w:t>
+            </w:r>
+          </w:p>
+        </w:tc>
+        <w:tc>
+          <w:tcPr>
+            <w:tcW w:type="dxa" w:w="720"/>
+            <w:vAlign w:val="center"/>
+            <w:tcMar>
+              <w:top w:w="35" w:type="dxa"/>
+              <w:bottom w:w="35" w:type="dxa"/>
+              <w:left w:w="45" w:type="dxa"/>
+              <w:right w:w="45" w:type="dxa"/>
+            </w:tcMar>
+          </w:tcPr>
+          <w:p>
+            <w:pPr>
+              <w:keepNext w:val="0"/>
+              <w:spacing w:after="0" w:line="240" w:lineRule="auto"/>
+              <w:ind w:firstLine="0"/>
+              <w:jc w:val="center"/>
+            </w:pPr>
+            <w:r>
+              <w:rPr>
+                <w:rFonts w:ascii="Times New Roman" w:hAnsi="Times New Roman" w:eastAsia="Times New Roman"/>
+                <w:b w:val="0"/>
+                <w:color w:val="000000"/>
+                <w:sz w:val="16"/>
+              </w:rPr>
+              <w:t>389</w:t>
             </w:r>
           </w:p>
         </w:tc>
@@ -3495,64 +5680,20 @@
       </w:pPr>
     </w:p>
     <w:p>
+      <w:pPr>
+        <w:pStyle w:val="Heading2"/>
+      </w:pPr>
+      <w:r>
+        <w:t>F. Deep Learning Training and Execution</w:t>
+      </w:r>
+    </w:p>
+    <w:p>
       <w:r>
         <w:rPr>
           <w:rFonts w:ascii="Times New Roman" w:hAnsi="Times New Roman" w:eastAsia="Times New Roman"/>
           <w:color w:val="000000"/>
         </w:rPr>
-        <w:t>Table II compares the same Booking Italy bodies before and after vocabulary development. Scored contexts rise from 11,041 to 12,584, while adjective occurrences without lexical lookup support decline from 2,025 to 1,217, a 39.90% reduction. The extraction set also grows, so these counts are not matched-case correctness measurements. Native-unknown adjectives may include factual descriptors or tagging errors. The 497 forms are a catalog size, not the number proven correct by annotation.</w:t>
-      </w:r>
-    </w:p>
-    <w:p>
-      <w:pPr>
-        <w:keepNext/>
-        <w:spacing w:before="120" w:after="0"/>
-        <w:ind w:firstLine="0"/>
-        <w:jc w:val="center"/>
-      </w:pPr>
-      <w:r>
-        <w:drawing>
-          <wp:inline xmlns:a="http://schemas.openxmlformats.org/drawingml/2006/main" xmlns:pic="http://schemas.openxmlformats.org/drawingml/2006/picture">
-            <wp:extent cx="3154680" cy="1940879"/>
-            <wp:docPr id="5" name="Picture 5" descr="Fig. 5. Vocabulary-development outcomes on the same 3,102 nonblank Booking Italy bodies. The 1,265 missing-body rows are outside these bars; processing status does not measure sentiment accuracy."/>
-            <wp:cNvGraphicFramePr>
-              <a:graphicFrameLocks noChangeAspect="1"/>
-            </wp:cNvGraphicFramePr>
-            <a:graphic>
-              <a:graphicData uri="http://schemas.openxmlformats.org/drawingml/2006/picture">
-                <pic:pic>
-                  <pic:nvPicPr>
-                    <pic:cNvPr id="0" name="booking_vocabulary_coverage.png"/>
-                    <pic:cNvPicPr/>
-                  </pic:nvPicPr>
-                  <pic:blipFill>
-                    <a:blip r:embed="rId13"/>
-                    <a:stretch>
-                      <a:fillRect/>
-                    </a:stretch>
-                  </pic:blipFill>
-                  <pic:spPr>
-                    <a:xfrm>
-                      <a:off x="0" y="0"/>
-                      <a:ext cx="3154680" cy="1940879"/>
-                    </a:xfrm>
-                    <a:prstGeom prst="rect"/>
-                  </pic:spPr>
-                </pic:pic>
-              </a:graphicData>
-            </a:graphic>
-          </wp:inline>
-        </w:drawing>
-      </w:r>
-    </w:p>
-    <w:p>
-      <w:pPr>
-        <w:pStyle w:val="Caption"/>
-        <w:keepLines/>
-        <w:jc w:val="both"/>
-      </w:pPr>
-      <w:r>
-        <w:t>Fig. 5. Vocabulary-development outcomes on the same 3,102 nonblank Booking Italy bodies. The 1,265 missing-body rows are outside these bars; processing status does not measure sentiment accuracy.</w:t>
+        <w:t>The sequence classifier initializes from all-MiniLM-L6-v2 revision 1110a243fdf4706b3f48f1d95db1a4f5529b4d41. Both encoder and head train for three epochs; validation F1 progresses 0.4052/0.4764/0.5037 and selects epoch 3. AdamW uses encoder/head learning rates 2e-5/2e-4, decay 0.01, 10% warmup, linear decay, clipping 1.0 and seed 172026. Batch 8 with accumulation 2 gives effective batch 16 over 3,057 updates. Training/validation take 248.0 seconds on RTX 2050, with 510.1 MiB peak allocated tensor memory, excluding driver/process totals. Encoder hashes verify updates. This is one run with no AI-labelled supervision.</w:t>
       </w:r>
     </w:p>
     <w:p>
@@ -3561,7 +5702,15 @@
           <w:rFonts w:ascii="Times New Roman" w:hAnsi="Times New Roman" w:eastAsia="Times New Roman"/>
           <w:color w:val="000000"/>
         </w:rPr>
-        <w:t>Bodies with any scored aspect increase from 2,613/3,102 (84.24%) to 2,701/3,102 (87.07%). Complete processing rises from 210 to 244 bodies, reaching only 7.87%; 2,457 remain partial and 401 unsupported. Figure 5 shows that long reviews still exceed the system's scope, often through narrative language or Location/Price topics. Coverage improvement must not be presented as 87.07% complete understanding.</w:t>
+        <w:t>For 500 real Booking reviews, 44 Complete outputs retain Hybrid and 456 unresolved reviews enter DL. Of these, 383 obtain accepted categories and 73 abstain, with no model errors. These counts are coverage, not confirmed corrections. The authored complaint "We waited two hours before anyone checked us in." changes from Hybrid Unsupported to DL Service/Negative (direction index approximately -0.7427); it illustrates behavior rather than adding test gold.</w:t>
+      </w:r>
+    </w:p>
+    <w:p>
+      <w:pPr>
+        <w:pStyle w:val="Heading1"/>
+      </w:pPr>
+      <w:r>
+        <w:t>V. PERFORMANCE AND METRICS</w:t>
       </w:r>
     </w:p>
     <w:p>
@@ -3569,7 +5718,7 @@
         <w:pStyle w:val="Heading2"/>
       </w:pPr>
       <w:r>
-        <w:t>D. Module 3 Implementation Results</w:t>
+        <w:t>A. Evaluation Protocol</w:t>
       </w:r>
     </w:p>
     <w:p>
@@ -3578,7 +5727,7 @@
           <w:rFonts w:ascii="Times New Roman" w:hAnsi="Times New Roman" w:eastAsia="Times New Roman"/>
           <w:color w:val="000000"/>
         </w:rPr>
-        <w:t>The benchmark sentence "The rooms were quiet." illustrates category-dependent interpretation. The baseline's hotel preference produces positive Room sentiment. The hybrid's explicit room_quiet rule likewise assigns +0.45, retaining its original component outputs and pre-rule fusion. The rule is visible in the trace; it is not presented as a value supplied by SentiWordNet, VADER, or TextBlob.</w:t>
+        <w:t>SemEval all-case accuracy is C/N for N=148 eligible cases; coverage is S/N for S single-polarity predictions. Missing/Mixed predictions count as errors; strong/weak bands collapse to polarity sign. Conditional accuracy C/S uses unequal selected subsets. Per-class precision TP/(TP+FP), recall TP/(TP+FN) and F1=2PR/(P+R) assign zero when denominators vanish; macro-F1 equally averages Positive, Negative and Neutral. Accuracy intervals resample the 30 parent reviews 1,000 times.</w:t>
       </w:r>
     </w:p>
     <w:p>
@@ -3587,7 +5736,7 @@
           <w:rFonts w:ascii="Times New Roman" w:hAnsi="Times New Roman" w:eastAsia="Times New Roman"/>
           <w:color w:val="000000"/>
         </w:rPr>
-        <w:t>An authored development example, "The air conditioning wasn't working.", demonstrates functional language. Its grammatical context maps to Facilities, and the equipment_not_functioning rule gives -0.70. This example documents implemented behavior and is not an additional real-dataset accuracy observation. An unrecognized predicate can still remain unscored. Domain rules therefore supplement lexical evidence without converting every extracted phrase into a fabricated sentiment decision.</w:t>
+        <w:t>Joint pair precision/recall divide exact category-polarity matches by predicted/gold pairs; micro-F1 pools counts. Exact segment match requires identical sets, including empty sets, and is sensitive to background-heavy data. DL checkpoint and thresholds are frozen using validation before this run's test scoring. Each benchmark retains its own mapping and denominators; Booking coverage cannot supply accuracy.</w:t>
       </w:r>
     </w:p>
     <w:p>
@@ -3595,208 +5744,7 @@
         <w:pStyle w:val="Heading2"/>
       </w:pPr>
       <w:r>
-        <w:t>E. Module 4 Implementation Results</w:t>
-      </w:r>
-    </w:p>
-    <w:p>
-      <w:r>
-        <w:rPr>
-          <w:rFonts w:ascii="Times New Roman" w:hAnsi="Times New Roman" w:eastAsia="Times New Roman"/>
-          <w:color w:val="000000"/>
-        </w:rPr>
-        <w:t>Figure 6 separates processing outcomes on random reviews. The expanded hybrid supplies at least one scored aspect for 171/200 reviews (85.5%), compared with 12/200 for the baseline. Only 70/200 hybrid reviews (35%) satisfy heuristic completeness checks. The earlier hybrid obtained 167/200 with any score and 66 complete outcomes on the same sample. These increases describe processing coverage, not an increase in annotated accuracy. A review can contain useful extracted aspects and still require inspection.</w:t>
-      </w:r>
-    </w:p>
-    <w:p>
-      <w:pPr>
-        <w:keepNext/>
-        <w:spacing w:before="120" w:after="0"/>
-        <w:ind w:firstLine="0"/>
-        <w:jc w:val="center"/>
-      </w:pPr>
-      <w:r>
-        <w:drawing>
-          <wp:inline xmlns:a="http://schemas.openxmlformats.org/drawingml/2006/main" xmlns:pic="http://schemas.openxmlformats.org/drawingml/2006/picture">
-            <wp:extent cx="3154680" cy="1940879"/>
-            <wp:docPr id="6" name="Picture 6" descr="Fig. 6. Updated processing outcomes on 200 random real reviews. Counts describe heuristic coverage, not correctness; neither method has processing errors in this run."/>
-            <wp:cNvGraphicFramePr>
-              <a:graphicFrameLocks noChangeAspect="1"/>
-            </wp:cNvGraphicFramePr>
-            <a:graphic>
-              <a:graphicData uri="http://schemas.openxmlformats.org/drawingml/2006/picture">
-                <pic:pic>
-                  <pic:nvPicPr>
-                    <pic:cNvPr id="0" name="random_coverage.png"/>
-                    <pic:cNvPicPr/>
-                  </pic:nvPicPr>
-                  <pic:blipFill>
-                    <a:blip r:embed="rId14"/>
-                    <a:stretch>
-                      <a:fillRect/>
-                    </a:stretch>
-                  </pic:blipFill>
-                  <pic:spPr>
-                    <a:xfrm>
-                      <a:off x="0" y="0"/>
-                      <a:ext cx="3154680" cy="1940879"/>
-                    </a:xfrm>
-                    <a:prstGeom prst="rect"/>
-                  </pic:spPr>
-                </pic:pic>
-              </a:graphicData>
-            </a:graphic>
-          </wp:inline>
-        </w:drawing>
-      </w:r>
-    </w:p>
-    <w:p>
-      <w:pPr>
-        <w:pStyle w:val="Caption"/>
-        <w:keepLines/>
-        <w:jc w:val="both"/>
-      </w:pPr>
-      <w:r>
-        <w:t>Fig. 6. Updated processing outcomes on 200 random real reviews. Counts describe heuristic coverage, not correctness; neither method has processing errors in this run.</w:t>
-      </w:r>
-    </w:p>
-    <w:p>
-      <w:r>
-        <w:rPr>
-          <w:rFonts w:ascii="Times New Roman" w:hAnsi="Times New Roman" w:eastAsia="Times New Roman"/>
-          <w:color w:val="000000"/>
-        </w:rPr>
-        <w:t>Each review receives one comparison row; separate opinion tables preserve differing extraction counts. Exports retain five bands, component disagreement, rule IDs, grammar patterns, diagnostics, and lexical-normalization evidence. A near-zero mean does not erase Mixed, and missing aspect scores are not replaced by whole-text sentiment. The implementation's latest software regression run passes 195 authored tests. All 300 rerun baseline review scores, statuses, and extraction counts match the earlier saved run, and the baseline fingerprint matches the pre-expansion snapshot. These checks establish implementation contracts rather than sentiment accuracy.</w:t>
-      </w:r>
-    </w:p>
-    <w:p>
-      <w:pPr>
-        <w:pStyle w:val="Heading1"/>
-      </w:pPr>
-      <w:r>
-        <w:t>V. PERFORMANCE AND METRICS</w:t>
-      </w:r>
-    </w:p>
-    <w:p>
-      <w:pPr>
-        <w:pStyle w:val="Heading2"/>
-      </w:pPr>
-      <w:r>
-        <w:t>A. Evaluation Protocol</w:t>
-      </w:r>
-    </w:p>
-    <w:p>
-      <w:r>
-        <w:rPr>
-          <w:rFonts w:ascii="Times New Roman" w:hAnsi="Times New Roman" w:eastAsia="Times New Roman"/>
-          <w:color w:val="000000"/>
-        </w:rPr>
-        <w:t>Let N=148 be the eligible classification cases, C the correctly predicted cases, and S the cases receiving a Positive, Negative, or Neutral prediction. All-case accuracy is C/N and classification coverage is S/N. Missing or Mixed predictions count as errors for this single-polarity task. Conditional accuracy C/S is secondary and uses each method's selected scored subset. Strong and weak bands collapse to their polarity sign for this three-class evaluation. For each class, precision is TP/(TP+FP), recall is TP/(TP+FN), and F1 is their harmonic mean, 2PR/(P+R), with zero for undefined zero-support predictions. Macro-F1 averages all three class F1 values, including a missed class's zero.</w:t>
-      </w:r>
-    </w:p>
-    <w:p>
-      <w:pPr>
-        <w:spacing w:before="100" w:after="100"/>
-        <w:ind w:firstLine="0"/>
-        <w:jc w:val="center"/>
-      </w:pPr>
-      <m:oMath>
-        <m:r>
-          <m:rPr>
-            <m:sty m:val="p"/>
-          </m:rPr>
-          <w:rPr>
-            <w:rFonts w:ascii="Cambria Math" w:hAnsi="Cambria Math"/>
-            <w:sz w:val="19"/>
-          </w:rPr>
-          <m:t>Accuracy = </m:t>
-        </m:r>
-        <m:f>
-          <m:num>
-            <m:r>
-              <m:rPr>
-                <m:sty m:val="p"/>
-              </m:rPr>
-              <w:rPr>
-                <w:rFonts w:ascii="Cambria Math" w:hAnsi="Cambria Math"/>
-                <w:sz w:val="19"/>
-              </w:rPr>
-              <m:t>C</m:t>
-            </m:r>
-          </m:num>
-          <m:den>
-            <m:r>
-              <m:rPr>
-                <m:sty m:val="p"/>
-              </m:rPr>
-              <w:rPr>
-                <w:rFonts w:ascii="Cambria Math" w:hAnsi="Cambria Math"/>
-                <w:sz w:val="19"/>
-              </w:rPr>
-              <m:t>N</m:t>
-            </m:r>
-          </m:den>
-        </m:f>
-        <m:r>
-          <m:rPr>
-            <m:sty m:val="p"/>
-          </m:rPr>
-          <w:rPr>
-            <w:rFonts w:ascii="Cambria Math" w:hAnsi="Cambria Math"/>
-            <w:sz w:val="19"/>
-          </w:rPr>
-          <m:t>   Coverage = </m:t>
-        </m:r>
-        <m:f>
-          <m:num>
-            <m:r>
-              <m:rPr>
-                <m:sty m:val="p"/>
-              </m:rPr>
-              <w:rPr>
-                <w:rFonts w:ascii="Cambria Math" w:hAnsi="Cambria Math"/>
-                <w:sz w:val="19"/>
-              </w:rPr>
-              <m:t>S</m:t>
-            </m:r>
-          </m:num>
-          <m:den>
-            <m:r>
-              <m:rPr>
-                <m:sty m:val="p"/>
-              </m:rPr>
-              <w:rPr>
-                <w:rFonts w:ascii="Cambria Math" w:hAnsi="Cambria Math"/>
-                <w:sz w:val="19"/>
-              </w:rPr>
-              <m:t>N</m:t>
-            </m:r>
-          </m:den>
-        </m:f>
-      </m:oMath>
-      <w:r>
-        <w:rPr>
-          <w:rFonts w:ascii="Times New Roman" w:hAnsi="Times New Roman" w:eastAsia="Times New Roman"/>
-          <w:color w:val="000000"/>
-          <w:sz w:val="18"/>
-        </w:rPr>
-        <w:t xml:space="preserve">    (4)</w:t>
-      </w:r>
-    </w:p>
-    <w:p>
-      <w:r>
-        <w:rPr>
-          <w:rFonts w:ascii="Times New Roman" w:hAnsi="Times New Roman" w:eastAsia="Times New Roman"/>
-          <w:color w:val="000000"/>
-        </w:rPr>
-        <w:t>Tuple precision uses matched category-polarity pairs divided by predicted pairs, and recall divides matched pairs by gold pairs. Tuple-F1 is their harmonic mean. Accuracy intervals are percentile bootstrap intervals from 1,000 resamples of the 30 parent reviews; sentences within a review are not independent bootstrap units. Table III and Fig. 7 use identical mapping and denominators for both methods. Parameters remain w=0.5, neutral boundary 0.05, and strong boundary 0.5. Fusion weights and contextual-rule values were not retuned for this update.</w:t>
-      </w:r>
-    </w:p>
-    <w:p>
-      <w:pPr>
-        <w:pStyle w:val="Heading2"/>
-      </w:pPr>
-      <w:r>
-        <w:t>B. Comparative Accuracy and Recovery</w:t>
+        <w:t>B. SentiWordNet and Hybrid Comparison</w:t>
       </w:r>
     </w:p>
     <w:p>
@@ -3814,7 +5762,7 @@
         </w:rPr>
         <w:t>TABLE III</w:t>
         <w:br/>
-        <w:t>END TO END DEVELOPMENT COMPARISON</w:t>
+        <w:t>MAPPED SEMEVAL DEVELOPMENT PERFORMANCE</w:t>
       </w:r>
     </w:p>
     <w:tbl>
@@ -3991,7 +5939,7 @@
                 <w:color w:val="000000"/>
                 <w:sz w:val="16"/>
               </w:rPr>
-              <w:t>42 / 148</w:t>
+              <w:t>72/148</w:t>
             </w:r>
           </w:p>
         </w:tc>
@@ -4020,7 +5968,7 @@
                 <w:color w:val="000000"/>
                 <w:sz w:val="16"/>
               </w:rPr>
-              <w:t>85 / 148</w:t>
+              <w:t>85/148</w:t>
             </w:r>
           </w:p>
         </w:tc>
@@ -4054,7 +6002,7 @@
                 <w:color w:val="000000"/>
                 <w:sz w:val="16"/>
               </w:rPr>
-              <w:t>All-case accuracy</w:t>
+              <w:t>Accuracy (%)</w:t>
             </w:r>
           </w:p>
         </w:tc>
@@ -4083,7 +6031,7 @@
                 <w:color w:val="000000"/>
                 <w:sz w:val="16"/>
               </w:rPr>
-              <w:t>28.38%</w:t>
+              <w:t>48.65</w:t>
             </w:r>
           </w:p>
         </w:tc>
@@ -4112,7 +6060,7 @@
                 <w:color w:val="000000"/>
                 <w:sz w:val="16"/>
               </w:rPr>
-              <w:t>57.43%</w:t>
+              <w:t>57.43</w:t>
             </w:r>
           </w:p>
         </w:tc>
@@ -4146,7 +6094,7 @@
                 <w:color w:val="000000"/>
                 <w:sz w:val="16"/>
               </w:rPr>
-              <w:t>95% cluster interval</w:t>
+              <w:t>Coverage (%)</w:t>
             </w:r>
           </w:p>
         </w:tc>
@@ -4175,7 +6123,7 @@
                 <w:color w:val="000000"/>
                 <w:sz w:val="16"/>
               </w:rPr>
-              <w:t>19.11–38.60%</w:t>
+              <w:t>54.73</w:t>
             </w:r>
           </w:p>
         </w:tc>
@@ -4204,195 +6152,7 @@
                 <w:color w:val="000000"/>
                 <w:sz w:val="16"/>
               </w:rPr>
-              <w:t>48.99–65.73%</w:t>
-            </w:r>
-          </w:p>
-        </w:tc>
-      </w:tr>
-      <w:tr>
-        <w:trPr>
-          <w:cantSplit/>
-        </w:trPr>
-        <w:tc>
-          <w:tcPr>
-            <w:tcW w:type="dxa" w:w="2088"/>
-            <w:vAlign w:val="center"/>
-            <w:tcMar>
-              <w:top w:w="35" w:type="dxa"/>
-              <w:bottom w:w="35" w:type="dxa"/>
-              <w:left w:w="45" w:type="dxa"/>
-              <w:right w:w="45" w:type="dxa"/>
-            </w:tcMar>
-          </w:tcPr>
-          <w:p>
-            <w:pPr>
-              <w:keepNext/>
-              <w:spacing w:after="0" w:line="240" w:lineRule="auto"/>
-              <w:ind w:firstLine="0"/>
-              <w:jc w:val="left"/>
-            </w:pPr>
-            <w:r>
-              <w:rPr>
-                <w:rFonts w:ascii="Times New Roman" w:hAnsi="Times New Roman" w:eastAsia="Times New Roman"/>
-                <w:b w:val="0"/>
-                <w:color w:val="000000"/>
-                <w:sz w:val="16"/>
-              </w:rPr>
-              <w:t>Classification coverage</w:t>
-            </w:r>
-          </w:p>
-        </w:tc>
-        <w:tc>
-          <w:tcPr>
-            <w:tcW w:type="dxa" w:w="1440"/>
-            <w:vAlign w:val="center"/>
-            <w:tcMar>
-              <w:top w:w="35" w:type="dxa"/>
-              <w:bottom w:w="35" w:type="dxa"/>
-              <w:left w:w="45" w:type="dxa"/>
-              <w:right w:w="45" w:type="dxa"/>
-            </w:tcMar>
-          </w:tcPr>
-          <w:p>
-            <w:pPr>
-              <w:keepNext/>
-              <w:spacing w:after="0" w:line="240" w:lineRule="auto"/>
-              <w:ind w:firstLine="0"/>
-              <w:jc w:val="center"/>
-            </w:pPr>
-            <w:r>
-              <w:rPr>
-                <w:rFonts w:ascii="Times New Roman" w:hAnsi="Times New Roman" w:eastAsia="Times New Roman"/>
-                <w:b w:val="0"/>
-                <w:color w:val="000000"/>
-                <w:sz w:val="16"/>
-              </w:rPr>
-              <w:t>44/148</w:t>
-              <w:br/>
-              <w:t>29.73%</w:t>
-            </w:r>
-          </w:p>
-        </w:tc>
-        <w:tc>
-          <w:tcPr>
-            <w:tcW w:type="dxa" w:w="1440"/>
-            <w:vAlign w:val="center"/>
-            <w:tcMar>
-              <w:top w:w="35" w:type="dxa"/>
-              <w:bottom w:w="35" w:type="dxa"/>
-              <w:left w:w="45" w:type="dxa"/>
-              <w:right w:w="45" w:type="dxa"/>
-            </w:tcMar>
-          </w:tcPr>
-          <w:p>
-            <w:pPr>
-              <w:keepNext/>
-              <w:spacing w:after="0" w:line="240" w:lineRule="auto"/>
-              <w:ind w:firstLine="0"/>
-              <w:jc w:val="center"/>
-            </w:pPr>
-            <w:r>
-              <w:rPr>
-                <w:rFonts w:ascii="Times New Roman" w:hAnsi="Times New Roman" w:eastAsia="Times New Roman"/>
-                <w:b w:val="0"/>
-                <w:color w:val="000000"/>
-                <w:sz w:val="16"/>
-              </w:rPr>
-              <w:t>94/148</w:t>
-              <w:br/>
-              <w:t>63.51%</w:t>
-            </w:r>
-          </w:p>
-        </w:tc>
-      </w:tr>
-      <w:tr>
-        <w:trPr>
-          <w:cantSplit/>
-        </w:trPr>
-        <w:tc>
-          <w:tcPr>
-            <w:tcW w:type="dxa" w:w="2088"/>
-            <w:vAlign w:val="center"/>
-            <w:tcMar>
-              <w:top w:w="35" w:type="dxa"/>
-              <w:bottom w:w="35" w:type="dxa"/>
-              <w:left w:w="45" w:type="dxa"/>
-              <w:right w:w="45" w:type="dxa"/>
-            </w:tcMar>
-          </w:tcPr>
-          <w:p>
-            <w:pPr>
-              <w:keepNext/>
-              <w:spacing w:after="0" w:line="240" w:lineRule="auto"/>
-              <w:ind w:firstLine="0"/>
-              <w:jc w:val="left"/>
-            </w:pPr>
-            <w:r>
-              <w:rPr>
-                <w:rFonts w:ascii="Times New Roman" w:hAnsi="Times New Roman" w:eastAsia="Times New Roman"/>
-                <w:b w:val="0"/>
-                <w:color w:val="000000"/>
-                <w:sz w:val="16"/>
-              </w:rPr>
-              <w:t>Conditional accuracy</w:t>
-            </w:r>
-          </w:p>
-        </w:tc>
-        <w:tc>
-          <w:tcPr>
-            <w:tcW w:type="dxa" w:w="1440"/>
-            <w:vAlign w:val="center"/>
-            <w:tcMar>
-              <w:top w:w="35" w:type="dxa"/>
-              <w:bottom w:w="35" w:type="dxa"/>
-              <w:left w:w="45" w:type="dxa"/>
-              <w:right w:w="45" w:type="dxa"/>
-            </w:tcMar>
-          </w:tcPr>
-          <w:p>
-            <w:pPr>
-              <w:keepNext/>
-              <w:spacing w:after="0" w:line="240" w:lineRule="auto"/>
-              <w:ind w:firstLine="0"/>
-              <w:jc w:val="center"/>
-            </w:pPr>
-            <w:r>
-              <w:rPr>
-                <w:rFonts w:ascii="Times New Roman" w:hAnsi="Times New Roman" w:eastAsia="Times New Roman"/>
-                <w:b w:val="0"/>
-                <w:color w:val="000000"/>
-                <w:sz w:val="16"/>
-              </w:rPr>
-              <w:t>95.45%</w:t>
-            </w:r>
-          </w:p>
-        </w:tc>
-        <w:tc>
-          <w:tcPr>
-            <w:tcW w:type="dxa" w:w="1440"/>
-            <w:vAlign w:val="center"/>
-            <w:tcMar>
-              <w:top w:w="35" w:type="dxa"/>
-              <w:bottom w:w="35" w:type="dxa"/>
-              <w:left w:w="45" w:type="dxa"/>
-              <w:right w:w="45" w:type="dxa"/>
-            </w:tcMar>
-          </w:tcPr>
-          <w:p>
-            <w:pPr>
-              <w:keepNext/>
-              <w:spacing w:after="0" w:line="240" w:lineRule="auto"/>
-              <w:ind w:firstLine="0"/>
-              <w:jc w:val="center"/>
-            </w:pPr>
-            <w:r>
-              <w:rPr>
-                <w:rFonts w:ascii="Times New Roman" w:hAnsi="Times New Roman" w:eastAsia="Times New Roman"/>
-                <w:b w:val="0"/>
-                <w:color w:val="000000"/>
-                <w:sz w:val="16"/>
-              </w:rPr>
-              <w:t>90.43%</w:t>
+              <w:t>63.51</w:t>
             </w:r>
           </w:p>
         </w:tc>
@@ -4455,7 +6215,7 @@
                 <w:color w:val="000000"/>
                 <w:sz w:val="16"/>
               </w:rPr>
-              <w:t>0.2260</w:t>
+              <w:t>0.4037</w:t>
             </w:r>
           </w:p>
         </w:tc>
@@ -4518,7 +6278,7 @@
                 <w:color w:val="000000"/>
                 <w:sz w:val="16"/>
               </w:rPr>
-              <w:t>Tuple precision</w:t>
+              <w:t>Pair precision</w:t>
             </w:r>
           </w:p>
         </w:tc>
@@ -4547,7 +6307,7 @@
                 <w:color w:val="000000"/>
                 <w:sz w:val="16"/>
               </w:rPr>
-              <w:t>0.9200</w:t>
+              <w:t>0.7232</w:t>
             </w:r>
           </w:p>
         </w:tc>
@@ -4610,7 +6370,7 @@
                 <w:color w:val="000000"/>
                 <w:sz w:val="16"/>
               </w:rPr>
-              <w:t>Tuple recall</w:t>
+              <w:t>Pair recall</w:t>
             </w:r>
           </w:p>
         </w:tc>
@@ -4639,7 +6399,7 @@
                 <w:color w:val="000000"/>
                 <w:sz w:val="16"/>
               </w:rPr>
-              <w:t>0.2840</w:t>
+              <w:t>0.5000</w:t>
             </w:r>
           </w:p>
         </w:tc>
@@ -4702,7 +6462,7 @@
                 <w:color w:val="000000"/>
                 <w:sz w:val="16"/>
               </w:rPr>
-              <w:t>Tuple-F1</w:t>
+              <w:t>Pair-F1</w:t>
             </w:r>
           </w:p>
         </w:tc>
@@ -4731,7 +6491,7 @@
                 <w:color w:val="000000"/>
                 <w:sz w:val="16"/>
               </w:rPr>
-              <w:t>0.4340</w:t>
+              <w:t>0.5912</w:t>
             </w:r>
           </w:p>
         </w:tc>
@@ -4777,7 +6537,7 @@
           <w:rFonts w:ascii="Times New Roman" w:hAnsi="Times New Roman" w:eastAsia="Times New Roman"/>
           <w:color w:val="000000"/>
         </w:rPr>
-        <w:t>The expanded hybrid increases all-case accuracy by 29.05 percentage points relative to the baseline, from 42 to 85 correct cases. Classification coverage rises from 44/148 to 94/148, and macro-F1 from 0.2260 to 0.3999. Its 95% review-cluster bootstrap accuracy interval is 48.99%-65.73%, compared with 19.11%-38.60% for the baseline. The 57.43% accuracy still leaves substantial scope for improvement under this strict denominator.</w:t>
+        <w:t>Hybrid correctly classifies 85/148 versus 72/148 cases, an 8.78-point accuracy gain, and matches 99/145 predicted pairs versus SentiWordNet's 81/112 against 162 gold pairs. Its recovery improves while SentiWordNet retains higher pair precision and slightly higher macro-F1 (Table III, Fig. 2). Review-cluster accuracy intervals are 48.99%-65.73% and 39.31%-60.00%; overlap alone does not establish statistical superiority.</w:t>
       </w:r>
     </w:p>
     <w:p>
@@ -4791,7 +6551,7 @@
         <w:drawing>
           <wp:inline xmlns:a="http://schemas.openxmlformats.org/drawingml/2006/main" xmlns:pic="http://schemas.openxmlformats.org/drawingml/2006/picture">
             <wp:extent cx="3154680" cy="1890805"/>
-            <wp:docPr id="7" name="Picture 7" descr="Fig. 7. Updated development metrics on the declared SemEval mapping. Macro-F1 includes all three polarity classes; tuple-F1 measures coarse category-polarity sets, not spans."/>
+            <wp:docPr id="2" name="Picture 2" descr="Fig. 2. Python-rendered SemEval development metrics from saved experiment CSVs. Accuracy, macro-F1 and coarse category-polarity pair-F1 are distinct measures."/>
             <wp:cNvGraphicFramePr>
               <a:graphicFrameLocks noChangeAspect="1"/>
             </wp:cNvGraphicFramePr>
@@ -4803,7 +6563,7 @@
                     <pic:cNvPicPr/>
                   </pic:nvPicPr>
                   <pic:blipFill>
-                    <a:blip r:embed="rId15"/>
+                    <a:blip r:embed="rId10"/>
                     <a:stretch>
                       <a:fillRect/>
                     </a:stretch>
@@ -4829,7 +6589,7 @@
         <w:jc w:val="both"/>
       </w:pPr>
       <w:r>
-        <w:t>Fig. 7. Updated development metrics on the declared SemEval mapping. Macro-F1 includes all three polarity classes; tuple-F1 measures coarse category-polarity sets, not spans.</w:t>
+        <w:t>Fig. 2. Python-rendered SemEval development metrics from saved experiment CSVs. Accuracy, macro-F1 and coarse category-polarity pair-F1 are distinct measures.</w:t>
       </w:r>
     </w:p>
     <w:p>
@@ -4838,16 +6598,7 @@
           <w:rFonts w:ascii="Times New Roman" w:hAnsi="Times New Roman" w:eastAsia="Times New Roman"/>
           <w:color w:val="000000"/>
         </w:rPr>
-        <w:t>Tuple recall rises from 0.2840 to 0.6111, whereas precision falls from 0.9200 to 0.6828. The expanded hybrid matches 99 of 145 predicted pairs against 162 gold pairs; the baseline matches 46 of 50. Broader extraction recovers more opinions while introducing incorrect associations. Conditional accuracy decreases from 95.45% to 90.43% on different selected subsets and does not replace the all-case comparison.</w:t>
-      </w:r>
-    </w:p>
-    <w:p>
-      <w:r>
-        <w:rPr>
-          <w:rFonts w:ascii="Times New Roman" w:hAnsi="Times New Roman" w:eastAsia="Times New Roman"/>
-          <w:color w:val="000000"/>
-        </w:rPr>
-        <w:t>Compared with the earlier hybrid on the same annotated cases, correct classifications rise only from 83 to 85 (56.08% to 57.43%), and macro-F1 from 0.3956 to 0.3999. Tuple-F1 instead falls from 0.6645 to 0.6450 as additional predictions introduce errors. Vocabulary expansion therefore improves some measures and worsens another; the data do not support a blanket superiority claim. This is a descriptive version comparison, not a component ablation or significance test.</w:t>
+        <w:t>Gold cases are positive-heavy: 103 Positive, 41 Negative and 4 Neutral. Positive/Negative F1 is 0.8152/0.3846 for Hybrid and 0.7558/0.2553 for SentiWordNet. SentiWordNet recovers one Neutral case (F1 0.2000); Hybrid recovers none. The equally weighted Neutral term explains the small macro-F1 reversal, but four cases cannot support a stable neutral-performance claim.</w:t>
       </w:r>
     </w:p>
     <w:p>
@@ -4855,7 +6606,16 @@
         <w:pStyle w:val="Heading2"/>
       </w:pPr>
       <w:r>
-        <w:t>C. Class Behavior and Runtime</w:t>
+        <w:t>C. Selective Deep Learning Evaluation</w:t>
+      </w:r>
+    </w:p>
+    <w:p>
+      <w:r>
+        <w:rPr>
+          <w:rFonts w:ascii="Times New Roman" w:hAnsi="Times New Roman" w:eastAsia="Times New Roman"/>
+          <w:color w:val="000000"/>
+        </w:rPr>
+        <w:t>On 1,474 Trip-MA test segments containing 724 in-scope gold pairs, Hybrid matches 314/777 predictions; Hybrid-DL matches 367/746. Pair-F1 rises 0.4184 to 0.4993 (+8.09 points). The 1,113 Partial/Unsupported segments contain 414 gold pairs: Hybrid matches 127/365 versus DL 180/334, raising F1 from 0.3261 to 0.4813 (+15.52 points). The remaining 361 segment outputs are unchanged. These are annotated segments, not 1,474 whole reviews; Booking separately verifies review-level routing.</w:t>
       </w:r>
     </w:p>
     <w:p>
@@ -4873,7 +6633,7 @@
         </w:rPr>
         <w:t>TABLE IV</w:t>
         <w:br/>
-        <w:t>CLASS SUPPORT AND F1 ON THE MAPPED SCOPE</w:t>
+        <w:t>TRIP-MA CATEGORY POLARITY PAIR PERFORMANCE</w:t>
       </w:r>
     </w:p>
     <w:tbl>
@@ -4892,10 +6652,11 @@
         </w:tblBorders>
       </w:tblPr>
       <w:tblGrid>
-        <w:gridCol w:w="1267"/>
-        <w:gridCol w:w="806"/>
-        <w:gridCol w:w="1440"/>
-        <w:gridCol w:w="1454"/>
+        <w:gridCol w:w="1685"/>
+        <w:gridCol w:w="763"/>
+        <w:gridCol w:w="763"/>
+        <w:gridCol w:w="821"/>
+        <w:gridCol w:w="936"/>
       </w:tblGrid>
       <w:tr>
         <w:trPr>
@@ -4904,7 +6665,7 @@
         </w:trPr>
         <w:tc>
           <w:tcPr>
-            <w:tcW w:type="dxa" w:w="1267"/>
+            <w:tcW w:type="dxa" w:w="1685"/>
             <w:vAlign w:val="center"/>
             <w:tcMar>
               <w:top w:w="35" w:type="dxa"/>
@@ -4928,13 +6689,13 @@
                 <w:color w:val="000000"/>
                 <w:sz w:val="16"/>
               </w:rPr>
-              <w:t>Class</w:t>
+              <w:t>Scope / method</w:t>
             </w:r>
           </w:p>
         </w:tc>
         <w:tc>
           <w:tcPr>
-            <w:tcW w:type="dxa" w:w="806"/>
+            <w:tcW w:type="dxa" w:w="763"/>
             <w:vAlign w:val="center"/>
             <w:tcMar>
               <w:top w:w="35" w:type="dxa"/>
@@ -4958,13 +6719,13 @@
                 <w:color w:val="000000"/>
                 <w:sz w:val="16"/>
               </w:rPr>
-              <w:t>Support</w:t>
+              <w:t>P (%)</w:t>
             </w:r>
           </w:p>
         </w:tc>
         <w:tc>
           <w:tcPr>
-            <w:tcW w:type="dxa" w:w="1440"/>
+            <w:tcW w:type="dxa" w:w="763"/>
             <w:vAlign w:val="center"/>
             <w:tcMar>
               <w:top w:w="35" w:type="dxa"/>
@@ -4988,13 +6749,845 @@
                 <w:color w:val="000000"/>
                 <w:sz w:val="16"/>
               </w:rPr>
-              <w:t>SWN F1</w:t>
+              <w:t>R (%)</w:t>
             </w:r>
           </w:p>
         </w:tc>
         <w:tc>
           <w:tcPr>
-            <w:tcW w:type="dxa" w:w="1454"/>
+            <w:tcW w:type="dxa" w:w="821"/>
+            <w:vAlign w:val="center"/>
+            <w:tcMar>
+              <w:top w:w="35" w:type="dxa"/>
+              <w:bottom w:w="35" w:type="dxa"/>
+              <w:left w:w="45" w:type="dxa"/>
+              <w:right w:w="45" w:type="dxa"/>
+            </w:tcMar>
+            <w:shd w:fill="F2F2F2"/>
+          </w:tcPr>
+          <w:p>
+            <w:pPr>
+              <w:keepNext/>
+              <w:spacing w:after="0" w:line="240" w:lineRule="auto"/>
+              <w:ind w:firstLine="0"/>
+              <w:jc w:val="center"/>
+            </w:pPr>
+            <w:r>
+              <w:rPr>
+                <w:rFonts w:ascii="Times New Roman" w:hAnsi="Times New Roman" w:eastAsia="Times New Roman"/>
+                <w:b/>
+                <w:color w:val="000000"/>
+                <w:sz w:val="16"/>
+              </w:rPr>
+              <w:t>F1 (%)</w:t>
+            </w:r>
+          </w:p>
+        </w:tc>
+        <w:tc>
+          <w:tcPr>
+            <w:tcW w:type="dxa" w:w="936"/>
+            <w:vAlign w:val="center"/>
+            <w:tcMar>
+              <w:top w:w="35" w:type="dxa"/>
+              <w:bottom w:w="35" w:type="dxa"/>
+              <w:left w:w="45" w:type="dxa"/>
+              <w:right w:w="45" w:type="dxa"/>
+            </w:tcMar>
+            <w:shd w:fill="F2F2F2"/>
+          </w:tcPr>
+          <w:p>
+            <w:pPr>
+              <w:keepNext/>
+              <w:spacing w:after="0" w:line="240" w:lineRule="auto"/>
+              <w:ind w:firstLine="0"/>
+              <w:jc w:val="center"/>
+            </w:pPr>
+            <w:r>
+              <w:rPr>
+                <w:rFonts w:ascii="Times New Roman" w:hAnsi="Times New Roman" w:eastAsia="Times New Roman"/>
+                <w:b/>
+                <w:color w:val="000000"/>
+                <w:sz w:val="16"/>
+              </w:rPr>
+              <w:t>Exact (%)</w:t>
+            </w:r>
+          </w:p>
+        </w:tc>
+      </w:tr>
+      <w:tr>
+        <w:trPr>
+          <w:cantSplit/>
+        </w:trPr>
+        <w:tc>
+          <w:tcPr>
+            <w:tcW w:type="dxa" w:w="1685"/>
+            <w:vAlign w:val="center"/>
+            <w:tcMar>
+              <w:top w:w="35" w:type="dxa"/>
+              <w:bottom w:w="35" w:type="dxa"/>
+              <w:left w:w="45" w:type="dxa"/>
+              <w:right w:w="45" w:type="dxa"/>
+            </w:tcMar>
+          </w:tcPr>
+          <w:p>
+            <w:pPr>
+              <w:keepNext/>
+              <w:spacing w:after="0" w:line="240" w:lineRule="auto"/>
+              <w:ind w:firstLine="0"/>
+              <w:jc w:val="left"/>
+            </w:pPr>
+            <w:r>
+              <w:rPr>
+                <w:rFonts w:ascii="Times New Roman" w:hAnsi="Times New Roman" w:eastAsia="Times New Roman"/>
+                <w:b w:val="0"/>
+                <w:color w:val="000000"/>
+                <w:sz w:val="16"/>
+              </w:rPr>
+              <w:t>All / Hybrid</w:t>
+            </w:r>
+          </w:p>
+        </w:tc>
+        <w:tc>
+          <w:tcPr>
+            <w:tcW w:type="dxa" w:w="763"/>
+            <w:vAlign w:val="center"/>
+            <w:tcMar>
+              <w:top w:w="35" w:type="dxa"/>
+              <w:bottom w:w="35" w:type="dxa"/>
+              <w:left w:w="45" w:type="dxa"/>
+              <w:right w:w="45" w:type="dxa"/>
+            </w:tcMar>
+          </w:tcPr>
+          <w:p>
+            <w:pPr>
+              <w:keepNext/>
+              <w:spacing w:after="0" w:line="240" w:lineRule="auto"/>
+              <w:ind w:firstLine="0"/>
+              <w:jc w:val="center"/>
+            </w:pPr>
+            <w:r>
+              <w:rPr>
+                <w:rFonts w:ascii="Times New Roman" w:hAnsi="Times New Roman" w:eastAsia="Times New Roman"/>
+                <w:b w:val="0"/>
+                <w:color w:val="000000"/>
+                <w:sz w:val="16"/>
+              </w:rPr>
+              <w:t>40.41</w:t>
+            </w:r>
+          </w:p>
+        </w:tc>
+        <w:tc>
+          <w:tcPr>
+            <w:tcW w:type="dxa" w:w="763"/>
+            <w:vAlign w:val="center"/>
+            <w:tcMar>
+              <w:top w:w="35" w:type="dxa"/>
+              <w:bottom w:w="35" w:type="dxa"/>
+              <w:left w:w="45" w:type="dxa"/>
+              <w:right w:w="45" w:type="dxa"/>
+            </w:tcMar>
+          </w:tcPr>
+          <w:p>
+            <w:pPr>
+              <w:keepNext/>
+              <w:spacing w:after="0" w:line="240" w:lineRule="auto"/>
+              <w:ind w:firstLine="0"/>
+              <w:jc w:val="center"/>
+            </w:pPr>
+            <w:r>
+              <w:rPr>
+                <w:rFonts w:ascii="Times New Roman" w:hAnsi="Times New Roman" w:eastAsia="Times New Roman"/>
+                <w:b w:val="0"/>
+                <w:color w:val="000000"/>
+                <w:sz w:val="16"/>
+              </w:rPr>
+              <w:t>43.37</w:t>
+            </w:r>
+          </w:p>
+        </w:tc>
+        <w:tc>
+          <w:tcPr>
+            <w:tcW w:type="dxa" w:w="821"/>
+            <w:vAlign w:val="center"/>
+            <w:tcMar>
+              <w:top w:w="35" w:type="dxa"/>
+              <w:bottom w:w="35" w:type="dxa"/>
+              <w:left w:w="45" w:type="dxa"/>
+              <w:right w:w="45" w:type="dxa"/>
+            </w:tcMar>
+          </w:tcPr>
+          <w:p>
+            <w:pPr>
+              <w:keepNext/>
+              <w:spacing w:after="0" w:line="240" w:lineRule="auto"/>
+              <w:ind w:firstLine="0"/>
+              <w:jc w:val="center"/>
+            </w:pPr>
+            <w:r>
+              <w:rPr>
+                <w:rFonts w:ascii="Times New Roman" w:hAnsi="Times New Roman" w:eastAsia="Times New Roman"/>
+                <w:b w:val="0"/>
+                <w:color w:val="000000"/>
+                <w:sz w:val="16"/>
+              </w:rPr>
+              <w:t>41.84</w:t>
+            </w:r>
+          </w:p>
+        </w:tc>
+        <w:tc>
+          <w:tcPr>
+            <w:tcW w:type="dxa" w:w="936"/>
+            <w:vAlign w:val="center"/>
+            <w:tcMar>
+              <w:top w:w="35" w:type="dxa"/>
+              <w:bottom w:w="35" w:type="dxa"/>
+              <w:left w:w="45" w:type="dxa"/>
+              <w:right w:w="45" w:type="dxa"/>
+            </w:tcMar>
+          </w:tcPr>
+          <w:p>
+            <w:pPr>
+              <w:keepNext/>
+              <w:spacing w:after="0" w:line="240" w:lineRule="auto"/>
+              <w:ind w:firstLine="0"/>
+              <w:jc w:val="center"/>
+            </w:pPr>
+            <w:r>
+              <w:rPr>
+                <w:rFonts w:ascii="Times New Roman" w:hAnsi="Times New Roman" w:eastAsia="Times New Roman"/>
+                <w:b w:val="0"/>
+                <w:color w:val="000000"/>
+                <w:sz w:val="16"/>
+              </w:rPr>
+              <w:t>60.58</w:t>
+            </w:r>
+          </w:p>
+        </w:tc>
+      </w:tr>
+      <w:tr>
+        <w:trPr>
+          <w:cantSplit/>
+        </w:trPr>
+        <w:tc>
+          <w:tcPr>
+            <w:tcW w:type="dxa" w:w="1685"/>
+            <w:vAlign w:val="center"/>
+            <w:tcMar>
+              <w:top w:w="35" w:type="dxa"/>
+              <w:bottom w:w="35" w:type="dxa"/>
+              <w:left w:w="45" w:type="dxa"/>
+              <w:right w:w="45" w:type="dxa"/>
+            </w:tcMar>
+          </w:tcPr>
+          <w:p>
+            <w:pPr>
+              <w:keepNext/>
+              <w:spacing w:after="0" w:line="240" w:lineRule="auto"/>
+              <w:ind w:firstLine="0"/>
+              <w:jc w:val="left"/>
+            </w:pPr>
+            <w:r>
+              <w:rPr>
+                <w:rFonts w:ascii="Times New Roman" w:hAnsi="Times New Roman" w:eastAsia="Times New Roman"/>
+                <w:b w:val="0"/>
+                <w:color w:val="000000"/>
+                <w:sz w:val="16"/>
+              </w:rPr>
+              <w:t>All / Hybrid + DL</w:t>
+            </w:r>
+          </w:p>
+        </w:tc>
+        <w:tc>
+          <w:tcPr>
+            <w:tcW w:type="dxa" w:w="763"/>
+            <w:vAlign w:val="center"/>
+            <w:tcMar>
+              <w:top w:w="35" w:type="dxa"/>
+              <w:bottom w:w="35" w:type="dxa"/>
+              <w:left w:w="45" w:type="dxa"/>
+              <w:right w:w="45" w:type="dxa"/>
+            </w:tcMar>
+          </w:tcPr>
+          <w:p>
+            <w:pPr>
+              <w:keepNext/>
+              <w:spacing w:after="0" w:line="240" w:lineRule="auto"/>
+              <w:ind w:firstLine="0"/>
+              <w:jc w:val="center"/>
+            </w:pPr>
+            <w:r>
+              <w:rPr>
+                <w:rFonts w:ascii="Times New Roman" w:hAnsi="Times New Roman" w:eastAsia="Times New Roman"/>
+                <w:b w:val="0"/>
+                <w:color w:val="000000"/>
+                <w:sz w:val="16"/>
+              </w:rPr>
+              <w:t>49.20</w:t>
+            </w:r>
+          </w:p>
+        </w:tc>
+        <w:tc>
+          <w:tcPr>
+            <w:tcW w:type="dxa" w:w="763"/>
+            <w:vAlign w:val="center"/>
+            <w:tcMar>
+              <w:top w:w="35" w:type="dxa"/>
+              <w:bottom w:w="35" w:type="dxa"/>
+              <w:left w:w="45" w:type="dxa"/>
+              <w:right w:w="45" w:type="dxa"/>
+            </w:tcMar>
+          </w:tcPr>
+          <w:p>
+            <w:pPr>
+              <w:keepNext/>
+              <w:spacing w:after="0" w:line="240" w:lineRule="auto"/>
+              <w:ind w:firstLine="0"/>
+              <w:jc w:val="center"/>
+            </w:pPr>
+            <w:r>
+              <w:rPr>
+                <w:rFonts w:ascii="Times New Roman" w:hAnsi="Times New Roman" w:eastAsia="Times New Roman"/>
+                <w:b w:val="0"/>
+                <w:color w:val="000000"/>
+                <w:sz w:val="16"/>
+              </w:rPr>
+              <w:t>50.69</w:t>
+            </w:r>
+          </w:p>
+        </w:tc>
+        <w:tc>
+          <w:tcPr>
+            <w:tcW w:type="dxa" w:w="821"/>
+            <w:vAlign w:val="center"/>
+            <w:tcMar>
+              <w:top w:w="35" w:type="dxa"/>
+              <w:bottom w:w="35" w:type="dxa"/>
+              <w:left w:w="45" w:type="dxa"/>
+              <w:right w:w="45" w:type="dxa"/>
+            </w:tcMar>
+          </w:tcPr>
+          <w:p>
+            <w:pPr>
+              <w:keepNext/>
+              <w:spacing w:after="0" w:line="240" w:lineRule="auto"/>
+              <w:ind w:firstLine="0"/>
+              <w:jc w:val="center"/>
+            </w:pPr>
+            <w:r>
+              <w:rPr>
+                <w:rFonts w:ascii="Times New Roman" w:hAnsi="Times New Roman" w:eastAsia="Times New Roman"/>
+                <w:b w:val="0"/>
+                <w:color w:val="000000"/>
+                <w:sz w:val="16"/>
+              </w:rPr>
+              <w:t>49.93</w:t>
+            </w:r>
+          </w:p>
+        </w:tc>
+        <w:tc>
+          <w:tcPr>
+            <w:tcW w:type="dxa" w:w="936"/>
+            <w:vAlign w:val="center"/>
+            <w:tcMar>
+              <w:top w:w="35" w:type="dxa"/>
+              <w:bottom w:w="35" w:type="dxa"/>
+              <w:left w:w="45" w:type="dxa"/>
+              <w:right w:w="45" w:type="dxa"/>
+            </w:tcMar>
+          </w:tcPr>
+          <w:p>
+            <w:pPr>
+              <w:keepNext/>
+              <w:spacing w:after="0" w:line="240" w:lineRule="auto"/>
+              <w:ind w:firstLine="0"/>
+              <w:jc w:val="center"/>
+            </w:pPr>
+            <w:r>
+              <w:rPr>
+                <w:rFonts w:ascii="Times New Roman" w:hAnsi="Times New Roman" w:eastAsia="Times New Roman"/>
+                <w:b w:val="0"/>
+                <w:color w:val="000000"/>
+                <w:sz w:val="16"/>
+              </w:rPr>
+              <w:t>64.72</w:t>
+            </w:r>
+          </w:p>
+        </w:tc>
+      </w:tr>
+      <w:tr>
+        <w:trPr>
+          <w:cantSplit/>
+        </w:trPr>
+        <w:tc>
+          <w:tcPr>
+            <w:tcW w:type="dxa" w:w="1685"/>
+            <w:vAlign w:val="center"/>
+            <w:tcMar>
+              <w:top w:w="35" w:type="dxa"/>
+              <w:bottom w:w="35" w:type="dxa"/>
+              <w:left w:w="45" w:type="dxa"/>
+              <w:right w:w="45" w:type="dxa"/>
+            </w:tcMar>
+          </w:tcPr>
+          <w:p>
+            <w:pPr>
+              <w:keepNext/>
+              <w:spacing w:after="0" w:line="240" w:lineRule="auto"/>
+              <w:ind w:firstLine="0"/>
+              <w:jc w:val="left"/>
+            </w:pPr>
+            <w:r>
+              <w:rPr>
+                <w:rFonts w:ascii="Times New Roman" w:hAnsi="Times New Roman" w:eastAsia="Times New Roman"/>
+                <w:b w:val="0"/>
+                <w:color w:val="000000"/>
+                <w:sz w:val="16"/>
+              </w:rPr>
+              <w:t>Unresolved / Hybrid</w:t>
+            </w:r>
+          </w:p>
+        </w:tc>
+        <w:tc>
+          <w:tcPr>
+            <w:tcW w:type="dxa" w:w="763"/>
+            <w:vAlign w:val="center"/>
+            <w:tcMar>
+              <w:top w:w="35" w:type="dxa"/>
+              <w:bottom w:w="35" w:type="dxa"/>
+              <w:left w:w="45" w:type="dxa"/>
+              <w:right w:w="45" w:type="dxa"/>
+            </w:tcMar>
+          </w:tcPr>
+          <w:p>
+            <w:pPr>
+              <w:keepNext/>
+              <w:spacing w:after="0" w:line="240" w:lineRule="auto"/>
+              <w:ind w:firstLine="0"/>
+              <w:jc w:val="center"/>
+            </w:pPr>
+            <w:r>
+              <w:rPr>
+                <w:rFonts w:ascii="Times New Roman" w:hAnsi="Times New Roman" w:eastAsia="Times New Roman"/>
+                <w:b w:val="0"/>
+                <w:color w:val="000000"/>
+                <w:sz w:val="16"/>
+              </w:rPr>
+              <w:t>34.79</w:t>
+            </w:r>
+          </w:p>
+        </w:tc>
+        <w:tc>
+          <w:tcPr>
+            <w:tcW w:type="dxa" w:w="763"/>
+            <w:vAlign w:val="center"/>
+            <w:tcMar>
+              <w:top w:w="35" w:type="dxa"/>
+              <w:bottom w:w="35" w:type="dxa"/>
+              <w:left w:w="45" w:type="dxa"/>
+              <w:right w:w="45" w:type="dxa"/>
+            </w:tcMar>
+          </w:tcPr>
+          <w:p>
+            <w:pPr>
+              <w:keepNext/>
+              <w:spacing w:after="0" w:line="240" w:lineRule="auto"/>
+              <w:ind w:firstLine="0"/>
+              <w:jc w:val="center"/>
+            </w:pPr>
+            <w:r>
+              <w:rPr>
+                <w:rFonts w:ascii="Times New Roman" w:hAnsi="Times New Roman" w:eastAsia="Times New Roman"/>
+                <w:b w:val="0"/>
+                <w:color w:val="000000"/>
+                <w:sz w:val="16"/>
+              </w:rPr>
+              <w:t>30.68</w:t>
+            </w:r>
+          </w:p>
+        </w:tc>
+        <w:tc>
+          <w:tcPr>
+            <w:tcW w:type="dxa" w:w="821"/>
+            <w:vAlign w:val="center"/>
+            <w:tcMar>
+              <w:top w:w="35" w:type="dxa"/>
+              <w:bottom w:w="35" w:type="dxa"/>
+              <w:left w:w="45" w:type="dxa"/>
+              <w:right w:w="45" w:type="dxa"/>
+            </w:tcMar>
+          </w:tcPr>
+          <w:p>
+            <w:pPr>
+              <w:keepNext/>
+              <w:spacing w:after="0" w:line="240" w:lineRule="auto"/>
+              <w:ind w:firstLine="0"/>
+              <w:jc w:val="center"/>
+            </w:pPr>
+            <w:r>
+              <w:rPr>
+                <w:rFonts w:ascii="Times New Roman" w:hAnsi="Times New Roman" w:eastAsia="Times New Roman"/>
+                <w:b w:val="0"/>
+                <w:color w:val="000000"/>
+                <w:sz w:val="16"/>
+              </w:rPr>
+              <w:t>32.61</w:t>
+            </w:r>
+          </w:p>
+        </w:tc>
+        <w:tc>
+          <w:tcPr>
+            <w:tcW w:type="dxa" w:w="936"/>
+            <w:vAlign w:val="center"/>
+            <w:tcMar>
+              <w:top w:w="35" w:type="dxa"/>
+              <w:bottom w:w="35" w:type="dxa"/>
+              <w:left w:w="45" w:type="dxa"/>
+              <w:right w:w="45" w:type="dxa"/>
+            </w:tcMar>
+          </w:tcPr>
+          <w:p>
+            <w:pPr>
+              <w:keepNext/>
+              <w:spacing w:after="0" w:line="240" w:lineRule="auto"/>
+              <w:ind w:firstLine="0"/>
+              <w:jc w:val="center"/>
+            </w:pPr>
+            <w:r>
+              <w:rPr>
+                <w:rFonts w:ascii="Times New Roman" w:hAnsi="Times New Roman" w:eastAsia="Times New Roman"/>
+                <w:b w:val="0"/>
+                <w:color w:val="000000"/>
+                <w:sz w:val="16"/>
+              </w:rPr>
+              <w:t>67.57</w:t>
+            </w:r>
+          </w:p>
+        </w:tc>
+      </w:tr>
+      <w:tr>
+        <w:trPr>
+          <w:cantSplit/>
+        </w:trPr>
+        <w:tc>
+          <w:tcPr>
+            <w:tcW w:type="dxa" w:w="1685"/>
+            <w:vAlign w:val="center"/>
+            <w:tcMar>
+              <w:top w:w="35" w:type="dxa"/>
+              <w:bottom w:w="35" w:type="dxa"/>
+              <w:left w:w="45" w:type="dxa"/>
+              <w:right w:w="45" w:type="dxa"/>
+            </w:tcMar>
+          </w:tcPr>
+          <w:p>
+            <w:pPr>
+              <w:keepNext w:val="0"/>
+              <w:spacing w:after="0" w:line="240" w:lineRule="auto"/>
+              <w:ind w:firstLine="0"/>
+              <w:jc w:val="left"/>
+            </w:pPr>
+            <w:r>
+              <w:rPr>
+                <w:rFonts w:ascii="Times New Roman" w:hAnsi="Times New Roman" w:eastAsia="Times New Roman"/>
+                <w:b w:val="0"/>
+                <w:color w:val="000000"/>
+                <w:sz w:val="16"/>
+              </w:rPr>
+              <w:t>Unresolved / Hybrid + DL</w:t>
+            </w:r>
+          </w:p>
+        </w:tc>
+        <w:tc>
+          <w:tcPr>
+            <w:tcW w:type="dxa" w:w="763"/>
+            <w:vAlign w:val="center"/>
+            <w:tcMar>
+              <w:top w:w="35" w:type="dxa"/>
+              <w:bottom w:w="35" w:type="dxa"/>
+              <w:left w:w="45" w:type="dxa"/>
+              <w:right w:w="45" w:type="dxa"/>
+            </w:tcMar>
+          </w:tcPr>
+          <w:p>
+            <w:pPr>
+              <w:keepNext w:val="0"/>
+              <w:spacing w:after="0" w:line="240" w:lineRule="auto"/>
+              <w:ind w:firstLine="0"/>
+              <w:jc w:val="center"/>
+            </w:pPr>
+            <w:r>
+              <w:rPr>
+                <w:rFonts w:ascii="Times New Roman" w:hAnsi="Times New Roman" w:eastAsia="Times New Roman"/>
+                <w:b w:val="0"/>
+                <w:color w:val="000000"/>
+                <w:sz w:val="16"/>
+              </w:rPr>
+              <w:t>53.89</w:t>
+            </w:r>
+          </w:p>
+        </w:tc>
+        <w:tc>
+          <w:tcPr>
+            <w:tcW w:type="dxa" w:w="763"/>
+            <w:vAlign w:val="center"/>
+            <w:tcMar>
+              <w:top w:w="35" w:type="dxa"/>
+              <w:bottom w:w="35" w:type="dxa"/>
+              <w:left w:w="45" w:type="dxa"/>
+              <w:right w:w="45" w:type="dxa"/>
+            </w:tcMar>
+          </w:tcPr>
+          <w:p>
+            <w:pPr>
+              <w:keepNext w:val="0"/>
+              <w:spacing w:after="0" w:line="240" w:lineRule="auto"/>
+              <w:ind w:firstLine="0"/>
+              <w:jc w:val="center"/>
+            </w:pPr>
+            <w:r>
+              <w:rPr>
+                <w:rFonts w:ascii="Times New Roman" w:hAnsi="Times New Roman" w:eastAsia="Times New Roman"/>
+                <w:b w:val="0"/>
+                <w:color w:val="000000"/>
+                <w:sz w:val="16"/>
+              </w:rPr>
+              <w:t>43.48</w:t>
+            </w:r>
+          </w:p>
+        </w:tc>
+        <w:tc>
+          <w:tcPr>
+            <w:tcW w:type="dxa" w:w="821"/>
+            <w:vAlign w:val="center"/>
+            <w:tcMar>
+              <w:top w:w="35" w:type="dxa"/>
+              <w:bottom w:w="35" w:type="dxa"/>
+              <w:left w:w="45" w:type="dxa"/>
+              <w:right w:w="45" w:type="dxa"/>
+            </w:tcMar>
+          </w:tcPr>
+          <w:p>
+            <w:pPr>
+              <w:keepNext w:val="0"/>
+              <w:spacing w:after="0" w:line="240" w:lineRule="auto"/>
+              <w:ind w:firstLine="0"/>
+              <w:jc w:val="center"/>
+            </w:pPr>
+            <w:r>
+              <w:rPr>
+                <w:rFonts w:ascii="Times New Roman" w:hAnsi="Times New Roman" w:eastAsia="Times New Roman"/>
+                <w:b w:val="0"/>
+                <w:color w:val="000000"/>
+                <w:sz w:val="16"/>
+              </w:rPr>
+              <w:t>48.13</w:t>
+            </w:r>
+          </w:p>
+        </w:tc>
+        <w:tc>
+          <w:tcPr>
+            <w:tcW w:type="dxa" w:w="936"/>
+            <w:vAlign w:val="center"/>
+            <w:tcMar>
+              <w:top w:w="35" w:type="dxa"/>
+              <w:bottom w:w="35" w:type="dxa"/>
+              <w:left w:w="45" w:type="dxa"/>
+              <w:right w:w="45" w:type="dxa"/>
+            </w:tcMar>
+          </w:tcPr>
+          <w:p>
+            <w:pPr>
+              <w:keepNext w:val="0"/>
+              <w:spacing w:after="0" w:line="240" w:lineRule="auto"/>
+              <w:ind w:firstLine="0"/>
+              <w:jc w:val="center"/>
+            </w:pPr>
+            <w:r>
+              <w:rPr>
+                <w:rFonts w:ascii="Times New Roman" w:hAnsi="Times New Roman" w:eastAsia="Times New Roman"/>
+                <w:b w:val="0"/>
+                <w:color w:val="000000"/>
+                <w:sz w:val="16"/>
+              </w:rPr>
+              <w:t>73.05</w:t>
+            </w:r>
+          </w:p>
+        </w:tc>
+      </w:tr>
+    </w:tbl>
+    <w:p>
+      <w:pPr>
+        <w:spacing w:after="60" w:line="40" w:lineRule="exact"/>
+      </w:pPr>
+    </w:p>
+    <w:p>
+      <w:pPr>
+        <w:keepNext/>
+        <w:spacing w:before="120" w:after="0"/>
+        <w:ind w:firstLine="0"/>
+        <w:jc w:val="center"/>
+      </w:pPr>
+      <w:r>
+        <w:drawing>
+          <wp:inline xmlns:a="http://schemas.openxmlformats.org/drawingml/2006/main" xmlns:pic="http://schemas.openxmlformats.org/drawingml/2006/picture">
+            <wp:extent cx="3154680" cy="2376312"/>
+            <wp:docPr id="3" name="Picture 3" descr="Fig. 3. Python-rendered joint pair-F1 from the frozen Trip-MA evaluation. DL processes only the unresolved subset; other Hybrid outputs are retained."/>
+            <wp:cNvGraphicFramePr>
+              <a:graphicFrameLocks noChangeAspect="1"/>
+            </wp:cNvGraphicFramePr>
+            <a:graphic>
+              <a:graphicData uri="http://schemas.openxmlformats.org/drawingml/2006/picture">
+                <pic:pic>
+                  <pic:nvPicPr>
+                    <pic:cNvPr id="0" name="dl_joint_pair_f1.png"/>
+                    <pic:cNvPicPr/>
+                  </pic:nvPicPr>
+                  <pic:blipFill>
+                    <a:blip r:embed="rId11"/>
+                    <a:stretch>
+                      <a:fillRect/>
+                    </a:stretch>
+                  </pic:blipFill>
+                  <pic:spPr>
+                    <a:xfrm>
+                      <a:off x="0" y="0"/>
+                      <a:ext cx="3154680" cy="2376312"/>
+                    </a:xfrm>
+                    <a:prstGeom prst="rect"/>
+                  </pic:spPr>
+                </pic:pic>
+              </a:graphicData>
+            </a:graphic>
+          </wp:inline>
+        </w:drawing>
+      </w:r>
+    </w:p>
+    <w:p>
+      <w:pPr>
+        <w:pStyle w:val="Caption"/>
+        <w:keepLines/>
+        <w:jc w:val="both"/>
+      </w:pPr>
+      <w:r>
+        <w:t>Fig. 3. Python-rendered joint pair-F1 from the frozen Trip-MA evaluation. DL processes only the unresolved subset; other Hybrid outputs are retained.</w:t>
+      </w:r>
+    </w:p>
+    <w:p>
+      <w:r>
+        <w:rPr>
+          <w:rFonts w:ascii="Times New Roman" w:hAnsi="Times New Roman" w:eastAsia="Times New Roman"/>
+          <w:color w:val="000000"/>
+        </w:rPr>
+        <w:t>DL adds 97 correct pairs and loses 44, a net gain of 53; it introduces 114 false pairs and removes 198. A 1,000-resample paired bootstrap over 111 reviews gives a descriptive DL-minus-Hybrid F1 interval of +4.94 to +11.67 points. Four mapped categories improve, while Facilities declines from 0.1854 to 0.1389. Cleanliness gains partly reflect taxonomy alignment: Hybrid often assigns room hygiene to Room. Post-hoc merging Room/Cleanliness in both gold and predictions still raises F1 from 0.4420 to 0.5147 without refitting; this is a sensitivity analysis, not independent evidence. Different SemEval/Trip-MA tasks do not establish a direct DL-versus-SentiWordNet ranking.</w:t>
+      </w:r>
+    </w:p>
+    <w:p>
+      <w:pPr>
+        <w:keepNext/>
+        <w:spacing w:before="120" w:after="60"/>
+        <w:ind w:firstLine="0"/>
+        <w:jc w:val="center"/>
+      </w:pPr>
+      <w:r>
+        <w:rPr>
+          <w:rFonts w:ascii="Times New Roman" w:hAnsi="Times New Roman" w:eastAsia="Times New Roman"/>
+          <w:color w:val="000000"/>
+          <w:sz w:val="16"/>
+        </w:rPr>
+        <w:t>TABLE V</w:t>
+        <w:br/>
+        <w:t>MAPPED TRIP-MA CATEGORY PERFORMANCE</w:t>
+      </w:r>
+    </w:p>
+    <w:tbl>
+      <w:tblPr>
+        <w:tblW w:type="auto" w:w="0"/>
+        <w:jc w:val="center"/>
+        <w:tblLayout w:type="fixed"/>
+        <w:tblLook w:firstColumn="1" w:firstRow="1" w:lastColumn="0" w:lastRow="0" w:noHBand="0" w:noVBand="1" w:val="04A0"/>
+        <w:tblBorders>
+          <w:top w:val="single" w:sz="4" w:color="D9D9D9"/>
+          <w:left w:val="single" w:sz="4" w:color="D9D9D9"/>
+          <w:bottom w:val="single" w:sz="4" w:color="D9D9D9"/>
+          <w:right w:val="single" w:sz="4" w:color="D9D9D9"/>
+          <w:insideH w:val="single" w:sz="4" w:color="D9D9D9"/>
+          <w:insideV w:val="single" w:sz="4" w:color="D9D9D9"/>
+        </w:tblBorders>
+      </w:tblPr>
+      <w:tblGrid>
+        <w:gridCol w:w="1440"/>
+        <w:gridCol w:w="936"/>
+        <w:gridCol w:w="1224"/>
+        <w:gridCol w:w="1368"/>
+      </w:tblGrid>
+      <w:tr>
+        <w:trPr>
+          <w:cantSplit/>
+          <w:tblHeader/>
+        </w:trPr>
+        <w:tc>
+          <w:tcPr>
+            <w:tcW w:type="dxa" w:w="1440"/>
+            <w:vAlign w:val="center"/>
+            <w:tcMar>
+              <w:top w:w="35" w:type="dxa"/>
+              <w:bottom w:w="35" w:type="dxa"/>
+              <w:left w:w="45" w:type="dxa"/>
+              <w:right w:w="45" w:type="dxa"/>
+            </w:tcMar>
+            <w:shd w:fill="F2F2F2"/>
+          </w:tcPr>
+          <w:p>
+            <w:pPr>
+              <w:keepNext/>
+              <w:spacing w:after="0" w:line="240" w:lineRule="auto"/>
+              <w:ind w:firstLine="0"/>
+              <w:jc w:val="left"/>
+            </w:pPr>
+            <w:r>
+              <w:rPr>
+                <w:rFonts w:ascii="Times New Roman" w:hAnsi="Times New Roman" w:eastAsia="Times New Roman"/>
+                <w:b/>
+                <w:color w:val="000000"/>
+                <w:sz w:val="16"/>
+              </w:rPr>
+              <w:t>Category</w:t>
+            </w:r>
+          </w:p>
+        </w:tc>
+        <w:tc>
+          <w:tcPr>
+            <w:tcW w:type="dxa" w:w="936"/>
+            <w:vAlign w:val="center"/>
+            <w:tcMar>
+              <w:top w:w="35" w:type="dxa"/>
+              <w:bottom w:w="35" w:type="dxa"/>
+              <w:left w:w="45" w:type="dxa"/>
+              <w:right w:w="45" w:type="dxa"/>
+            </w:tcMar>
+            <w:shd w:fill="F2F2F2"/>
+          </w:tcPr>
+          <w:p>
+            <w:pPr>
+              <w:keepNext/>
+              <w:spacing w:after="0" w:line="240" w:lineRule="auto"/>
+              <w:ind w:firstLine="0"/>
+              <w:jc w:val="center"/>
+            </w:pPr>
+            <w:r>
+              <w:rPr>
+                <w:rFonts w:ascii="Times New Roman" w:hAnsi="Times New Roman" w:eastAsia="Times New Roman"/>
+                <w:b/>
+                <w:color w:val="000000"/>
+                <w:sz w:val="16"/>
+              </w:rPr>
+              <w:t>Gold pairs</w:t>
+            </w:r>
+          </w:p>
+        </w:tc>
+        <w:tc>
+          <w:tcPr>
+            <w:tcW w:type="dxa" w:w="1224"/>
             <w:vAlign w:val="center"/>
             <w:tcMar>
               <w:top w:w="35" w:type="dxa"/>
@@ -5022,6 +7615,36 @@
             </w:r>
           </w:p>
         </w:tc>
+        <w:tc>
+          <w:tcPr>
+            <w:tcW w:type="dxa" w:w="1368"/>
+            <w:vAlign w:val="center"/>
+            <w:tcMar>
+              <w:top w:w="35" w:type="dxa"/>
+              <w:bottom w:w="35" w:type="dxa"/>
+              <w:left w:w="45" w:type="dxa"/>
+              <w:right w:w="45" w:type="dxa"/>
+            </w:tcMar>
+            <w:shd w:fill="F2F2F2"/>
+          </w:tcPr>
+          <w:p>
+            <w:pPr>
+              <w:keepNext/>
+              <w:spacing w:after="0" w:line="240" w:lineRule="auto"/>
+              <w:ind w:firstLine="0"/>
+              <w:jc w:val="center"/>
+            </w:pPr>
+            <w:r>
+              <w:rPr>
+                <w:rFonts w:ascii="Times New Roman" w:hAnsi="Times New Roman" w:eastAsia="Times New Roman"/>
+                <w:b/>
+                <w:color w:val="000000"/>
+                <w:sz w:val="16"/>
+              </w:rPr>
+              <w:t>DL route F1</w:t>
+            </w:r>
+          </w:p>
+        </w:tc>
       </w:tr>
       <w:tr>
         <w:trPr>
@@ -5029,7 +7652,7 @@
         </w:trPr>
         <w:tc>
           <w:tcPr>
-            <w:tcW w:type="dxa" w:w="1267"/>
+            <w:tcW w:type="dxa" w:w="1440"/>
             <w:vAlign w:val="center"/>
             <w:tcMar>
               <w:top w:w="35" w:type="dxa"/>
@@ -5052,13 +7675,13 @@
                 <w:color w:val="000000"/>
                 <w:sz w:val="16"/>
               </w:rPr>
-              <w:t>Negative</w:t>
+              <w:t>Room</w:t>
             </w:r>
           </w:p>
         </w:tc>
         <w:tc>
           <w:tcPr>
-            <w:tcW w:type="dxa" w:w="806"/>
+            <w:tcW w:type="dxa" w:w="936"/>
             <w:vAlign w:val="center"/>
             <w:tcMar>
               <w:top w:w="35" w:type="dxa"/>
@@ -5081,13 +7704,13 @@
                 <w:color w:val="000000"/>
                 <w:sz w:val="16"/>
               </w:rPr>
-              <w:t>41</w:t>
+              <w:t>220</w:t>
             </w:r>
           </w:p>
         </w:tc>
         <w:tc>
           <w:tcPr>
-            <w:tcW w:type="dxa" w:w="1440"/>
+            <w:tcW w:type="dxa" w:w="1224"/>
             <w:vAlign w:val="center"/>
             <w:tcMar>
               <w:top w:w="35" w:type="dxa"/>
@@ -5110,13 +7733,13 @@
                 <w:color w:val="000000"/>
                 <w:sz w:val="16"/>
               </w:rPr>
-              <w:t>0.1364</w:t>
+              <w:t>0.4688</w:t>
             </w:r>
           </w:p>
         </w:tc>
         <w:tc>
           <w:tcPr>
-            <w:tcW w:type="dxa" w:w="1454"/>
+            <w:tcW w:type="dxa" w:w="1368"/>
             <w:vAlign w:val="center"/>
             <w:tcMar>
               <w:top w:w="35" w:type="dxa"/>
@@ -5139,7 +7762,7 @@
                 <w:color w:val="000000"/>
                 <w:sz w:val="16"/>
               </w:rPr>
-              <w:t>0.3846</w:t>
+              <w:t>0.5485</w:t>
             </w:r>
           </w:p>
         </w:tc>
@@ -5150,7 +7773,7 @@
         </w:trPr>
         <w:tc>
           <w:tcPr>
-            <w:tcW w:type="dxa" w:w="1267"/>
+            <w:tcW w:type="dxa" w:w="1440"/>
             <w:vAlign w:val="center"/>
             <w:tcMar>
               <w:top w:w="35" w:type="dxa"/>
@@ -5173,13 +7796,13 @@
                 <w:color w:val="000000"/>
                 <w:sz w:val="16"/>
               </w:rPr>
-              <w:t>Neutral</w:t>
+              <w:t>Cleanliness</w:t>
             </w:r>
           </w:p>
         </w:tc>
         <w:tc>
           <w:tcPr>
-            <w:tcW w:type="dxa" w:w="806"/>
+            <w:tcW w:type="dxa" w:w="936"/>
             <w:vAlign w:val="center"/>
             <w:tcMar>
               <w:top w:w="35" w:type="dxa"/>
@@ -5202,13 +7825,13 @@
                 <w:color w:val="000000"/>
                 <w:sz w:val="16"/>
               </w:rPr>
-              <w:t>4</w:t>
+              <w:t>71</w:t>
             </w:r>
           </w:p>
         </w:tc>
         <w:tc>
           <w:tcPr>
-            <w:tcW w:type="dxa" w:w="1440"/>
+            <w:tcW w:type="dxa" w:w="1224"/>
             <w:vAlign w:val="center"/>
             <w:tcMar>
               <w:top w:w="35" w:type="dxa"/>
@@ -5237,7 +7860,7 @@
         </w:tc>
         <w:tc>
           <w:tcPr>
-            <w:tcW w:type="dxa" w:w="1454"/>
+            <w:tcW w:type="dxa" w:w="1368"/>
             <w:vAlign w:val="center"/>
             <w:tcMar>
               <w:top w:w="35" w:type="dxa"/>
@@ -5260,7 +7883,7 @@
                 <w:color w:val="000000"/>
                 <w:sz w:val="16"/>
               </w:rPr>
-              <w:t>0.0000</w:t>
+              <w:t>0.5283</w:t>
             </w:r>
           </w:p>
         </w:tc>
@@ -5271,7 +7894,249 @@
         </w:trPr>
         <w:tc>
           <w:tcPr>
-            <w:tcW w:type="dxa" w:w="1267"/>
+            <w:tcW w:type="dxa" w:w="1440"/>
+            <w:vAlign w:val="center"/>
+            <w:tcMar>
+              <w:top w:w="35" w:type="dxa"/>
+              <w:bottom w:w="35" w:type="dxa"/>
+              <w:left w:w="45" w:type="dxa"/>
+              <w:right w:w="45" w:type="dxa"/>
+            </w:tcMar>
+          </w:tcPr>
+          <w:p>
+            <w:pPr>
+              <w:keepNext/>
+              <w:spacing w:after="0" w:line="240" w:lineRule="auto"/>
+              <w:ind w:firstLine="0"/>
+              <w:jc w:val="left"/>
+            </w:pPr>
+            <w:r>
+              <w:rPr>
+                <w:rFonts w:ascii="Times New Roman" w:hAnsi="Times New Roman" w:eastAsia="Times New Roman"/>
+                <w:b w:val="0"/>
+                <w:color w:val="000000"/>
+                <w:sz w:val="16"/>
+              </w:rPr>
+              <w:t>Service</w:t>
+            </w:r>
+          </w:p>
+        </w:tc>
+        <w:tc>
+          <w:tcPr>
+            <w:tcW w:type="dxa" w:w="936"/>
+            <w:vAlign w:val="center"/>
+            <w:tcMar>
+              <w:top w:w="35" w:type="dxa"/>
+              <w:bottom w:w="35" w:type="dxa"/>
+              <w:left w:w="45" w:type="dxa"/>
+              <w:right w:w="45" w:type="dxa"/>
+            </w:tcMar>
+          </w:tcPr>
+          <w:p>
+            <w:pPr>
+              <w:keepNext/>
+              <w:spacing w:after="0" w:line="240" w:lineRule="auto"/>
+              <w:ind w:firstLine="0"/>
+              <w:jc w:val="center"/>
+            </w:pPr>
+            <w:r>
+              <w:rPr>
+                <w:rFonts w:ascii="Times New Roman" w:hAnsi="Times New Roman" w:eastAsia="Times New Roman"/>
+                <w:b w:val="0"/>
+                <w:color w:val="000000"/>
+                <w:sz w:val="16"/>
+              </w:rPr>
+              <w:t>245</w:t>
+            </w:r>
+          </w:p>
+        </w:tc>
+        <w:tc>
+          <w:tcPr>
+            <w:tcW w:type="dxa" w:w="1224"/>
+            <w:vAlign w:val="center"/>
+            <w:tcMar>
+              <w:top w:w="35" w:type="dxa"/>
+              <w:bottom w:w="35" w:type="dxa"/>
+              <w:left w:w="45" w:type="dxa"/>
+              <w:right w:w="45" w:type="dxa"/>
+            </w:tcMar>
+          </w:tcPr>
+          <w:p>
+            <w:pPr>
+              <w:keepNext/>
+              <w:spacing w:after="0" w:line="240" w:lineRule="auto"/>
+              <w:ind w:firstLine="0"/>
+              <w:jc w:val="center"/>
+            </w:pPr>
+            <w:r>
+              <w:rPr>
+                <w:rFonts w:ascii="Times New Roman" w:hAnsi="Times New Roman" w:eastAsia="Times New Roman"/>
+                <w:b w:val="0"/>
+                <w:color w:val="000000"/>
+                <w:sz w:val="16"/>
+              </w:rPr>
+              <w:t>0.5520</w:t>
+            </w:r>
+          </w:p>
+        </w:tc>
+        <w:tc>
+          <w:tcPr>
+            <w:tcW w:type="dxa" w:w="1368"/>
+            <w:vAlign w:val="center"/>
+            <w:tcMar>
+              <w:top w:w="35" w:type="dxa"/>
+              <w:bottom w:w="35" w:type="dxa"/>
+              <w:left w:w="45" w:type="dxa"/>
+              <w:right w:w="45" w:type="dxa"/>
+            </w:tcMar>
+          </w:tcPr>
+          <w:p>
+            <w:pPr>
+              <w:keepNext/>
+              <w:spacing w:after="0" w:line="240" w:lineRule="auto"/>
+              <w:ind w:firstLine="0"/>
+              <w:jc w:val="center"/>
+            </w:pPr>
+            <w:r>
+              <w:rPr>
+                <w:rFonts w:ascii="Times New Roman" w:hAnsi="Times New Roman" w:eastAsia="Times New Roman"/>
+                <w:b w:val="0"/>
+                <w:color w:val="000000"/>
+                <w:sz w:val="16"/>
+              </w:rPr>
+              <w:t>0.5680</w:t>
+            </w:r>
+          </w:p>
+        </w:tc>
+      </w:tr>
+      <w:tr>
+        <w:trPr>
+          <w:cantSplit/>
+        </w:trPr>
+        <w:tc>
+          <w:tcPr>
+            <w:tcW w:type="dxa" w:w="1440"/>
+            <w:vAlign w:val="center"/>
+            <w:tcMar>
+              <w:top w:w="35" w:type="dxa"/>
+              <w:bottom w:w="35" w:type="dxa"/>
+              <w:left w:w="45" w:type="dxa"/>
+              <w:right w:w="45" w:type="dxa"/>
+            </w:tcMar>
+          </w:tcPr>
+          <w:p>
+            <w:pPr>
+              <w:keepNext/>
+              <w:spacing w:after="0" w:line="240" w:lineRule="auto"/>
+              <w:ind w:firstLine="0"/>
+              <w:jc w:val="left"/>
+            </w:pPr>
+            <w:r>
+              <w:rPr>
+                <w:rFonts w:ascii="Times New Roman" w:hAnsi="Times New Roman" w:eastAsia="Times New Roman"/>
+                <w:b w:val="0"/>
+                <w:color w:val="000000"/>
+                <w:sz w:val="16"/>
+              </w:rPr>
+              <w:t>Food</w:t>
+            </w:r>
+          </w:p>
+        </w:tc>
+        <w:tc>
+          <w:tcPr>
+            <w:tcW w:type="dxa" w:w="936"/>
+            <w:vAlign w:val="center"/>
+            <w:tcMar>
+              <w:top w:w="35" w:type="dxa"/>
+              <w:bottom w:w="35" w:type="dxa"/>
+              <w:left w:w="45" w:type="dxa"/>
+              <w:right w:w="45" w:type="dxa"/>
+            </w:tcMar>
+          </w:tcPr>
+          <w:p>
+            <w:pPr>
+              <w:keepNext/>
+              <w:spacing w:after="0" w:line="240" w:lineRule="auto"/>
+              <w:ind w:firstLine="0"/>
+              <w:jc w:val="center"/>
+            </w:pPr>
+            <w:r>
+              <w:rPr>
+                <w:rFonts w:ascii="Times New Roman" w:hAnsi="Times New Roman" w:eastAsia="Times New Roman"/>
+                <w:b w:val="0"/>
+                <w:color w:val="000000"/>
+                <w:sz w:val="16"/>
+              </w:rPr>
+              <w:t>117</w:t>
+            </w:r>
+          </w:p>
+        </w:tc>
+        <w:tc>
+          <w:tcPr>
+            <w:tcW w:type="dxa" w:w="1224"/>
+            <w:vAlign w:val="center"/>
+            <w:tcMar>
+              <w:top w:w="35" w:type="dxa"/>
+              <w:bottom w:w="35" w:type="dxa"/>
+              <w:left w:w="45" w:type="dxa"/>
+              <w:right w:w="45" w:type="dxa"/>
+            </w:tcMar>
+          </w:tcPr>
+          <w:p>
+            <w:pPr>
+              <w:keepNext/>
+              <w:spacing w:after="0" w:line="240" w:lineRule="auto"/>
+              <w:ind w:firstLine="0"/>
+              <w:jc w:val="center"/>
+            </w:pPr>
+            <w:r>
+              <w:rPr>
+                <w:rFonts w:ascii="Times New Roman" w:hAnsi="Times New Roman" w:eastAsia="Times New Roman"/>
+                <w:b w:val="0"/>
+                <w:color w:val="000000"/>
+                <w:sz w:val="16"/>
+              </w:rPr>
+              <w:t>0.3941</w:t>
+            </w:r>
+          </w:p>
+        </w:tc>
+        <w:tc>
+          <w:tcPr>
+            <w:tcW w:type="dxa" w:w="1368"/>
+            <w:vAlign w:val="center"/>
+            <w:tcMar>
+              <w:top w:w="35" w:type="dxa"/>
+              <w:bottom w:w="35" w:type="dxa"/>
+              <w:left w:w="45" w:type="dxa"/>
+              <w:right w:w="45" w:type="dxa"/>
+            </w:tcMar>
+          </w:tcPr>
+          <w:p>
+            <w:pPr>
+              <w:keepNext/>
+              <w:spacing w:after="0" w:line="240" w:lineRule="auto"/>
+              <w:ind w:firstLine="0"/>
+              <w:jc w:val="center"/>
+            </w:pPr>
+            <w:r>
+              <w:rPr>
+                <w:rFonts w:ascii="Times New Roman" w:hAnsi="Times New Roman" w:eastAsia="Times New Roman"/>
+                <w:b w:val="0"/>
+                <w:color w:val="000000"/>
+                <w:sz w:val="16"/>
+              </w:rPr>
+              <w:t>0.4634</w:t>
+            </w:r>
+          </w:p>
+        </w:tc>
+      </w:tr>
+      <w:tr>
+        <w:trPr>
+          <w:cantSplit/>
+        </w:trPr>
+        <w:tc>
+          <w:tcPr>
+            <w:tcW w:type="dxa" w:w="1440"/>
             <w:vAlign w:val="center"/>
             <w:tcMar>
               <w:top w:w="35" w:type="dxa"/>
@@ -5294,13 +8159,13 @@
                 <w:color w:val="000000"/>
                 <w:sz w:val="16"/>
               </w:rPr>
-              <w:t>Positive</w:t>
+              <w:t>Facilities</w:t>
             </w:r>
           </w:p>
         </w:tc>
         <w:tc>
           <w:tcPr>
-            <w:tcW w:type="dxa" w:w="806"/>
+            <w:tcW w:type="dxa" w:w="936"/>
             <w:vAlign w:val="center"/>
             <w:tcMar>
               <w:top w:w="35" w:type="dxa"/>
@@ -5323,13 +8188,13 @@
                 <w:color w:val="000000"/>
                 <w:sz w:val="16"/>
               </w:rPr>
-              <w:t>103</w:t>
+              <w:t>71</w:t>
             </w:r>
           </w:p>
         </w:tc>
         <w:tc>
           <w:tcPr>
-            <w:tcW w:type="dxa" w:w="1440"/>
+            <w:tcW w:type="dxa" w:w="1224"/>
             <w:vAlign w:val="center"/>
             <w:tcMar>
               <w:top w:w="35" w:type="dxa"/>
@@ -5352,13 +8217,13 @@
                 <w:color w:val="000000"/>
                 <w:sz w:val="16"/>
               </w:rPr>
-              <w:t>0.5417</w:t>
+              <w:t>0.1854</w:t>
             </w:r>
           </w:p>
         </w:tc>
         <w:tc>
           <w:tcPr>
-            <w:tcW w:type="dxa" w:w="1454"/>
+            <w:tcW w:type="dxa" w:w="1368"/>
             <w:vAlign w:val="center"/>
             <w:tcMar>
               <w:top w:w="35" w:type="dxa"/>
@@ -5381,7 +8246,7 @@
                 <w:color w:val="000000"/>
                 <w:sz w:val="16"/>
               </w:rPr>
-              <w:t>0.8152</w:t>
+              <w:t>0.1389</w:t>
             </w:r>
           </w:p>
         </w:tc>
@@ -5398,77 +8263,7 @@
           <w:rFonts w:ascii="Times New Roman" w:hAnsi="Times New Roman" w:eastAsia="Times New Roman"/>
           <w:color w:val="000000"/>
         </w:rPr>
-        <w:t>Table IV shows that expanded-hybrid positive recall is 0.7282 and negative recall 0.2439; neither method correctly predicts the four neutral cases. Zero neutral F1 remains in macro-F1 despite its small support. Positive F1 rises from the earlier hybrid's 0.8022 to 0.8152, while negative F1 remains 0.3846. Neutral interpretation and negative attachment require further work beyond adding positive candidates.</w:t>
-      </w:r>
-    </w:p>
-    <w:p>
-      <w:r>
-        <w:rPr>
-          <w:rFonts w:ascii="Times New Roman" w:hAnsi="Times New Roman" w:eastAsia="Times New Roman"/>
-          <w:color w:val="000000"/>
-        </w:rPr>
-        <w:t>Figure 8 reports warm core runtime for actual random-sample prefixes. Each point uses three repetitions with alternating method order; error bars are sample standard deviations, not confidence intervals. Initialization, CSV I/O, plotting, and UI rendering are excluded. The hybrid includes grammar, aspect and whole-review scoring, and additional tool passes when aliases change a scoring copy. Shared desktop load was not controlled, so timings are descriptive rather than a hardware-normalized benchmark. Cross-date timing changes cannot be attributed solely to vocabulary size.</w:t>
-      </w:r>
-    </w:p>
-    <w:p>
-      <w:pPr>
-        <w:keepNext/>
-        <w:spacing w:before="120" w:after="0"/>
-        <w:ind w:firstLine="0"/>
-        <w:jc w:val="center"/>
-      </w:pPr>
-      <w:r>
-        <w:drawing>
-          <wp:inline xmlns:a="http://schemas.openxmlformats.org/drawingml/2006/main" xmlns:pic="http://schemas.openxmlformats.org/drawingml/2006/picture">
-            <wp:extent cx="3154680" cy="1890805"/>
-            <wp:docPr id="8" name="Picture 8" descr="Fig. 8. Updated warm runtime on original review prefixes. Error bars are standard deviations of three repetitions; background desktop load was not controlled."/>
-            <wp:cNvGraphicFramePr>
-              <a:graphicFrameLocks noChangeAspect="1"/>
-            </wp:cNvGraphicFramePr>
-            <a:graphic>
-              <a:graphicData uri="http://schemas.openxmlformats.org/drawingml/2006/picture">
-                <pic:pic>
-                  <pic:nvPicPr>
-                    <pic:cNvPr id="0" name="runtime_comparison.png"/>
-                    <pic:cNvPicPr/>
-                  </pic:nvPicPr>
-                  <pic:blipFill>
-                    <a:blip r:embed="rId16"/>
-                    <a:stretch>
-                      <a:fillRect/>
-                    </a:stretch>
-                  </pic:blipFill>
-                  <pic:spPr>
-                    <a:xfrm>
-                      <a:off x="0" y="0"/>
-                      <a:ext cx="3154680" cy="1890805"/>
-                    </a:xfrm>
-                    <a:prstGeom prst="rect"/>
-                  </pic:spPr>
-                </pic:pic>
-              </a:graphicData>
-            </a:graphic>
-          </wp:inline>
-        </w:drawing>
-      </w:r>
-    </w:p>
-    <w:p>
-      <w:pPr>
-        <w:pStyle w:val="Caption"/>
-        <w:keepLines/>
-        <w:jc w:val="both"/>
-      </w:pPr>
-      <w:r>
-        <w:t>Fig. 8. Updated warm runtime on original review prefixes. Error bars are standard deviations of three repetitions; background desktop load was not controlled.</w:t>
-      </w:r>
-    </w:p>
-    <w:p>
-      <w:r>
-        <w:rPr>
-          <w:rFonts w:ascii="Times New Roman" w:hAnsi="Times New Roman" w:eastAsia="Times New Roman"/>
-          <w:color w:val="000000"/>
-        </w:rPr>
-        <w:t>For 200 reviews, the baseline mean is 0.110 s with a 0.015 s standard deviation; the expanded hybrid mean is 1.395 s with a 0.083 s standard deviation. The hybrid takes approximately 12.70 times as long within this run. Broader analysis has a measurable cost even though both systems execute locally without an LLM call.</w:t>
+        <w:t>Table V makes the aggregate tradeoff explicit. Room, Service and Food recover more matched category-polarity pairs under routing. Cleanliness reaches 28 matches among 35 predictions, whereas Facilities loses nine matches. The broad BUILDING/BUSINESS crosswalk and limited supervision are plausible contributors to Facilities difficulty, but this experiment does not isolate causal effects. Higher total F1 supports improved recovery in this setting, not guaranteed correction of each Partial review or superiority on every category.</w:t>
       </w:r>
     </w:p>
     <w:p>
@@ -5485,7 +8280,7 @@
           <w:rFonts w:ascii="Times New Roman" w:hAnsi="Times New Roman" w:eastAsia="Times New Roman"/>
           <w:color w:val="000000"/>
         </w:rPr>
-        <w:t>The annotated benchmark and its earlier errors were examined before hybrid development. Booking Italy was inspected to develop the vocabulary. Neither is an untouched evaluation holdout. Changes were not preregistered, and no paired significance test or ablation isolates component effects. Fusion and contextual-rule ablations are outside this evaluation; the policy remains fixed. Future evaluation should freeze configuration before fresh annotation or a parent-review split. Published neural scores reviewed in Section II are not directly comparable with this adapted task.</w:t>
+        <w:t>SemEval, prior errors and the Trip-MA benchmark were inspected in earlier development; Booking informed vocabulary work. Results are exploratory, despite validation-only selection within the DL run. One seed, approximate ontology mappings and no component ablation limit attribution/generalization. First-ranked SentiWordNet senses, shallow Hybrid parsing and DL can mishandle implicit language, reference or sarcasm. The status gate can retain an incorrect Complete output or replace a correct Partial prediction with an error.</w:t>
       </w:r>
     </w:p>
     <w:p>
@@ -5494,7 +8289,7 @@
           <w:rFonts w:ascii="Times New Roman" w:hAnsi="Times New Roman" w:eastAsia="Times New Roman"/>
           <w:color w:val="000000"/>
         </w:rPr>
-        <w:t>Further limitations include the small positive-heavy benchmark, excluded categories, shallow attachment, limited pronoun resolution, sarcasm, implicit complaints, negation, and temporal changes. Canonical aliases are manual semantic approximations and may alter intensity; their strengths are not independently calibrated. The baseline retains its original smaller grammar and lexicon, so this comparison does not establish superiority over every expanded SentiWordNet implementation. Different completeness heuristics are not ground truth. Source verification establishes correspondence to retained dataset bytes rather than reviewer authenticity. Five bands require separate human strength labels before five-class accuracy can be claimed. These constraints qualify the gains and preserve the adverse findings.</w:t>
+        <w:t>Trip-MA does not separately supervise Staff or strong/weak intensity and merges Neutral/Mixed. DL direction indices are uncalibrated relative beliefs, not validated intensity. Source redistribution terms are not explicit, so downloaded/prepared Trip-MA copies remain local. No independent intensity labels validate the lexical five bands. Fresh human-held-out annotation, repeated seeds and controlled ablations are needed before broader claims. Figures are deterministic Python visualizations of saved results; architecture boxes are explanatory, not measurements.</w:t>
       </w:r>
     </w:p>
     <w:p>
@@ -5511,7 +8306,7 @@
           <w:rFonts w:ascii="Times New Roman" w:hAnsi="Times New Roman" w:eastAsia="Times New Roman"/>
           <w:color w:val="000000"/>
         </w:rPr>
-        <w:t>This paper compared a controlled SentiWordNet compiler with an independent grammar-assisted VADER-TextBlob hybrid, expanded through reviewed aspect phrases and guarded lexical normalization. Original review text and native/effective evidence remain inspectable. On the development mapping, the expanded hybrid reaches 57.43% accuracy and 0.3999 macro-F1 against 28.38% and 0.2260 for the frozen baseline. Compared with the earlier hybrid, it adds two correct classification cases but lowers tuple-F1 from 0.6645 to 0.6450. Random-review completeness reaches 35%; Booking Italy yields scored aspects for 87.07% of nonblank bodies but complete processing for only 7.87%. These findings show vocabulary coverage gains alongside unresolved attachment and calibration problems. Fresh annotations, frozen policies, component ablations, and independently labeled intensity data are needed before stronger generalization or strength-classification claims.</w:t>
+        <w:t>The project integrates a source-traceable SentiWordNet compiler, independent VADER-TextBlob analysis and selective DL reanalysis. Hybrid improves mapped SemEval accuracy and pair recovery, while SentiWordNet retains slightly higher macro-F1 and pair precision. On a separate Trip-MA experiment, DL raises overall pair-F1 from 0.4184 to 0.4993 and unresolved-subset F1 from 0.3261 to 0.4813, with a Facilities regression. The Booking demonstration obtains accepted categories for 383 of 456 routed reviews without treating coverage as correctness. The applied contribution is independent unresolved-review reanalysis with preserved evidence and abstentions. Previously inspected data, merged labels and one training run require cautious interpretation and fresh human evaluation.</w:t>
       </w:r>
     </w:p>
     <w:p>
@@ -5525,7 +8320,7 @@
     <w:p>
       <w:pPr>
         <w:keepLines/>
-        <w:spacing w:after="40"/>
+        <w:spacing w:after="20"/>
         <w:ind w:hanging="274" w:left="274"/>
         <w:jc w:val="both"/>
       </w:pPr>
@@ -5541,7 +8336,7 @@
     <w:p>
       <w:pPr>
         <w:keepLines/>
-        <w:spacing w:after="40"/>
+        <w:spacing w:after="20"/>
         <w:ind w:hanging="274" w:left="274"/>
         <w:jc w:val="both"/>
       </w:pPr>
@@ -5557,7 +8352,7 @@
     <w:p>
       <w:pPr>
         <w:keepLines/>
-        <w:spacing w:after="40"/>
+        <w:spacing w:after="20"/>
         <w:ind w:hanging="274" w:left="274"/>
         <w:jc w:val="both"/>
       </w:pPr>
@@ -5573,7 +8368,7 @@
     <w:p>
       <w:pPr>
         <w:keepLines/>
-        <w:spacing w:after="40"/>
+        <w:spacing w:after="20"/>
         <w:ind w:hanging="274" w:left="274"/>
         <w:jc w:val="both"/>
       </w:pPr>
@@ -5589,7 +8384,7 @@
     <w:p>
       <w:pPr>
         <w:keepLines/>
-        <w:spacing w:after="40"/>
+        <w:spacing w:after="20"/>
         <w:ind w:hanging="274" w:left="274"/>
         <w:jc w:val="both"/>
       </w:pPr>
@@ -5605,7 +8400,7 @@
     <w:p>
       <w:pPr>
         <w:keepLines/>
-        <w:spacing w:after="40"/>
+        <w:spacing w:after="20"/>
         <w:ind w:hanging="274" w:left="274"/>
         <w:jc w:val="both"/>
       </w:pPr>
@@ -5621,7 +8416,7 @@
     <w:p>
       <w:pPr>
         <w:keepLines/>
-        <w:spacing w:after="40"/>
+        <w:spacing w:after="20"/>
         <w:ind w:hanging="274" w:left="274"/>
         <w:jc w:val="both"/>
       </w:pPr>
@@ -5637,7 +8432,7 @@
     <w:p>
       <w:pPr>
         <w:keepLines/>
-        <w:spacing w:after="40"/>
+        <w:spacing w:after="20"/>
         <w:ind w:hanging="274" w:left="274"/>
         <w:jc w:val="both"/>
       </w:pPr>
@@ -5653,7 +8448,7 @@
     <w:p>
       <w:pPr>
         <w:keepLines/>
-        <w:spacing w:after="40"/>
+        <w:spacing w:after="20"/>
         <w:ind w:hanging="274" w:left="274"/>
         <w:jc w:val="both"/>
       </w:pPr>
@@ -5669,7 +8464,7 @@
     <w:p>
       <w:pPr>
         <w:keepLines/>
-        <w:spacing w:after="40"/>
+        <w:spacing w:after="20"/>
         <w:ind w:hanging="274" w:left="274"/>
         <w:jc w:val="both"/>
       </w:pPr>
@@ -5685,7 +8480,7 @@
     <w:p>
       <w:pPr>
         <w:keepLines/>
-        <w:spacing w:after="40"/>
+        <w:spacing w:after="20"/>
         <w:ind w:hanging="274" w:left="274"/>
         <w:jc w:val="both"/>
       </w:pPr>
@@ -5701,7 +8496,7 @@
     <w:p>
       <w:pPr>
         <w:keepLines/>
-        <w:spacing w:after="40"/>
+        <w:spacing w:after="20"/>
         <w:ind w:hanging="274" w:left="274"/>
         <w:jc w:val="both"/>
       </w:pPr>
@@ -5717,7 +8512,7 @@
     <w:p>
       <w:pPr>
         <w:keepLines/>
-        <w:spacing w:after="40"/>
+        <w:spacing w:after="20"/>
         <w:ind w:hanging="274" w:left="274"/>
         <w:jc w:val="both"/>
       </w:pPr>
@@ -5733,7 +8528,7 @@
     <w:p>
       <w:pPr>
         <w:keepLines/>
-        <w:spacing w:after="40"/>
+        <w:spacing w:after="20"/>
         <w:ind w:hanging="274" w:left="274"/>
         <w:jc w:val="both"/>
       </w:pPr>
@@ -5749,7 +8544,7 @@
     <w:p>
       <w:pPr>
         <w:keepLines/>
-        <w:spacing w:after="40"/>
+        <w:spacing w:after="20"/>
         <w:ind w:hanging="274" w:left="274"/>
         <w:jc w:val="both"/>
       </w:pPr>
@@ -5765,7 +8560,7 @@
     <w:p>
       <w:pPr>
         <w:keepLines/>
-        <w:spacing w:after="40"/>
+        <w:spacing w:after="20"/>
         <w:ind w:hanging="274" w:left="274"/>
         <w:jc w:val="both"/>
       </w:pPr>
@@ -5781,7 +8576,7 @@
     <w:p>
       <w:pPr>
         <w:keepLines/>
-        <w:spacing w:after="40"/>
+        <w:spacing w:after="20"/>
         <w:ind w:hanging="274" w:left="274"/>
         <w:jc w:val="both"/>
       </w:pPr>
@@ -5797,7 +8592,7 @@
     <w:p>
       <w:pPr>
         <w:keepLines/>
-        <w:spacing w:after="40"/>
+        <w:spacing w:after="20"/>
         <w:ind w:hanging="274" w:left="274"/>
         <w:jc w:val="both"/>
       </w:pPr>
@@ -5813,7 +8608,7 @@
     <w:p>
       <w:pPr>
         <w:keepLines/>
-        <w:spacing w:after="40"/>
+        <w:spacing w:after="20"/>
         <w:ind w:hanging="274" w:left="274"/>
         <w:jc w:val="both"/>
       </w:pPr>
@@ -5829,7 +8624,7 @@
     <w:p>
       <w:pPr>
         <w:keepLines/>
-        <w:spacing w:after="40"/>
+        <w:spacing w:after="20"/>
         <w:ind w:hanging="274" w:left="274"/>
         <w:jc w:val="both"/>
       </w:pPr>
@@ -5845,7 +8640,7 @@
     <w:p>
       <w:pPr>
         <w:keepLines/>
-        <w:spacing w:after="40"/>
+        <w:spacing w:after="20"/>
         <w:ind w:hanging="274" w:left="274"/>
         <w:jc w:val="both"/>
       </w:pPr>
@@ -5861,7 +8656,7 @@
     <w:p>
       <w:pPr>
         <w:keepLines/>
-        <w:spacing w:after="40"/>
+        <w:spacing w:after="20"/>
         <w:ind w:hanging="274" w:left="274"/>
         <w:jc w:val="both"/>
       </w:pPr>
@@ -5877,7 +8672,7 @@
     <w:p>
       <w:pPr>
         <w:keepLines/>
-        <w:spacing w:after="40"/>
+        <w:spacing w:after="20"/>
         <w:ind w:hanging="274" w:left="274"/>
         <w:jc w:val="both"/>
       </w:pPr>
@@ -5893,7 +8688,7 @@
     <w:p>
       <w:pPr>
         <w:keepLines/>
-        <w:spacing w:after="40"/>
+        <w:spacing w:after="20"/>
         <w:ind w:hanging="274" w:left="274"/>
         <w:jc w:val="both"/>
       </w:pPr>
@@ -5909,7 +8704,7 @@
     <w:p>
       <w:pPr>
         <w:keepLines/>
-        <w:spacing w:after="40"/>
+        <w:spacing w:after="20"/>
         <w:ind w:hanging="274" w:left="274"/>
         <w:jc w:val="both"/>
       </w:pPr>
@@ -5925,7 +8720,7 @@
     <w:p>
       <w:pPr>
         <w:keepLines/>
-        <w:spacing w:after="40"/>
+        <w:spacing w:after="20"/>
         <w:ind w:hanging="274" w:left="274"/>
         <w:jc w:val="both"/>
       </w:pPr>
@@ -5941,7 +8736,7 @@
     <w:p>
       <w:pPr>
         <w:keepLines/>
-        <w:spacing w:after="40"/>
+        <w:spacing w:after="20"/>
         <w:ind w:hanging="274" w:left="274"/>
         <w:jc w:val="both"/>
       </w:pPr>
@@ -5957,7 +8752,7 @@
     <w:p>
       <w:pPr>
         <w:keepLines/>
-        <w:spacing w:after="40"/>
+        <w:spacing w:after="20"/>
         <w:ind w:hanging="274" w:left="274"/>
         <w:jc w:val="both"/>
       </w:pPr>
@@ -5973,7 +8768,7 @@
     <w:p>
       <w:pPr>
         <w:keepLines/>
-        <w:spacing w:after="40"/>
+        <w:spacing w:after="20"/>
         <w:ind w:hanging="274" w:left="274"/>
         <w:jc w:val="both"/>
       </w:pPr>
@@ -5989,7 +8784,7 @@
     <w:p>
       <w:pPr>
         <w:keepLines/>
-        <w:spacing w:after="40"/>
+        <w:spacing w:after="20"/>
         <w:ind w:hanging="274" w:left="274"/>
         <w:jc w:val="both"/>
       </w:pPr>
@@ -6005,7 +8800,7 @@
     <w:p>
       <w:pPr>
         <w:keepLines/>
-        <w:spacing w:after="40"/>
+        <w:spacing w:after="20"/>
         <w:ind w:hanging="274" w:left="274"/>
         <w:jc w:val="both"/>
       </w:pPr>
@@ -6015,13 +8810,13 @@
           <w:color w:val="000000"/>
           <w:sz w:val="16"/>
         </w:rPr>
-        <w:t>[31]  TextBlob contributors, “TextBlob 0.19.0 documentation,” accessed Oct. 15, 2026. [Online]. Available: https://textblob.readthedocs.io/en/stable/</w:t>
+        <w:t>[31]  W. Wang, F. Wei, L. Dong, H. Bao, N. Yang, and M. Zhou, “MiniLM: Deep self-attention distillation for task-agnostic compression of pre-trained transformers,” arXiv preprint arXiv:2002.10957, 2020. [Online]. Available: https://arxiv.org/abs/2002.10957</w:t>
       </w:r>
     </w:p>
     <w:p>
       <w:pPr>
         <w:keepLines/>
-        <w:spacing w:after="40"/>
+        <w:spacing w:after="20"/>
         <w:ind w:hanging="274" w:left="274"/>
         <w:jc w:val="both"/>
       </w:pPr>
@@ -6031,13 +8826,13 @@
           <w:color w:val="000000"/>
           <w:sz w:val="16"/>
         </w:rPr>
-        <w:t>[32]  J. Liu, “515K hotel reviews data in Europe,” Kaggle dataset, accessed Oct. 15, 2026. [Online]. Available: https://www.kaggle.com/datasets/jiashenliu/515k-hotel-reviews-data-in-europe</w:t>
+        <w:t>[32]  S. M. Jiménez Zafra, G. Berardi, A. Esuli, D. Marcheggiani, M. T. Martín-Valdivia, and A. Moreo Fernández, “A multi-lingual annotated dataset for aspect-oriented opinion mining,” in Proc. EMNLP, 2015, pp. 2533–2538, doi: 10.18653/v1/D15-1302.</w:t>
       </w:r>
     </w:p>
     <w:p>
       <w:pPr>
         <w:keepLines/>
-        <w:spacing w:after="40"/>
+        <w:spacing w:after="20"/>
         <w:ind w:hanging="274" w:left="274"/>
         <w:jc w:val="both"/>
       </w:pPr>
@@ -6047,7 +8842,39 @@
           <w:color w:val="000000"/>
           <w:sz w:val="16"/>
         </w:rPr>
-        <w:t>[33]  Crawlfeeds, “Booking Italy hotel reviews,” user-supplied CSV export, received Oct. 18, 2026. Source file and SHA-256 retained in the project provenance archive.</w:t>
+        <w:t>[33]  TextBlob contributors, “TextBlob 0.19.0 documentation,” accessed Oct. 15, 2026. [Online]. Available: https://textblob.readthedocs.io/en/stable/</w:t>
+      </w:r>
+    </w:p>
+    <w:p>
+      <w:pPr>
+        <w:keepLines/>
+        <w:spacing w:after="20"/>
+        <w:ind w:hanging="274" w:left="274"/>
+        <w:jc w:val="both"/>
+      </w:pPr>
+      <w:r>
+        <w:rPr>
+          <w:rFonts w:ascii="Times New Roman" w:hAnsi="Times New Roman" w:eastAsia="Times New Roman"/>
+          <w:color w:val="000000"/>
+          <w:sz w:val="16"/>
+        </w:rPr>
+        <w:t>[34]  J. Liu, “515K hotel reviews data in Europe,” Kaggle dataset, accessed Oct. 15, 2026. [Online]. Available: https://www.kaggle.com/datasets/jiashenliu/515k-hotel-reviews-data-in-europe</w:t>
+      </w:r>
+    </w:p>
+    <w:p>
+      <w:pPr>
+        <w:keepLines/>
+        <w:spacing w:after="20"/>
+        <w:ind w:hanging="274" w:left="274"/>
+        <w:jc w:val="both"/>
+      </w:pPr>
+      <w:r>
+        <w:rPr>
+          <w:rFonts w:ascii="Times New Roman" w:hAnsi="Times New Roman" w:eastAsia="Times New Roman"/>
+          <w:color w:val="000000"/>
+          <w:sz w:val="16"/>
+        </w:rPr>
+        <w:t>[35]  Crawlfeeds, “Booking Hotel Reviews Dataset: Booking Italy hotel reviews,” Hugging Face dataset, CC BY-NC 4.0, accessed Oct. 21, 2026. [Online]. Available: https://huggingface.co/datasets/crawlfeeds/Booking-Hotel-Reviews-Dataset</w:t>
       </w:r>
     </w:p>
     <w:p>
